--- a/Rohini_AcceptanceCriteria_Doc.docx
+++ b/Rohini_AcceptanceCriteria_Doc.docx
@@ -933,6 +933,9 @@
     </w:p>
     <w:p>
       <w:pPr>
+        <w:tabs>
+          <w:tab w:val="left" w:pos="1155"/>
+        </w:tabs>
         <w:spacing w:after="0" w:line="240" w:lineRule="auto"/>
         <w:rPr>
           <w:rFonts w:ascii="Verdana" w:eastAsia="Times New Roman" w:hAnsi="Verdana" w:cs="Times New Roman"/>
@@ -941,6 +944,15 @@
           <w:lang w:eastAsia="en-IN"/>
         </w:rPr>
       </w:pPr>
+      <w:r>
+        <w:rPr>
+          <w:rFonts w:ascii="Verdana" w:eastAsia="Times New Roman" w:hAnsi="Verdana" w:cs="Times New Roman"/>
+          <w:sz w:val="24"/>
+          <w:szCs w:val="24"/>
+          <w:lang w:eastAsia="en-IN"/>
+        </w:rPr>
+        <w:tab/>
+      </w:r>
     </w:p>
     <w:p>
       <w:pPr>
@@ -1347,14 +1359,26 @@
     </w:p>
     <w:p>
       <w:pPr>
-        <w:spacing w:before="100" w:beforeAutospacing="1" w:after="100" w:afterAutospacing="1" w:line="240" w:lineRule="auto"/>
-        <w:rPr>
-          <w:rFonts w:ascii="Verdana" w:eastAsia="Times New Roman" w:hAnsi="Verdana" w:cs="Times New Roman"/>
-          <w:sz w:val="24"/>
-          <w:szCs w:val="24"/>
-          <w:lang w:eastAsia="en-IN"/>
-        </w:rPr>
-      </w:pPr>
+        <w:tabs>
+          <w:tab w:val="left" w:pos="4755"/>
+        </w:tabs>
+        <w:spacing w:before="100" w:beforeAutospacing="1" w:after="100" w:afterAutospacing="1" w:line="240" w:lineRule="auto"/>
+        <w:rPr>
+          <w:rFonts w:ascii="Verdana" w:eastAsia="Times New Roman" w:hAnsi="Verdana" w:cs="Times New Roman"/>
+          <w:sz w:val="24"/>
+          <w:szCs w:val="24"/>
+          <w:lang w:eastAsia="en-IN"/>
+        </w:rPr>
+      </w:pPr>
+      <w:r>
+        <w:rPr>
+          <w:rFonts w:ascii="Verdana" w:eastAsia="Times New Roman" w:hAnsi="Verdana" w:cs="Times New Roman"/>
+          <w:sz w:val="24"/>
+          <w:szCs w:val="24"/>
+          <w:lang w:eastAsia="en-IN"/>
+        </w:rPr>
+        <w:tab/>
+      </w:r>
     </w:p>
     <w:p>
       <w:pPr>
@@ -2164,6 +2188,7 @@
         </w:rPr>
         <w:tab/>
       </w:r>
+      <w:bookmarkStart w:id="0" w:name="_GoBack"/>
       <w:r>
         <w:rPr>
           <w:rFonts w:ascii="Verdana" w:eastAsia="Times New Roman" w:hAnsi="Verdana" w:cs="Times New Roman"/>
@@ -2348,9 +2373,8 @@
           <w:lang w:eastAsia="en-IN"/>
         </w:rPr>
       </w:pPr>
-      <w:bookmarkStart w:id="0" w:name="_GoBack"/>
-      <w:bookmarkEnd w:id="0"/>
-    </w:p>
+    </w:p>
+    <w:bookmarkEnd w:id="0"/>
     <w:p>
       <w:pPr>
         <w:rPr>

--- a/Rohini_AcceptanceCriteria_Doc.docx
+++ b/Rohini_AcceptanceCriteria_Doc.docx
@@ -11,8 +11,8 @@
           <w:b/>
           <w:bCs/>
           <w:kern w:val="36"/>
-          <w:sz w:val="24"/>
-          <w:szCs w:val="24"/>
+          <w:sz w:val="26"/>
+          <w:szCs w:val="26"/>
           <w:lang w:eastAsia="en-IN"/>
         </w:rPr>
       </w:pPr>
@@ -22,10 +22,1737 @@
           <w:b/>
           <w:bCs/>
           <w:kern w:val="36"/>
-          <w:sz w:val="24"/>
-          <w:szCs w:val="24"/>
-          <w:lang w:eastAsia="en-IN"/>
-        </w:rPr>
+          <w:sz w:val="26"/>
+          <w:szCs w:val="26"/>
+          <w:lang w:eastAsia="en-IN"/>
+        </w:rPr>
+        <w:t xml:space="preserve">Epic - Ticket </w:t>
+      </w:r>
+      <w:proofErr w:type="gramStart"/>
+      <w:r>
+        <w:rPr>
+          <w:rFonts w:ascii="Verdana" w:eastAsia="Times New Roman" w:hAnsi="Verdana" w:cs="Times New Roman"/>
+          <w:b/>
+          <w:bCs/>
+          <w:kern w:val="36"/>
+          <w:sz w:val="26"/>
+          <w:szCs w:val="26"/>
+          <w:lang w:eastAsia="en-IN"/>
+        </w:rPr>
+        <w:t>Booking(</w:t>
+      </w:r>
+      <w:proofErr w:type="gramEnd"/>
+      <w:r>
+        <w:rPr>
+          <w:rFonts w:ascii="Verdana" w:eastAsia="Times New Roman" w:hAnsi="Verdana" w:cs="Times New Roman"/>
+          <w:b/>
+          <w:bCs/>
+          <w:kern w:val="36"/>
+          <w:sz w:val="26"/>
+          <w:szCs w:val="26"/>
+          <w:lang w:eastAsia="en-IN"/>
+        </w:rPr>
+        <w:t>EP06)</w:t>
+      </w:r>
+    </w:p>
+    <w:p>
+      <w:pPr>
+        <w:spacing w:before="100" w:beforeAutospacing="1" w:after="100" w:afterAutospacing="1" w:line="240" w:lineRule="auto"/>
+        <w:outlineLvl w:val="1"/>
+        <w:rPr>
+          <w:rFonts w:ascii="Verdana" w:eastAsia="Times New Roman" w:hAnsi="Verdana" w:cs="Times New Roman"/>
+          <w:b/>
+          <w:bCs/>
+          <w:sz w:val="26"/>
+          <w:szCs w:val="26"/>
+          <w:u w:val="single"/>
+          <w:lang w:eastAsia="en-IN"/>
+        </w:rPr>
+      </w:pPr>
+      <w:r>
+        <w:rPr>
+          <w:rFonts w:ascii="Verdana" w:eastAsia="Times New Roman" w:hAnsi="Verdana" w:cs="Times New Roman"/>
+          <w:b/>
+          <w:bCs/>
+          <w:sz w:val="26"/>
+          <w:szCs w:val="26"/>
+          <w:u w:val="single"/>
+          <w:lang w:eastAsia="en-IN"/>
+        </w:rPr>
+        <w:t>TBUS001 – Enter Number of Tickets</w:t>
+      </w:r>
+    </w:p>
+    <w:p>
+      <w:pPr>
+        <w:spacing w:before="100" w:beforeAutospacing="1" w:after="100" w:afterAutospacing="1" w:line="240" w:lineRule="auto"/>
+        <w:outlineLvl w:val="1"/>
+        <w:rPr>
+          <w:rFonts w:ascii="Verdana" w:eastAsia="Times New Roman" w:hAnsi="Verdana" w:cs="Times New Roman"/>
+          <w:b/>
+          <w:bCs/>
+          <w:sz w:val="26"/>
+          <w:szCs w:val="26"/>
+          <w:lang w:eastAsia="en-IN"/>
+        </w:rPr>
+      </w:pPr>
+      <w:r>
+        <w:rPr>
+          <w:rFonts w:ascii="Verdana" w:eastAsia="Times New Roman" w:hAnsi="Verdana" w:cs="Times New Roman"/>
+          <w:sz w:val="26"/>
+          <w:szCs w:val="26"/>
+          <w:lang w:eastAsia="en-IN"/>
+        </w:rPr>
+        <w:t xml:space="preserve"> </w:t>
+      </w:r>
+      <w:r>
+        <w:rPr>
+          <w:rFonts w:ascii="Verdana" w:eastAsia="Times New Roman" w:hAnsi="Verdana" w:cs="Times New Roman"/>
+          <w:sz w:val="26"/>
+          <w:szCs w:val="26"/>
+          <w:lang w:eastAsia="en-IN"/>
+        </w:rPr>
+        <w:tab/>
+        <w:t>As a customer, I want to enter the number of tickets so that I can book seats for the required number of people.</w:t>
+      </w:r>
+    </w:p>
+    <w:p>
+      <w:pPr>
+        <w:spacing w:before="100" w:beforeAutospacing="1" w:after="100" w:afterAutospacing="1" w:line="240" w:lineRule="auto"/>
+        <w:rPr>
+          <w:rFonts w:ascii="Verdana" w:eastAsia="Times New Roman" w:hAnsi="Verdana" w:cs="Times New Roman"/>
+          <w:sz w:val="26"/>
+          <w:szCs w:val="26"/>
+          <w:u w:val="single"/>
+          <w:lang w:eastAsia="en-IN"/>
+        </w:rPr>
+      </w:pPr>
+      <w:r>
+        <w:rPr>
+          <w:rFonts w:ascii="Verdana" w:eastAsia="Times New Roman" w:hAnsi="Verdana" w:cs="Times New Roman"/>
+          <w:bCs/>
+          <w:sz w:val="26"/>
+          <w:szCs w:val="26"/>
+          <w:u w:val="single"/>
+          <w:lang w:eastAsia="en-IN"/>
+        </w:rPr>
+        <w:t>Acceptance Criteria</w:t>
+      </w:r>
+    </w:p>
+    <w:p>
+      <w:pPr>
+        <w:pStyle w:val="ListParagraph"/>
+        <w:numPr>
+          <w:ilvl w:val="0"/>
+          <w:numId w:val="11"/>
+        </w:numPr>
+        <w:spacing w:before="100" w:beforeAutospacing="1" w:after="100" w:afterAutospacing="1" w:line="240" w:lineRule="auto"/>
+        <w:rPr>
+          <w:rFonts w:ascii="Verdana" w:eastAsia="Times New Roman" w:hAnsi="Verdana" w:cs="Times New Roman"/>
+          <w:sz w:val="26"/>
+          <w:szCs w:val="26"/>
+          <w:lang w:eastAsia="en-IN"/>
+        </w:rPr>
+      </w:pPr>
+      <w:r>
+        <w:rPr>
+          <w:rFonts w:ascii="Verdana" w:eastAsia="Times New Roman" w:hAnsi="Verdana" w:cs="Times New Roman"/>
+          <w:sz w:val="26"/>
+          <w:szCs w:val="26"/>
+          <w:lang w:eastAsia="en-IN"/>
+        </w:rPr>
+        <w:t>The system should allow the user to enter the number of tickets during booking.</w:t>
+      </w:r>
+    </w:p>
+    <w:p>
+      <w:pPr>
+        <w:pStyle w:val="ListParagraph"/>
+        <w:numPr>
+          <w:ilvl w:val="0"/>
+          <w:numId w:val="11"/>
+        </w:numPr>
+        <w:spacing w:before="100" w:beforeAutospacing="1" w:after="100" w:afterAutospacing="1" w:line="240" w:lineRule="auto"/>
+        <w:rPr>
+          <w:rFonts w:ascii="Verdana" w:eastAsia="Times New Roman" w:hAnsi="Verdana" w:cs="Times New Roman"/>
+          <w:sz w:val="26"/>
+          <w:szCs w:val="26"/>
+          <w:lang w:eastAsia="en-IN"/>
+        </w:rPr>
+      </w:pPr>
+      <w:r>
+        <w:rPr>
+          <w:rFonts w:ascii="Verdana" w:eastAsia="Times New Roman" w:hAnsi="Verdana" w:cs="Times New Roman"/>
+          <w:sz w:val="26"/>
+          <w:szCs w:val="26"/>
+          <w:lang w:eastAsia="en-IN"/>
+        </w:rPr>
+        <w:t>The system should display an input field for ticket quantity.</w:t>
+      </w:r>
+    </w:p>
+    <w:p>
+      <w:pPr>
+        <w:pStyle w:val="ListParagraph"/>
+        <w:numPr>
+          <w:ilvl w:val="0"/>
+          <w:numId w:val="11"/>
+        </w:numPr>
+        <w:spacing w:before="100" w:beforeAutospacing="1" w:after="100" w:afterAutospacing="1" w:line="240" w:lineRule="auto"/>
+        <w:rPr>
+          <w:rFonts w:ascii="Verdana" w:eastAsia="Times New Roman" w:hAnsi="Verdana" w:cs="Times New Roman"/>
+          <w:sz w:val="26"/>
+          <w:szCs w:val="26"/>
+          <w:lang w:eastAsia="en-IN"/>
+        </w:rPr>
+      </w:pPr>
+      <w:r>
+        <w:rPr>
+          <w:rFonts w:ascii="Verdana" w:eastAsia="Times New Roman" w:hAnsi="Verdana" w:cs="Times New Roman"/>
+          <w:sz w:val="26"/>
+          <w:szCs w:val="26"/>
+          <w:lang w:eastAsia="en-IN"/>
+        </w:rPr>
+        <w:t>The system should temporarily store the entered ticket quantity.</w:t>
+      </w:r>
+    </w:p>
+    <w:p>
+      <w:pPr>
+        <w:pStyle w:val="ListParagraph"/>
+        <w:numPr>
+          <w:ilvl w:val="0"/>
+          <w:numId w:val="11"/>
+        </w:numPr>
+        <w:spacing w:before="100" w:beforeAutospacing="1" w:after="100" w:afterAutospacing="1" w:line="240" w:lineRule="auto"/>
+        <w:rPr>
+          <w:rFonts w:ascii="Verdana" w:eastAsia="Times New Roman" w:hAnsi="Verdana" w:cs="Times New Roman"/>
+          <w:sz w:val="26"/>
+          <w:szCs w:val="26"/>
+          <w:lang w:eastAsia="en-IN"/>
+        </w:rPr>
+      </w:pPr>
+      <w:r>
+        <w:rPr>
+          <w:rFonts w:ascii="Verdana" w:eastAsia="Times New Roman" w:hAnsi="Verdana" w:cs="Times New Roman"/>
+          <w:sz w:val="26"/>
+          <w:szCs w:val="26"/>
+          <w:lang w:eastAsia="en-IN"/>
+        </w:rPr>
+        <w:t>The system should display the entered ticket count in the booking process.</w:t>
+      </w:r>
+    </w:p>
+    <w:p>
+      <w:pPr>
+        <w:pStyle w:val="ListParagraph"/>
+        <w:numPr>
+          <w:ilvl w:val="0"/>
+          <w:numId w:val="11"/>
+        </w:numPr>
+        <w:spacing w:before="100" w:beforeAutospacing="1" w:after="100" w:afterAutospacing="1" w:line="240" w:lineRule="auto"/>
+        <w:rPr>
+          <w:rFonts w:ascii="Verdana" w:eastAsia="Times New Roman" w:hAnsi="Verdana" w:cs="Times New Roman"/>
+          <w:sz w:val="26"/>
+          <w:szCs w:val="26"/>
+          <w:lang w:eastAsia="en-IN"/>
+        </w:rPr>
+      </w:pPr>
+      <w:r>
+        <w:rPr>
+          <w:rFonts w:ascii="Verdana" w:eastAsia="Times New Roman" w:hAnsi="Verdana" w:cs="Times New Roman"/>
+          <w:sz w:val="26"/>
+          <w:szCs w:val="26"/>
+          <w:lang w:eastAsia="en-IN"/>
+        </w:rPr>
+        <w:t>The system should allow the user to proceed to seat selection after entering the ticket</w:t>
+      </w:r>
+    </w:p>
+    <w:p>
+      <w:pPr>
+        <w:spacing w:after="0" w:line="240" w:lineRule="auto"/>
+        <w:rPr>
+          <w:rFonts w:ascii="Verdana" w:eastAsia="Times New Roman" w:hAnsi="Verdana" w:cs="Times New Roman"/>
+          <w:sz w:val="26"/>
+          <w:szCs w:val="26"/>
+          <w:lang w:eastAsia="en-IN"/>
+        </w:rPr>
+      </w:pPr>
+    </w:p>
+    <w:p>
+      <w:pPr>
+        <w:spacing w:before="100" w:beforeAutospacing="1" w:after="100" w:afterAutospacing="1" w:line="240" w:lineRule="auto"/>
+        <w:outlineLvl w:val="0"/>
+        <w:rPr>
+          <w:rFonts w:ascii="Verdana" w:eastAsia="Times New Roman" w:hAnsi="Verdana" w:cs="Times New Roman"/>
+          <w:b/>
+          <w:bCs/>
+          <w:kern w:val="36"/>
+          <w:sz w:val="26"/>
+          <w:szCs w:val="26"/>
+          <w:u w:val="single"/>
+          <w:lang w:eastAsia="en-IN"/>
+        </w:rPr>
+      </w:pPr>
+      <w:r>
+        <w:rPr>
+          <w:rFonts w:ascii="Verdana" w:eastAsia="Times New Roman" w:hAnsi="Verdana" w:cs="Times New Roman"/>
+          <w:b/>
+          <w:bCs/>
+          <w:kern w:val="36"/>
+          <w:sz w:val="26"/>
+          <w:szCs w:val="26"/>
+          <w:u w:val="single"/>
+          <w:lang w:eastAsia="en-IN"/>
+        </w:rPr>
+        <w:t>TBUS002 – Validate Ticket Quantity</w:t>
+      </w:r>
+    </w:p>
+    <w:p>
+      <w:pPr>
+        <w:spacing w:before="100" w:beforeAutospacing="1" w:after="100" w:afterAutospacing="1" w:line="240" w:lineRule="auto"/>
+        <w:outlineLvl w:val="0"/>
+        <w:rPr>
+          <w:rFonts w:ascii="Verdana" w:eastAsia="Times New Roman" w:hAnsi="Verdana" w:cs="Times New Roman"/>
+          <w:b/>
+          <w:bCs/>
+          <w:kern w:val="36"/>
+          <w:sz w:val="26"/>
+          <w:szCs w:val="26"/>
+          <w:u w:val="single"/>
+          <w:lang w:eastAsia="en-IN"/>
+        </w:rPr>
+      </w:pPr>
+      <w:r>
+        <w:rPr>
+          <w:rFonts w:ascii="Verdana" w:eastAsia="Times New Roman" w:hAnsi="Verdana" w:cs="Times New Roman"/>
+          <w:sz w:val="26"/>
+          <w:szCs w:val="26"/>
+          <w:lang w:eastAsia="en-IN"/>
+        </w:rPr>
+        <w:t xml:space="preserve"> </w:t>
+      </w:r>
+      <w:r>
+        <w:rPr>
+          <w:rFonts w:ascii="Verdana" w:eastAsia="Times New Roman" w:hAnsi="Verdana" w:cs="Times New Roman"/>
+          <w:sz w:val="26"/>
+          <w:szCs w:val="26"/>
+          <w:lang w:eastAsia="en-IN"/>
+        </w:rPr>
+        <w:tab/>
+        <w:t>As a system, I want to validate the ticket quantity entered so that invalid ticket bookings are prevented.</w:t>
+      </w:r>
+    </w:p>
+    <w:p>
+      <w:pPr>
+        <w:spacing w:before="100" w:beforeAutospacing="1" w:after="100" w:afterAutospacing="1" w:line="240" w:lineRule="auto"/>
+        <w:rPr>
+          <w:rFonts w:ascii="Verdana" w:eastAsia="Times New Roman" w:hAnsi="Verdana" w:cs="Times New Roman"/>
+          <w:sz w:val="26"/>
+          <w:szCs w:val="26"/>
+          <w:u w:val="single"/>
+          <w:lang w:eastAsia="en-IN"/>
+        </w:rPr>
+      </w:pPr>
+      <w:r>
+        <w:rPr>
+          <w:rFonts w:ascii="Verdana" w:eastAsia="Times New Roman" w:hAnsi="Verdana" w:cs="Times New Roman"/>
+          <w:bCs/>
+          <w:sz w:val="26"/>
+          <w:szCs w:val="26"/>
+          <w:u w:val="single"/>
+          <w:lang w:eastAsia="en-IN"/>
+        </w:rPr>
+        <w:t>Acceptance Criteria</w:t>
+      </w:r>
+    </w:p>
+    <w:p>
+      <w:pPr>
+        <w:pStyle w:val="ListParagraph"/>
+        <w:numPr>
+          <w:ilvl w:val="0"/>
+          <w:numId w:val="13"/>
+        </w:numPr>
+        <w:spacing w:before="100" w:beforeAutospacing="1" w:after="100" w:afterAutospacing="1" w:line="240" w:lineRule="auto"/>
+        <w:rPr>
+          <w:rFonts w:ascii="Verdana" w:eastAsia="Times New Roman" w:hAnsi="Verdana" w:cs="Times New Roman"/>
+          <w:sz w:val="26"/>
+          <w:szCs w:val="26"/>
+          <w:lang w:eastAsia="en-IN"/>
+        </w:rPr>
+      </w:pPr>
+      <w:r>
+        <w:rPr>
+          <w:rFonts w:ascii="Verdana" w:eastAsia="Times New Roman" w:hAnsi="Verdana" w:cs="Times New Roman"/>
+          <w:sz w:val="26"/>
+          <w:szCs w:val="26"/>
+          <w:lang w:eastAsia="en-IN"/>
+        </w:rPr>
+        <w:t>The system should verify that the ticket quantity entered is greater than zero.</w:t>
+      </w:r>
+    </w:p>
+    <w:p>
+      <w:pPr>
+        <w:pStyle w:val="ListParagraph"/>
+        <w:numPr>
+          <w:ilvl w:val="0"/>
+          <w:numId w:val="13"/>
+        </w:numPr>
+        <w:spacing w:before="100" w:beforeAutospacing="1" w:after="100" w:afterAutospacing="1" w:line="240" w:lineRule="auto"/>
+        <w:rPr>
+          <w:rFonts w:ascii="Verdana" w:eastAsia="Times New Roman" w:hAnsi="Verdana" w:cs="Times New Roman"/>
+          <w:sz w:val="26"/>
+          <w:szCs w:val="26"/>
+          <w:lang w:eastAsia="en-IN"/>
+        </w:rPr>
+      </w:pPr>
+      <w:r>
+        <w:rPr>
+          <w:rFonts w:ascii="Verdana" w:eastAsia="Times New Roman" w:hAnsi="Verdana" w:cs="Times New Roman"/>
+          <w:sz w:val="26"/>
+          <w:szCs w:val="26"/>
+          <w:lang w:eastAsia="en-IN"/>
+        </w:rPr>
+        <w:t>The system should restrict ticket quantity beyond the allowed booking limit.</w:t>
+      </w:r>
+    </w:p>
+    <w:p>
+      <w:pPr>
+        <w:pStyle w:val="ListParagraph"/>
+        <w:numPr>
+          <w:ilvl w:val="0"/>
+          <w:numId w:val="13"/>
+        </w:numPr>
+        <w:spacing w:before="100" w:beforeAutospacing="1" w:after="100" w:afterAutospacing="1" w:line="240" w:lineRule="auto"/>
+        <w:rPr>
+          <w:rFonts w:ascii="Verdana" w:eastAsia="Times New Roman" w:hAnsi="Verdana" w:cs="Times New Roman"/>
+          <w:sz w:val="26"/>
+          <w:szCs w:val="26"/>
+          <w:lang w:eastAsia="en-IN"/>
+        </w:rPr>
+      </w:pPr>
+      <w:r>
+        <w:rPr>
+          <w:rFonts w:ascii="Verdana" w:eastAsia="Times New Roman" w:hAnsi="Verdana" w:cs="Times New Roman"/>
+          <w:sz w:val="26"/>
+          <w:szCs w:val="26"/>
+          <w:lang w:eastAsia="en-IN"/>
+        </w:rPr>
+        <w:t>The system should ensure the ticket quantity is a numeric value.</w:t>
+      </w:r>
+    </w:p>
+    <w:p>
+      <w:pPr>
+        <w:pStyle w:val="ListParagraph"/>
+        <w:numPr>
+          <w:ilvl w:val="0"/>
+          <w:numId w:val="13"/>
+        </w:numPr>
+        <w:spacing w:before="100" w:beforeAutospacing="1" w:after="100" w:afterAutospacing="1" w:line="240" w:lineRule="auto"/>
+        <w:rPr>
+          <w:rFonts w:ascii="Verdana" w:eastAsia="Times New Roman" w:hAnsi="Verdana" w:cs="Times New Roman"/>
+          <w:sz w:val="26"/>
+          <w:szCs w:val="26"/>
+          <w:lang w:eastAsia="en-IN"/>
+        </w:rPr>
+      </w:pPr>
+      <w:r>
+        <w:rPr>
+          <w:rFonts w:ascii="Verdana" w:eastAsia="Times New Roman" w:hAnsi="Verdana" w:cs="Times New Roman"/>
+          <w:sz w:val="26"/>
+          <w:szCs w:val="26"/>
+          <w:lang w:eastAsia="en-IN"/>
+        </w:rPr>
+        <w:t>The system should display an error message if the ticket quantity is invalid.</w:t>
+      </w:r>
+    </w:p>
+    <w:p>
+      <w:pPr>
+        <w:pStyle w:val="ListParagraph"/>
+        <w:numPr>
+          <w:ilvl w:val="0"/>
+          <w:numId w:val="13"/>
+        </w:numPr>
+        <w:spacing w:before="100" w:beforeAutospacing="1" w:after="100" w:afterAutospacing="1" w:line="240" w:lineRule="auto"/>
+        <w:rPr>
+          <w:rFonts w:ascii="Verdana" w:eastAsia="Times New Roman" w:hAnsi="Verdana" w:cs="Times New Roman"/>
+          <w:sz w:val="26"/>
+          <w:szCs w:val="26"/>
+          <w:lang w:eastAsia="en-IN"/>
+        </w:rPr>
+      </w:pPr>
+      <w:r>
+        <w:rPr>
+          <w:rFonts w:ascii="Verdana" w:eastAsia="Times New Roman" w:hAnsi="Verdana" w:cs="Times New Roman"/>
+          <w:sz w:val="26"/>
+          <w:szCs w:val="26"/>
+          <w:lang w:eastAsia="en-IN"/>
+        </w:rPr>
+        <w:t>The system should allow the user to continue booking only after valid ticket quantity is entered.</w:t>
+      </w:r>
+    </w:p>
+    <w:p>
+      <w:pPr>
+        <w:spacing w:before="100" w:beforeAutospacing="1" w:after="100" w:afterAutospacing="1" w:line="240" w:lineRule="auto"/>
+        <w:outlineLvl w:val="0"/>
+        <w:rPr>
+          <w:rFonts w:ascii="Verdana" w:eastAsia="Times New Roman" w:hAnsi="Verdana" w:cs="Times New Roman"/>
+          <w:b/>
+          <w:bCs/>
+          <w:kern w:val="36"/>
+          <w:sz w:val="26"/>
+          <w:szCs w:val="26"/>
+          <w:u w:val="single"/>
+          <w:lang w:eastAsia="en-IN"/>
+        </w:rPr>
+      </w:pPr>
+      <w:r>
+        <w:rPr>
+          <w:rFonts w:ascii="Verdana" w:eastAsia="Times New Roman" w:hAnsi="Verdana" w:cs="Times New Roman"/>
+          <w:b/>
+          <w:bCs/>
+          <w:kern w:val="36"/>
+          <w:sz w:val="26"/>
+          <w:szCs w:val="26"/>
+          <w:u w:val="single"/>
+          <w:lang w:eastAsia="en-IN"/>
+        </w:rPr>
+        <w:t>TBUS003 – Validate Seat Selection</w:t>
+      </w:r>
+    </w:p>
+    <w:p>
+      <w:pPr>
+        <w:spacing w:before="100" w:beforeAutospacing="1" w:after="100" w:afterAutospacing="1" w:line="240" w:lineRule="auto"/>
+        <w:outlineLvl w:val="0"/>
+        <w:rPr>
+          <w:rFonts w:ascii="Verdana" w:eastAsia="Times New Roman" w:hAnsi="Verdana" w:cs="Times New Roman"/>
+          <w:b/>
+          <w:bCs/>
+          <w:kern w:val="36"/>
+          <w:sz w:val="26"/>
+          <w:szCs w:val="26"/>
+          <w:u w:val="single"/>
+          <w:lang w:eastAsia="en-IN"/>
+        </w:rPr>
+      </w:pPr>
+      <w:r>
+        <w:rPr>
+          <w:rFonts w:ascii="Verdana" w:eastAsia="Times New Roman" w:hAnsi="Verdana" w:cs="Times New Roman"/>
+          <w:sz w:val="26"/>
+          <w:szCs w:val="26"/>
+          <w:lang w:eastAsia="en-IN"/>
+        </w:rPr>
+        <w:t xml:space="preserve"> </w:t>
+      </w:r>
+      <w:r>
+        <w:rPr>
+          <w:rFonts w:ascii="Verdana" w:eastAsia="Times New Roman" w:hAnsi="Verdana" w:cs="Times New Roman"/>
+          <w:sz w:val="26"/>
+          <w:szCs w:val="26"/>
+          <w:lang w:eastAsia="en-IN"/>
+        </w:rPr>
+        <w:tab/>
+        <w:t>As a system, I want to validate the selected seats so that the number of seats matches the ticket quantity.</w:t>
+      </w:r>
+    </w:p>
+    <w:p>
+      <w:pPr>
+        <w:spacing w:before="100" w:beforeAutospacing="1" w:after="100" w:afterAutospacing="1" w:line="240" w:lineRule="auto"/>
+        <w:rPr>
+          <w:rFonts w:ascii="Verdana" w:eastAsia="Times New Roman" w:hAnsi="Verdana" w:cs="Times New Roman"/>
+          <w:sz w:val="26"/>
+          <w:szCs w:val="26"/>
+          <w:u w:val="single"/>
+          <w:lang w:eastAsia="en-IN"/>
+        </w:rPr>
+      </w:pPr>
+      <w:r>
+        <w:rPr>
+          <w:rFonts w:ascii="Verdana" w:eastAsia="Times New Roman" w:hAnsi="Verdana" w:cs="Times New Roman"/>
+          <w:bCs/>
+          <w:sz w:val="26"/>
+          <w:szCs w:val="26"/>
+          <w:u w:val="single"/>
+          <w:lang w:eastAsia="en-IN"/>
+        </w:rPr>
+        <w:t>Acceptance Criteria</w:t>
+      </w:r>
+    </w:p>
+    <w:p>
+      <w:pPr>
+        <w:pStyle w:val="ListParagraph"/>
+        <w:numPr>
+          <w:ilvl w:val="0"/>
+          <w:numId w:val="15"/>
+        </w:numPr>
+        <w:spacing w:before="100" w:beforeAutospacing="1" w:after="100" w:afterAutospacing="1" w:line="240" w:lineRule="auto"/>
+        <w:rPr>
+          <w:rFonts w:ascii="Verdana" w:eastAsia="Times New Roman" w:hAnsi="Verdana" w:cs="Times New Roman"/>
+          <w:sz w:val="26"/>
+          <w:szCs w:val="26"/>
+          <w:lang w:eastAsia="en-IN"/>
+        </w:rPr>
+      </w:pPr>
+      <w:r>
+        <w:rPr>
+          <w:rFonts w:ascii="Verdana" w:eastAsia="Times New Roman" w:hAnsi="Verdana" w:cs="Times New Roman"/>
+          <w:sz w:val="26"/>
+          <w:szCs w:val="26"/>
+          <w:lang w:eastAsia="en-IN"/>
+        </w:rPr>
+        <w:t>The system should verify that the number of selected seats matches the ticket quantity.</w:t>
+      </w:r>
+    </w:p>
+    <w:p>
+      <w:pPr>
+        <w:pStyle w:val="ListParagraph"/>
+        <w:numPr>
+          <w:ilvl w:val="0"/>
+          <w:numId w:val="15"/>
+        </w:numPr>
+        <w:spacing w:before="100" w:beforeAutospacing="1" w:after="100" w:afterAutospacing="1" w:line="240" w:lineRule="auto"/>
+        <w:rPr>
+          <w:rFonts w:ascii="Verdana" w:eastAsia="Times New Roman" w:hAnsi="Verdana" w:cs="Times New Roman"/>
+          <w:sz w:val="26"/>
+          <w:szCs w:val="26"/>
+          <w:lang w:eastAsia="en-IN"/>
+        </w:rPr>
+      </w:pPr>
+      <w:r>
+        <w:rPr>
+          <w:rFonts w:ascii="Verdana" w:eastAsia="Times New Roman" w:hAnsi="Verdana" w:cs="Times New Roman"/>
+          <w:sz w:val="26"/>
+          <w:szCs w:val="26"/>
+          <w:lang w:eastAsia="en-IN"/>
+        </w:rPr>
+        <w:t>The system should ensure that only available seats are selected.</w:t>
+      </w:r>
+    </w:p>
+    <w:p>
+      <w:pPr>
+        <w:pStyle w:val="ListParagraph"/>
+        <w:numPr>
+          <w:ilvl w:val="0"/>
+          <w:numId w:val="15"/>
+        </w:numPr>
+        <w:spacing w:before="100" w:beforeAutospacing="1" w:after="100" w:afterAutospacing="1" w:line="240" w:lineRule="auto"/>
+        <w:rPr>
+          <w:rFonts w:ascii="Verdana" w:eastAsia="Times New Roman" w:hAnsi="Verdana" w:cs="Times New Roman"/>
+          <w:sz w:val="26"/>
+          <w:szCs w:val="26"/>
+          <w:lang w:eastAsia="en-IN"/>
+        </w:rPr>
+      </w:pPr>
+      <w:r>
+        <w:rPr>
+          <w:rFonts w:ascii="Verdana" w:eastAsia="Times New Roman" w:hAnsi="Verdana" w:cs="Times New Roman"/>
+          <w:sz w:val="26"/>
+          <w:szCs w:val="26"/>
+          <w:lang w:eastAsia="en-IN"/>
+        </w:rPr>
+        <w:t>The system should prevent the user from proceeding if seat selection is incomplete.</w:t>
+      </w:r>
+    </w:p>
+    <w:p>
+      <w:pPr>
+        <w:pStyle w:val="ListParagraph"/>
+        <w:numPr>
+          <w:ilvl w:val="0"/>
+          <w:numId w:val="15"/>
+        </w:numPr>
+        <w:spacing w:before="100" w:beforeAutospacing="1" w:after="100" w:afterAutospacing="1" w:line="240" w:lineRule="auto"/>
+        <w:rPr>
+          <w:rFonts w:ascii="Verdana" w:eastAsia="Times New Roman" w:hAnsi="Verdana" w:cs="Times New Roman"/>
+          <w:sz w:val="26"/>
+          <w:szCs w:val="26"/>
+          <w:lang w:eastAsia="en-IN"/>
+        </w:rPr>
+      </w:pPr>
+      <w:r>
+        <w:rPr>
+          <w:rFonts w:ascii="Verdana" w:eastAsia="Times New Roman" w:hAnsi="Verdana" w:cs="Times New Roman"/>
+          <w:sz w:val="26"/>
+          <w:szCs w:val="26"/>
+          <w:lang w:eastAsia="en-IN"/>
+        </w:rPr>
+        <w:lastRenderedPageBreak/>
+        <w:t>The system should display an error message if seat count does not match ticket quantity.</w:t>
+      </w:r>
+    </w:p>
+    <w:p>
+      <w:pPr>
+        <w:pStyle w:val="ListParagraph"/>
+        <w:numPr>
+          <w:ilvl w:val="0"/>
+          <w:numId w:val="15"/>
+        </w:numPr>
+        <w:spacing w:before="100" w:beforeAutospacing="1" w:after="100" w:afterAutospacing="1" w:line="240" w:lineRule="auto"/>
+        <w:rPr>
+          <w:rFonts w:ascii="Verdana" w:eastAsia="Times New Roman" w:hAnsi="Verdana" w:cs="Times New Roman"/>
+          <w:sz w:val="26"/>
+          <w:szCs w:val="26"/>
+          <w:lang w:eastAsia="en-IN"/>
+        </w:rPr>
+      </w:pPr>
+      <w:r>
+        <w:rPr>
+          <w:rFonts w:ascii="Verdana" w:eastAsia="Times New Roman" w:hAnsi="Verdana" w:cs="Times New Roman"/>
+          <w:sz w:val="26"/>
+          <w:szCs w:val="26"/>
+          <w:lang w:eastAsia="en-IN"/>
+        </w:rPr>
+        <w:t>The system should allow the booking process to continue only after valid seat selection.</w:t>
+      </w:r>
+    </w:p>
+    <w:p>
+      <w:pPr>
+        <w:spacing w:before="100" w:beforeAutospacing="1" w:after="100" w:afterAutospacing="1" w:line="240" w:lineRule="auto"/>
+        <w:outlineLvl w:val="0"/>
+        <w:rPr>
+          <w:rFonts w:ascii="Verdana" w:eastAsia="Times New Roman" w:hAnsi="Verdana" w:cs="Times New Roman"/>
+          <w:b/>
+          <w:bCs/>
+          <w:kern w:val="36"/>
+          <w:sz w:val="26"/>
+          <w:szCs w:val="26"/>
+          <w:u w:val="single"/>
+          <w:lang w:eastAsia="en-IN"/>
+        </w:rPr>
+      </w:pPr>
+      <w:r>
+        <w:rPr>
+          <w:rFonts w:ascii="Verdana" w:eastAsia="Times New Roman" w:hAnsi="Verdana" w:cs="Times New Roman"/>
+          <w:b/>
+          <w:bCs/>
+          <w:kern w:val="36"/>
+          <w:sz w:val="26"/>
+          <w:szCs w:val="26"/>
+          <w:u w:val="single"/>
+          <w:lang w:eastAsia="en-IN"/>
+        </w:rPr>
+        <w:t>TBUS004 – View Booking Details</w:t>
+      </w:r>
+    </w:p>
+    <w:p>
+      <w:pPr>
+        <w:spacing w:before="100" w:beforeAutospacing="1" w:after="100" w:afterAutospacing="1" w:line="240" w:lineRule="auto"/>
+        <w:outlineLvl w:val="0"/>
+        <w:rPr>
+          <w:rFonts w:ascii="Verdana" w:eastAsia="Times New Roman" w:hAnsi="Verdana" w:cs="Times New Roman"/>
+          <w:b/>
+          <w:bCs/>
+          <w:kern w:val="36"/>
+          <w:sz w:val="26"/>
+          <w:szCs w:val="26"/>
+          <w:u w:val="single"/>
+          <w:lang w:eastAsia="en-IN"/>
+        </w:rPr>
+      </w:pPr>
+      <w:r>
+        <w:rPr>
+          <w:rFonts w:ascii="Verdana" w:eastAsia="Times New Roman" w:hAnsi="Verdana" w:cs="Times New Roman"/>
+          <w:sz w:val="26"/>
+          <w:szCs w:val="26"/>
+          <w:lang w:eastAsia="en-IN"/>
+        </w:rPr>
+        <w:t xml:space="preserve"> </w:t>
+      </w:r>
+      <w:r>
+        <w:rPr>
+          <w:rFonts w:ascii="Verdana" w:eastAsia="Times New Roman" w:hAnsi="Verdana" w:cs="Times New Roman"/>
+          <w:sz w:val="26"/>
+          <w:szCs w:val="26"/>
+          <w:lang w:eastAsia="en-IN"/>
+        </w:rPr>
+        <w:tab/>
+        <w:t>As a customer, I want to view the booking details so that I can review the ticket information before payment.</w:t>
+      </w:r>
+    </w:p>
+    <w:p>
+      <w:pPr>
+        <w:spacing w:before="100" w:beforeAutospacing="1" w:after="100" w:afterAutospacing="1" w:line="240" w:lineRule="auto"/>
+        <w:rPr>
+          <w:rFonts w:ascii="Verdana" w:eastAsia="Times New Roman" w:hAnsi="Verdana" w:cs="Times New Roman"/>
+          <w:sz w:val="26"/>
+          <w:szCs w:val="26"/>
+          <w:u w:val="single"/>
+          <w:lang w:eastAsia="en-IN"/>
+        </w:rPr>
+      </w:pPr>
+      <w:r>
+        <w:rPr>
+          <w:rFonts w:ascii="Verdana" w:eastAsia="Times New Roman" w:hAnsi="Verdana" w:cs="Times New Roman"/>
+          <w:bCs/>
+          <w:sz w:val="26"/>
+          <w:szCs w:val="26"/>
+          <w:u w:val="single"/>
+          <w:lang w:eastAsia="en-IN"/>
+        </w:rPr>
+        <w:t>Acceptance Criteria</w:t>
+      </w:r>
+    </w:p>
+    <w:p>
+      <w:pPr>
+        <w:pStyle w:val="NormalWeb"/>
+        <w:numPr>
+          <w:ilvl w:val="0"/>
+          <w:numId w:val="17"/>
+        </w:numPr>
+        <w:rPr>
+          <w:rFonts w:ascii="Verdana" w:hAnsi="Verdana"/>
+          <w:sz w:val="26"/>
+          <w:szCs w:val="26"/>
+        </w:rPr>
+      </w:pPr>
+      <w:r>
+        <w:rPr>
+          <w:rFonts w:ascii="Verdana" w:hAnsi="Verdana"/>
+          <w:sz w:val="26"/>
+          <w:szCs w:val="26"/>
+        </w:rPr>
+        <w:t xml:space="preserve">The system should display the movie name, theatre, and </w:t>
+      </w:r>
+      <w:proofErr w:type="spellStart"/>
+      <w:r>
+        <w:rPr>
+          <w:rFonts w:ascii="Verdana" w:hAnsi="Verdana"/>
+          <w:sz w:val="26"/>
+          <w:szCs w:val="26"/>
+        </w:rPr>
+        <w:t>showtime</w:t>
+      </w:r>
+      <w:proofErr w:type="spellEnd"/>
+      <w:r>
+        <w:rPr>
+          <w:rFonts w:ascii="Verdana" w:hAnsi="Verdana"/>
+          <w:sz w:val="26"/>
+          <w:szCs w:val="26"/>
+        </w:rPr>
+        <w:t>.</w:t>
+      </w:r>
+    </w:p>
+    <w:p>
+      <w:pPr>
+        <w:pStyle w:val="NormalWeb"/>
+        <w:numPr>
+          <w:ilvl w:val="0"/>
+          <w:numId w:val="17"/>
+        </w:numPr>
+        <w:rPr>
+          <w:rFonts w:ascii="Verdana" w:hAnsi="Verdana"/>
+          <w:sz w:val="26"/>
+          <w:szCs w:val="26"/>
+        </w:rPr>
+      </w:pPr>
+      <w:r>
+        <w:rPr>
+          <w:rFonts w:ascii="Verdana" w:hAnsi="Verdana"/>
+          <w:sz w:val="26"/>
+          <w:szCs w:val="26"/>
+        </w:rPr>
+        <w:t>The system should display the selected seat numbers.</w:t>
+      </w:r>
+    </w:p>
+    <w:p>
+      <w:pPr>
+        <w:pStyle w:val="NormalWeb"/>
+        <w:numPr>
+          <w:ilvl w:val="0"/>
+          <w:numId w:val="17"/>
+        </w:numPr>
+        <w:rPr>
+          <w:rFonts w:ascii="Verdana" w:hAnsi="Verdana"/>
+          <w:sz w:val="26"/>
+          <w:szCs w:val="26"/>
+        </w:rPr>
+      </w:pPr>
+      <w:r>
+        <w:rPr>
+          <w:rFonts w:ascii="Verdana" w:hAnsi="Verdana"/>
+          <w:sz w:val="26"/>
+          <w:szCs w:val="26"/>
+        </w:rPr>
+        <w:t>The system should display the number of tickets booked.</w:t>
+      </w:r>
+    </w:p>
+    <w:p>
+      <w:pPr>
+        <w:pStyle w:val="NormalWeb"/>
+        <w:numPr>
+          <w:ilvl w:val="0"/>
+          <w:numId w:val="17"/>
+        </w:numPr>
+        <w:rPr>
+          <w:rFonts w:ascii="Verdana" w:hAnsi="Verdana"/>
+          <w:sz w:val="26"/>
+          <w:szCs w:val="26"/>
+        </w:rPr>
+      </w:pPr>
+      <w:r>
+        <w:rPr>
+          <w:rFonts w:ascii="Verdana" w:hAnsi="Verdana"/>
+          <w:sz w:val="26"/>
+          <w:szCs w:val="26"/>
+        </w:rPr>
+        <w:t>The system should display the total ticket cost.</w:t>
+      </w:r>
+    </w:p>
+    <w:p>
+      <w:pPr>
+        <w:pStyle w:val="NormalWeb"/>
+        <w:numPr>
+          <w:ilvl w:val="0"/>
+          <w:numId w:val="17"/>
+        </w:numPr>
+        <w:rPr>
+          <w:rFonts w:ascii="Verdana" w:hAnsi="Verdana"/>
+          <w:sz w:val="26"/>
+          <w:szCs w:val="26"/>
+        </w:rPr>
+      </w:pPr>
+      <w:r>
+        <w:rPr>
+          <w:rFonts w:ascii="Verdana" w:hAnsi="Verdana"/>
+          <w:sz w:val="26"/>
+          <w:szCs w:val="26"/>
+        </w:rPr>
+        <w:t>The system should allow the user to review booking details before proceeding to payment.</w:t>
+      </w:r>
+    </w:p>
+    <w:p>
+      <w:pPr>
+        <w:spacing w:before="100" w:beforeAutospacing="1" w:after="100" w:afterAutospacing="1" w:line="240" w:lineRule="auto"/>
+        <w:rPr>
+          <w:rFonts w:ascii="Verdana" w:eastAsia="Times New Roman" w:hAnsi="Verdana" w:cs="Times New Roman"/>
+          <w:sz w:val="26"/>
+          <w:szCs w:val="26"/>
+          <w:lang w:eastAsia="en-IN"/>
+        </w:rPr>
+      </w:pPr>
+    </w:p>
+    <w:p>
+      <w:pPr>
+        <w:pStyle w:val="Heading1"/>
+        <w:rPr>
+          <w:rFonts w:ascii="Verdana" w:hAnsi="Verdana"/>
+          <w:sz w:val="26"/>
+          <w:szCs w:val="26"/>
+          <w:u w:val="single"/>
+        </w:rPr>
+      </w:pPr>
+      <w:r>
+        <w:rPr>
+          <w:rFonts w:ascii="Verdana" w:hAnsi="Verdana"/>
+          <w:sz w:val="26"/>
+          <w:szCs w:val="26"/>
+          <w:u w:val="single"/>
+        </w:rPr>
+        <w:t>TBUS005 – Validate Payment Status</w:t>
+      </w:r>
+    </w:p>
+    <w:p>
+      <w:pPr>
+        <w:pStyle w:val="NormalWeb"/>
+        <w:ind w:firstLine="720"/>
+        <w:rPr>
+          <w:rFonts w:ascii="Verdana" w:hAnsi="Verdana"/>
+          <w:sz w:val="26"/>
+          <w:szCs w:val="26"/>
+        </w:rPr>
+      </w:pPr>
+      <w:r>
+        <w:rPr>
+          <w:rFonts w:ascii="Verdana" w:hAnsi="Verdana"/>
+          <w:sz w:val="26"/>
+          <w:szCs w:val="26"/>
+        </w:rPr>
+        <w:t>As a system, I want to validate the payment status so that tickets are confirmed only after successful payment.</w:t>
+      </w:r>
+    </w:p>
+    <w:p>
+      <w:pPr>
+        <w:pStyle w:val="NormalWeb"/>
+        <w:rPr>
+          <w:rFonts w:ascii="Verdana" w:hAnsi="Verdana"/>
+          <w:b/>
+          <w:sz w:val="26"/>
+          <w:szCs w:val="26"/>
+          <w:u w:val="single"/>
+        </w:rPr>
+      </w:pPr>
+      <w:r>
+        <w:rPr>
+          <w:rStyle w:val="Strong"/>
+          <w:rFonts w:ascii="Verdana" w:hAnsi="Verdana"/>
+          <w:b w:val="0"/>
+          <w:sz w:val="26"/>
+          <w:szCs w:val="26"/>
+          <w:u w:val="single"/>
+        </w:rPr>
+        <w:t>Acceptance Criteria</w:t>
+      </w:r>
+    </w:p>
+    <w:p>
+      <w:pPr>
+        <w:pStyle w:val="NormalWeb"/>
+        <w:numPr>
+          <w:ilvl w:val="0"/>
+          <w:numId w:val="19"/>
+        </w:numPr>
+        <w:rPr>
+          <w:rFonts w:ascii="Verdana" w:hAnsi="Verdana"/>
+          <w:sz w:val="26"/>
+          <w:szCs w:val="26"/>
+        </w:rPr>
+      </w:pPr>
+      <w:r>
+        <w:rPr>
+          <w:rFonts w:ascii="Verdana" w:hAnsi="Verdana"/>
+          <w:sz w:val="26"/>
+          <w:szCs w:val="26"/>
+        </w:rPr>
+        <w:t>The system should check the payment status after payment is processed.</w:t>
+      </w:r>
+    </w:p>
+    <w:p>
+      <w:pPr>
+        <w:pStyle w:val="NormalWeb"/>
+        <w:numPr>
+          <w:ilvl w:val="0"/>
+          <w:numId w:val="19"/>
+        </w:numPr>
+        <w:rPr>
+          <w:rFonts w:ascii="Verdana" w:hAnsi="Verdana"/>
+          <w:sz w:val="26"/>
+          <w:szCs w:val="26"/>
+        </w:rPr>
+      </w:pPr>
+      <w:r>
+        <w:rPr>
+          <w:rFonts w:ascii="Verdana" w:hAnsi="Verdana"/>
+          <w:sz w:val="26"/>
+          <w:szCs w:val="26"/>
+        </w:rPr>
+        <w:t>The system should identify whether the payment is successful or failed.</w:t>
+      </w:r>
+    </w:p>
+    <w:p>
+      <w:pPr>
+        <w:pStyle w:val="NormalWeb"/>
+        <w:numPr>
+          <w:ilvl w:val="0"/>
+          <w:numId w:val="19"/>
+        </w:numPr>
+        <w:rPr>
+          <w:rFonts w:ascii="Verdana" w:hAnsi="Verdana"/>
+          <w:sz w:val="26"/>
+          <w:szCs w:val="26"/>
+        </w:rPr>
+      </w:pPr>
+      <w:r>
+        <w:rPr>
+          <w:rFonts w:ascii="Verdana" w:hAnsi="Verdana"/>
+          <w:sz w:val="26"/>
+          <w:szCs w:val="26"/>
+        </w:rPr>
+        <w:t>The system should allow booking confirmation only for successful payments.</w:t>
+      </w:r>
+    </w:p>
+    <w:p>
+      <w:pPr>
+        <w:pStyle w:val="NormalWeb"/>
+        <w:numPr>
+          <w:ilvl w:val="0"/>
+          <w:numId w:val="19"/>
+        </w:numPr>
+        <w:rPr>
+          <w:rFonts w:ascii="Verdana" w:hAnsi="Verdana"/>
+          <w:sz w:val="26"/>
+          <w:szCs w:val="26"/>
+        </w:rPr>
+      </w:pPr>
+      <w:r>
+        <w:rPr>
+          <w:rFonts w:ascii="Verdana" w:hAnsi="Verdana"/>
+          <w:sz w:val="26"/>
+          <w:szCs w:val="26"/>
+        </w:rPr>
+        <w:t>The system should display a payment failure message if the payment is unsuccessful.</w:t>
+      </w:r>
+    </w:p>
+    <w:p>
+      <w:pPr>
+        <w:pStyle w:val="NormalWeb"/>
+        <w:numPr>
+          <w:ilvl w:val="0"/>
+          <w:numId w:val="19"/>
+        </w:numPr>
+        <w:rPr>
+          <w:rFonts w:ascii="Verdana" w:hAnsi="Verdana"/>
+          <w:sz w:val="26"/>
+          <w:szCs w:val="26"/>
+        </w:rPr>
+      </w:pPr>
+      <w:r>
+        <w:rPr>
+          <w:rFonts w:ascii="Verdana" w:hAnsi="Verdana"/>
+          <w:sz w:val="26"/>
+          <w:szCs w:val="26"/>
+        </w:rPr>
+        <w:t>The system should allow the user to retry payment if the payment fails.</w:t>
+      </w:r>
+    </w:p>
+    <w:p>
+      <w:pPr>
+        <w:pStyle w:val="Heading1"/>
+        <w:rPr>
+          <w:rFonts w:ascii="Verdana" w:hAnsi="Verdana"/>
+          <w:sz w:val="26"/>
+          <w:szCs w:val="26"/>
+          <w:u w:val="single"/>
+        </w:rPr>
+      </w:pPr>
+      <w:r>
+        <w:rPr>
+          <w:rFonts w:ascii="Verdana" w:hAnsi="Verdana"/>
+          <w:sz w:val="26"/>
+          <w:szCs w:val="26"/>
+          <w:u w:val="single"/>
+        </w:rPr>
+        <w:t>TBUS007 – Update Seat Status</w:t>
+      </w:r>
+    </w:p>
+    <w:p>
+      <w:pPr>
+        <w:pStyle w:val="NormalWeb"/>
+        <w:ind w:firstLine="720"/>
+        <w:rPr>
+          <w:rFonts w:ascii="Verdana" w:hAnsi="Verdana"/>
+          <w:sz w:val="26"/>
+          <w:szCs w:val="26"/>
+        </w:rPr>
+      </w:pPr>
+      <w:r>
+        <w:rPr>
+          <w:rFonts w:ascii="Verdana" w:hAnsi="Verdana"/>
+          <w:sz w:val="26"/>
+          <w:szCs w:val="26"/>
+        </w:rPr>
+        <w:t>As a system, I want to update the seat status after booking so that selected seats become unavailable for others.</w:t>
+      </w:r>
+    </w:p>
+    <w:p>
+      <w:pPr>
+        <w:pStyle w:val="NormalWeb"/>
+        <w:rPr>
+          <w:rFonts w:ascii="Verdana" w:hAnsi="Verdana"/>
+          <w:b/>
+          <w:sz w:val="26"/>
+          <w:szCs w:val="26"/>
+          <w:u w:val="single"/>
+        </w:rPr>
+      </w:pPr>
+      <w:r>
+        <w:rPr>
+          <w:rStyle w:val="Strong"/>
+          <w:rFonts w:ascii="Verdana" w:hAnsi="Verdana"/>
+          <w:b w:val="0"/>
+          <w:sz w:val="26"/>
+          <w:szCs w:val="26"/>
+          <w:u w:val="single"/>
+        </w:rPr>
+        <w:t>Acceptance Criteria</w:t>
+      </w:r>
+    </w:p>
+    <w:p>
+      <w:pPr>
+        <w:pStyle w:val="NormalWeb"/>
+        <w:numPr>
+          <w:ilvl w:val="0"/>
+          <w:numId w:val="20"/>
+        </w:numPr>
+        <w:rPr>
+          <w:rFonts w:ascii="Verdana" w:hAnsi="Verdana"/>
+          <w:sz w:val="26"/>
+          <w:szCs w:val="26"/>
+        </w:rPr>
+      </w:pPr>
+      <w:r>
+        <w:rPr>
+          <w:rFonts w:ascii="Verdana" w:hAnsi="Verdana"/>
+          <w:sz w:val="26"/>
+          <w:szCs w:val="26"/>
+        </w:rPr>
+        <w:t>The system should mark the selected seats as booked after successful payment.</w:t>
+      </w:r>
+    </w:p>
+    <w:p>
+      <w:pPr>
+        <w:pStyle w:val="NormalWeb"/>
+        <w:numPr>
+          <w:ilvl w:val="0"/>
+          <w:numId w:val="20"/>
+        </w:numPr>
+        <w:rPr>
+          <w:rFonts w:ascii="Verdana" w:hAnsi="Verdana"/>
+          <w:sz w:val="26"/>
+          <w:szCs w:val="26"/>
+        </w:rPr>
+      </w:pPr>
+      <w:r>
+        <w:rPr>
+          <w:rFonts w:ascii="Verdana" w:hAnsi="Verdana"/>
+          <w:sz w:val="26"/>
+          <w:szCs w:val="26"/>
+        </w:rPr>
+        <w:t>The system should update the seat availability in the seat layout.</w:t>
+      </w:r>
+    </w:p>
+    <w:p>
+      <w:pPr>
+        <w:pStyle w:val="NormalWeb"/>
+        <w:numPr>
+          <w:ilvl w:val="0"/>
+          <w:numId w:val="20"/>
+        </w:numPr>
+        <w:rPr>
+          <w:rFonts w:ascii="Verdana" w:hAnsi="Verdana"/>
+          <w:sz w:val="26"/>
+          <w:szCs w:val="26"/>
+        </w:rPr>
+      </w:pPr>
+      <w:r>
+        <w:rPr>
+          <w:rFonts w:ascii="Verdana" w:hAnsi="Verdana"/>
+          <w:sz w:val="26"/>
+          <w:szCs w:val="26"/>
+        </w:rPr>
+        <w:t>The system should prevent other users from selecting the booked seats.</w:t>
+      </w:r>
+    </w:p>
+    <w:p>
+      <w:pPr>
+        <w:pStyle w:val="NormalWeb"/>
+        <w:numPr>
+          <w:ilvl w:val="0"/>
+          <w:numId w:val="20"/>
+        </w:numPr>
+        <w:rPr>
+          <w:rFonts w:ascii="Verdana" w:hAnsi="Verdana"/>
+          <w:sz w:val="26"/>
+          <w:szCs w:val="26"/>
+        </w:rPr>
+      </w:pPr>
+      <w:r>
+        <w:rPr>
+          <w:rFonts w:ascii="Verdana" w:hAnsi="Verdana"/>
+          <w:sz w:val="26"/>
+          <w:szCs w:val="26"/>
+        </w:rPr>
+        <w:t>The system should store the updated seat status in the database.</w:t>
+      </w:r>
+    </w:p>
+    <w:p>
+      <w:pPr>
+        <w:pStyle w:val="NormalWeb"/>
+        <w:numPr>
+          <w:ilvl w:val="0"/>
+          <w:numId w:val="20"/>
+        </w:numPr>
+        <w:rPr>
+          <w:rFonts w:ascii="Verdana" w:hAnsi="Verdana"/>
+          <w:sz w:val="26"/>
+          <w:szCs w:val="26"/>
+        </w:rPr>
+      </w:pPr>
+      <w:r>
+        <w:rPr>
+          <w:rFonts w:ascii="Verdana" w:hAnsi="Verdana"/>
+          <w:sz w:val="26"/>
+          <w:szCs w:val="26"/>
+        </w:rPr>
+        <w:t>The system should reflect the updated seat status for future users.</w:t>
+      </w:r>
+    </w:p>
+    <w:p>
+      <w:pPr>
+        <w:pStyle w:val="Heading1"/>
+        <w:rPr>
+          <w:rFonts w:ascii="Verdana" w:hAnsi="Verdana"/>
+          <w:sz w:val="26"/>
+          <w:szCs w:val="26"/>
+          <w:u w:val="single"/>
+        </w:rPr>
+      </w:pPr>
+      <w:r>
+        <w:rPr>
+          <w:rFonts w:ascii="Verdana" w:hAnsi="Verdana"/>
+          <w:sz w:val="26"/>
+          <w:szCs w:val="26"/>
+          <w:u w:val="single"/>
+        </w:rPr>
+        <w:lastRenderedPageBreak/>
+        <w:t xml:space="preserve">TBUS008 – Confirm Booking </w:t>
+      </w:r>
+      <w:proofErr w:type="gramStart"/>
+      <w:r>
+        <w:rPr>
+          <w:rFonts w:ascii="Verdana" w:hAnsi="Verdana"/>
+          <w:sz w:val="26"/>
+          <w:szCs w:val="26"/>
+          <w:u w:val="single"/>
+        </w:rPr>
+        <w:t>Before</w:t>
+      </w:r>
+      <w:proofErr w:type="gramEnd"/>
+      <w:r>
+        <w:rPr>
+          <w:rFonts w:ascii="Verdana" w:hAnsi="Verdana"/>
+          <w:sz w:val="26"/>
+          <w:szCs w:val="26"/>
+          <w:u w:val="single"/>
+        </w:rPr>
+        <w:t xml:space="preserve"> Payment</w:t>
+      </w:r>
+    </w:p>
+    <w:p>
+      <w:pPr>
+        <w:pStyle w:val="NormalWeb"/>
+        <w:ind w:firstLine="720"/>
+        <w:rPr>
+          <w:rFonts w:ascii="Verdana" w:hAnsi="Verdana"/>
+          <w:sz w:val="26"/>
+          <w:szCs w:val="26"/>
+        </w:rPr>
+      </w:pPr>
+      <w:r>
+        <w:rPr>
+          <w:rFonts w:ascii="Verdana" w:hAnsi="Verdana"/>
+          <w:sz w:val="26"/>
+          <w:szCs w:val="26"/>
+        </w:rPr>
+        <w:t>As a customer, I want to confirm my booking details before making payment so that I can verify my selection.</w:t>
+      </w:r>
+    </w:p>
+    <w:p>
+      <w:pPr>
+        <w:pStyle w:val="NormalWeb"/>
+        <w:rPr>
+          <w:rFonts w:ascii="Verdana" w:hAnsi="Verdana"/>
+          <w:b/>
+          <w:sz w:val="26"/>
+          <w:szCs w:val="26"/>
+          <w:u w:val="single"/>
+        </w:rPr>
+      </w:pPr>
+      <w:r>
+        <w:rPr>
+          <w:rStyle w:val="Strong"/>
+          <w:rFonts w:ascii="Verdana" w:hAnsi="Verdana"/>
+          <w:b w:val="0"/>
+          <w:sz w:val="26"/>
+          <w:szCs w:val="26"/>
+          <w:u w:val="single"/>
+        </w:rPr>
+        <w:t>Acceptance Criteria</w:t>
+      </w:r>
+    </w:p>
+    <w:p>
+      <w:pPr>
+        <w:pStyle w:val="NormalWeb"/>
+        <w:numPr>
+          <w:ilvl w:val="0"/>
+          <w:numId w:val="21"/>
+        </w:numPr>
+        <w:rPr>
+          <w:rFonts w:ascii="Verdana" w:hAnsi="Verdana"/>
+          <w:sz w:val="26"/>
+          <w:szCs w:val="26"/>
+        </w:rPr>
+      </w:pPr>
+      <w:r>
+        <w:rPr>
+          <w:rFonts w:ascii="Verdana" w:hAnsi="Verdana"/>
+          <w:sz w:val="26"/>
+          <w:szCs w:val="26"/>
+        </w:rPr>
+        <w:t>The system should display booking details before payment confirmation.</w:t>
+      </w:r>
+    </w:p>
+    <w:p>
+      <w:pPr>
+        <w:pStyle w:val="NormalWeb"/>
+        <w:numPr>
+          <w:ilvl w:val="0"/>
+          <w:numId w:val="21"/>
+        </w:numPr>
+        <w:rPr>
+          <w:rFonts w:ascii="Verdana" w:hAnsi="Verdana"/>
+          <w:sz w:val="26"/>
+          <w:szCs w:val="26"/>
+        </w:rPr>
+      </w:pPr>
+      <w:r>
+        <w:rPr>
+          <w:rFonts w:ascii="Verdana" w:hAnsi="Verdana"/>
+          <w:sz w:val="26"/>
+          <w:szCs w:val="26"/>
+        </w:rPr>
+        <w:t>The system should allow the user to verify ticket count and seat numbers.</w:t>
+      </w:r>
+    </w:p>
+    <w:p>
+      <w:pPr>
+        <w:pStyle w:val="NormalWeb"/>
+        <w:numPr>
+          <w:ilvl w:val="0"/>
+          <w:numId w:val="21"/>
+        </w:numPr>
+        <w:rPr>
+          <w:rFonts w:ascii="Verdana" w:hAnsi="Verdana"/>
+          <w:sz w:val="26"/>
+          <w:szCs w:val="26"/>
+        </w:rPr>
+      </w:pPr>
+      <w:r>
+        <w:rPr>
+          <w:rFonts w:ascii="Verdana" w:hAnsi="Verdana"/>
+          <w:sz w:val="26"/>
+          <w:szCs w:val="26"/>
+        </w:rPr>
+        <w:t>The system should allow the user to proceed to payment after confirmation.</w:t>
+      </w:r>
+    </w:p>
+    <w:p>
+      <w:pPr>
+        <w:pStyle w:val="NormalWeb"/>
+        <w:numPr>
+          <w:ilvl w:val="0"/>
+          <w:numId w:val="21"/>
+        </w:numPr>
+        <w:rPr>
+          <w:rFonts w:ascii="Verdana" w:hAnsi="Verdana"/>
+          <w:sz w:val="26"/>
+          <w:szCs w:val="26"/>
+        </w:rPr>
+      </w:pPr>
+      <w:r>
+        <w:rPr>
+          <w:rFonts w:ascii="Verdana" w:hAnsi="Verdana"/>
+          <w:sz w:val="26"/>
+          <w:szCs w:val="26"/>
+        </w:rPr>
+        <w:t>The system should allow the user to modify booking details before payment if needed.</w:t>
+      </w:r>
+    </w:p>
+    <w:p>
+      <w:pPr>
+        <w:pStyle w:val="NormalWeb"/>
+        <w:numPr>
+          <w:ilvl w:val="0"/>
+          <w:numId w:val="21"/>
+        </w:numPr>
+        <w:rPr>
+          <w:rFonts w:ascii="Verdana" w:hAnsi="Verdana"/>
+          <w:sz w:val="26"/>
+          <w:szCs w:val="26"/>
+        </w:rPr>
+      </w:pPr>
+      <w:r>
+        <w:rPr>
+          <w:rFonts w:ascii="Verdana" w:hAnsi="Verdana"/>
+          <w:sz w:val="26"/>
+          <w:szCs w:val="26"/>
+        </w:rPr>
+        <w:t>The system should proceed to the payment module after booking confirmation.</w:t>
+      </w:r>
+    </w:p>
+    <w:p>
+      <w:pPr>
+        <w:rPr>
+          <w:rFonts w:ascii="Verdana" w:hAnsi="Verdana"/>
+          <w:sz w:val="26"/>
+          <w:szCs w:val="26"/>
+        </w:rPr>
+      </w:pPr>
+    </w:p>
+    <w:p>
+      <w:pPr>
+        <w:spacing w:before="100" w:beforeAutospacing="1" w:after="100" w:afterAutospacing="1" w:line="240" w:lineRule="auto"/>
+        <w:outlineLvl w:val="0"/>
+        <w:rPr>
+          <w:rFonts w:ascii="Verdana" w:eastAsia="Times New Roman" w:hAnsi="Verdana" w:cs="Times New Roman"/>
+          <w:b/>
+          <w:bCs/>
+          <w:kern w:val="36"/>
+          <w:sz w:val="26"/>
+          <w:szCs w:val="26"/>
+          <w:lang w:eastAsia="en-IN"/>
+        </w:rPr>
+      </w:pPr>
+    </w:p>
+    <w:p>
+      <w:pPr>
+        <w:spacing w:before="100" w:beforeAutospacing="1" w:after="100" w:afterAutospacing="1" w:line="240" w:lineRule="auto"/>
+        <w:outlineLvl w:val="0"/>
+        <w:rPr>
+          <w:rFonts w:ascii="Verdana" w:eastAsia="Times New Roman" w:hAnsi="Verdana" w:cs="Times New Roman"/>
+          <w:b/>
+          <w:bCs/>
+          <w:kern w:val="36"/>
+          <w:sz w:val="26"/>
+          <w:szCs w:val="26"/>
+          <w:lang w:eastAsia="en-IN"/>
+        </w:rPr>
+      </w:pPr>
+    </w:p>
+    <w:p>
+      <w:pPr>
+        <w:spacing w:before="100" w:beforeAutospacing="1" w:after="100" w:afterAutospacing="1" w:line="240" w:lineRule="auto"/>
+        <w:outlineLvl w:val="0"/>
+        <w:rPr>
+          <w:rFonts w:ascii="Verdana" w:eastAsia="Times New Roman" w:hAnsi="Verdana" w:cs="Times New Roman"/>
+          <w:b/>
+          <w:bCs/>
+          <w:kern w:val="36"/>
+          <w:sz w:val="26"/>
+          <w:szCs w:val="26"/>
+          <w:lang w:eastAsia="en-IN"/>
+        </w:rPr>
+      </w:pPr>
+    </w:p>
+    <w:p>
+      <w:pPr>
+        <w:spacing w:before="100" w:beforeAutospacing="1" w:after="100" w:afterAutospacing="1" w:line="240" w:lineRule="auto"/>
+        <w:outlineLvl w:val="0"/>
+        <w:rPr>
+          <w:rFonts w:ascii="Verdana" w:eastAsia="Times New Roman" w:hAnsi="Verdana" w:cs="Times New Roman"/>
+          <w:b/>
+          <w:bCs/>
+          <w:kern w:val="36"/>
+          <w:sz w:val="26"/>
+          <w:szCs w:val="26"/>
+          <w:lang w:eastAsia="en-IN"/>
+        </w:rPr>
+      </w:pPr>
+    </w:p>
+    <w:p>
+      <w:pPr>
+        <w:spacing w:before="100" w:beforeAutospacing="1" w:after="100" w:afterAutospacing="1" w:line="240" w:lineRule="auto"/>
+        <w:outlineLvl w:val="0"/>
+        <w:rPr>
+          <w:rFonts w:ascii="Verdana" w:eastAsia="Times New Roman" w:hAnsi="Verdana" w:cs="Times New Roman"/>
+          <w:b/>
+          <w:bCs/>
+          <w:kern w:val="36"/>
+          <w:sz w:val="26"/>
+          <w:szCs w:val="26"/>
+          <w:lang w:eastAsia="en-IN"/>
+        </w:rPr>
+      </w:pPr>
+    </w:p>
+    <w:p>
+      <w:pPr>
+        <w:spacing w:before="100" w:beforeAutospacing="1" w:after="100" w:afterAutospacing="1" w:line="240" w:lineRule="auto"/>
+        <w:outlineLvl w:val="0"/>
+        <w:rPr>
+          <w:rFonts w:ascii="Verdana" w:eastAsia="Times New Roman" w:hAnsi="Verdana" w:cs="Times New Roman"/>
+          <w:b/>
+          <w:bCs/>
+          <w:kern w:val="36"/>
+          <w:sz w:val="26"/>
+          <w:szCs w:val="26"/>
+          <w:lang w:eastAsia="en-IN"/>
+        </w:rPr>
+      </w:pPr>
+    </w:p>
+    <w:p>
+      <w:pPr>
+        <w:spacing w:before="100" w:beforeAutospacing="1" w:after="100" w:afterAutospacing="1" w:line="240" w:lineRule="auto"/>
+        <w:outlineLvl w:val="0"/>
+        <w:rPr>
+          <w:rFonts w:ascii="Verdana" w:eastAsia="Times New Roman" w:hAnsi="Verdana" w:cs="Times New Roman"/>
+          <w:b/>
+          <w:bCs/>
+          <w:kern w:val="36"/>
+          <w:sz w:val="26"/>
+          <w:szCs w:val="26"/>
+          <w:lang w:eastAsia="en-IN"/>
+        </w:rPr>
+      </w:pPr>
+    </w:p>
+    <w:p>
+      <w:pPr>
+        <w:spacing w:before="100" w:beforeAutospacing="1" w:after="100" w:afterAutospacing="1" w:line="240" w:lineRule="auto"/>
+        <w:outlineLvl w:val="0"/>
+        <w:rPr>
+          <w:rFonts w:ascii="Verdana" w:eastAsia="Times New Roman" w:hAnsi="Verdana" w:cs="Times New Roman"/>
+          <w:b/>
+          <w:bCs/>
+          <w:kern w:val="36"/>
+          <w:sz w:val="26"/>
+          <w:szCs w:val="26"/>
+          <w:lang w:eastAsia="en-IN"/>
+        </w:rPr>
+      </w:pPr>
+    </w:p>
+    <w:p>
+      <w:pPr>
+        <w:spacing w:before="100" w:beforeAutospacing="1" w:after="100" w:afterAutospacing="1" w:line="240" w:lineRule="auto"/>
+        <w:outlineLvl w:val="0"/>
+        <w:rPr>
+          <w:rFonts w:ascii="Verdana" w:eastAsia="Times New Roman" w:hAnsi="Verdana" w:cs="Times New Roman"/>
+          <w:b/>
+          <w:bCs/>
+          <w:kern w:val="36"/>
+          <w:sz w:val="26"/>
+          <w:szCs w:val="26"/>
+          <w:lang w:eastAsia="en-IN"/>
+        </w:rPr>
+      </w:pPr>
+    </w:p>
+    <w:p>
+      <w:pPr>
+        <w:spacing w:before="100" w:beforeAutospacing="1" w:after="100" w:afterAutospacing="1" w:line="240" w:lineRule="auto"/>
+        <w:outlineLvl w:val="0"/>
+        <w:rPr>
+          <w:rFonts w:ascii="Verdana" w:eastAsia="Times New Roman" w:hAnsi="Verdana" w:cs="Times New Roman"/>
+          <w:b/>
+          <w:bCs/>
+          <w:kern w:val="36"/>
+          <w:sz w:val="26"/>
+          <w:szCs w:val="26"/>
+          <w:lang w:eastAsia="en-IN"/>
+        </w:rPr>
+      </w:pPr>
+    </w:p>
+    <w:p>
+      <w:pPr>
+        <w:spacing w:before="100" w:beforeAutospacing="1" w:after="100" w:afterAutospacing="1" w:line="240" w:lineRule="auto"/>
+        <w:outlineLvl w:val="0"/>
+        <w:rPr>
+          <w:rFonts w:ascii="Verdana" w:eastAsia="Times New Roman" w:hAnsi="Verdana" w:cs="Times New Roman"/>
+          <w:b/>
+          <w:bCs/>
+          <w:kern w:val="36"/>
+          <w:sz w:val="26"/>
+          <w:szCs w:val="26"/>
+          <w:lang w:eastAsia="en-IN"/>
+        </w:rPr>
+      </w:pPr>
+    </w:p>
+    <w:p>
+      <w:pPr>
+        <w:spacing w:before="100" w:beforeAutospacing="1" w:after="100" w:afterAutospacing="1" w:line="240" w:lineRule="auto"/>
+        <w:outlineLvl w:val="0"/>
+        <w:rPr>
+          <w:rFonts w:ascii="Verdana" w:eastAsia="Times New Roman" w:hAnsi="Verdana" w:cs="Times New Roman"/>
+          <w:b/>
+          <w:bCs/>
+          <w:kern w:val="36"/>
+          <w:sz w:val="26"/>
+          <w:szCs w:val="26"/>
+          <w:lang w:eastAsia="en-IN"/>
+        </w:rPr>
+      </w:pPr>
+    </w:p>
+    <w:p>
+      <w:pPr>
+        <w:spacing w:before="100" w:beforeAutospacing="1" w:after="100" w:afterAutospacing="1" w:line="240" w:lineRule="auto"/>
+        <w:outlineLvl w:val="0"/>
+        <w:rPr>
+          <w:rFonts w:ascii="Verdana" w:eastAsia="Times New Roman" w:hAnsi="Verdana" w:cs="Times New Roman"/>
+          <w:b/>
+          <w:bCs/>
+          <w:kern w:val="36"/>
+          <w:sz w:val="26"/>
+          <w:szCs w:val="26"/>
+          <w:lang w:eastAsia="en-IN"/>
+        </w:rPr>
+      </w:pPr>
+    </w:p>
+    <w:p>
+      <w:pPr>
+        <w:spacing w:before="100" w:beforeAutospacing="1" w:after="100" w:afterAutospacing="1" w:line="240" w:lineRule="auto"/>
+        <w:outlineLvl w:val="0"/>
+        <w:rPr>
+          <w:rFonts w:ascii="Verdana" w:eastAsia="Times New Roman" w:hAnsi="Verdana" w:cs="Times New Roman"/>
+          <w:b/>
+          <w:bCs/>
+          <w:kern w:val="36"/>
+          <w:sz w:val="26"/>
+          <w:szCs w:val="26"/>
+          <w:lang w:eastAsia="en-IN"/>
+        </w:rPr>
+      </w:pPr>
+    </w:p>
+    <w:p>
+      <w:pPr>
+        <w:spacing w:before="100" w:beforeAutospacing="1" w:after="100" w:afterAutospacing="1" w:line="240" w:lineRule="auto"/>
+        <w:outlineLvl w:val="0"/>
+        <w:rPr>
+          <w:rFonts w:ascii="Verdana" w:eastAsia="Times New Roman" w:hAnsi="Verdana" w:cs="Times New Roman"/>
+          <w:b/>
+          <w:bCs/>
+          <w:kern w:val="36"/>
+          <w:sz w:val="26"/>
+          <w:szCs w:val="26"/>
+          <w:lang w:eastAsia="en-IN"/>
+        </w:rPr>
+      </w:pPr>
+    </w:p>
+    <w:p>
+      <w:pPr>
+        <w:spacing w:before="100" w:beforeAutospacing="1" w:after="100" w:afterAutospacing="1" w:line="240" w:lineRule="auto"/>
+        <w:outlineLvl w:val="0"/>
+        <w:rPr>
+          <w:rFonts w:ascii="Verdana" w:eastAsia="Times New Roman" w:hAnsi="Verdana" w:cs="Times New Roman"/>
+          <w:b/>
+          <w:bCs/>
+          <w:kern w:val="36"/>
+          <w:sz w:val="26"/>
+          <w:szCs w:val="26"/>
+          <w:lang w:eastAsia="en-IN"/>
+        </w:rPr>
+      </w:pPr>
+    </w:p>
+    <w:p>
+      <w:pPr>
+        <w:spacing w:before="100" w:beforeAutospacing="1" w:after="100" w:afterAutospacing="1" w:line="240" w:lineRule="auto"/>
+        <w:outlineLvl w:val="0"/>
+        <w:rPr>
+          <w:rFonts w:ascii="Verdana" w:eastAsia="Times New Roman" w:hAnsi="Verdana" w:cs="Times New Roman"/>
+          <w:b/>
+          <w:bCs/>
+          <w:kern w:val="36"/>
+          <w:sz w:val="26"/>
+          <w:szCs w:val="26"/>
+          <w:lang w:eastAsia="en-IN"/>
+        </w:rPr>
+      </w:pPr>
+      <w:bookmarkStart w:id="0" w:name="_GoBack"/>
+      <w:bookmarkEnd w:id="0"/>
+    </w:p>
+    <w:p>
+      <w:pPr>
+        <w:spacing w:before="100" w:beforeAutospacing="1" w:after="100" w:afterAutospacing="1" w:line="240" w:lineRule="auto"/>
+        <w:outlineLvl w:val="0"/>
+        <w:rPr>
+          <w:rFonts w:ascii="Verdana" w:eastAsia="Times New Roman" w:hAnsi="Verdana" w:cs="Times New Roman"/>
+          <w:b/>
+          <w:bCs/>
+          <w:kern w:val="36"/>
+          <w:sz w:val="26"/>
+          <w:szCs w:val="26"/>
+          <w:lang w:eastAsia="en-IN"/>
+        </w:rPr>
+      </w:pPr>
+      <w:r>
+        <w:rPr>
+          <w:rFonts w:ascii="Verdana" w:eastAsia="Times New Roman" w:hAnsi="Verdana" w:cs="Times New Roman"/>
+          <w:b/>
+          <w:bCs/>
+          <w:kern w:val="36"/>
+          <w:sz w:val="26"/>
+          <w:szCs w:val="26"/>
+          <w:lang w:eastAsia="en-IN"/>
+        </w:rPr>
+        <w:lastRenderedPageBreak/>
         <w:t xml:space="preserve">Epic </w:t>
       </w:r>
       <w:proofErr w:type="gramStart"/>
@@ -35,8 +1762,8 @@
           <w:b/>
           <w:bCs/>
           <w:kern w:val="36"/>
-          <w:sz w:val="24"/>
-          <w:szCs w:val="24"/>
+          <w:sz w:val="26"/>
+          <w:szCs w:val="26"/>
           <w:lang w:eastAsia="en-IN"/>
         </w:rPr>
         <w:t>-  Seat</w:t>
@@ -48,8 +1775,8 @@
           <w:b/>
           <w:bCs/>
           <w:kern w:val="36"/>
-          <w:sz w:val="24"/>
-          <w:szCs w:val="24"/>
+          <w:sz w:val="26"/>
+          <w:szCs w:val="26"/>
           <w:lang w:eastAsia="en-IN"/>
         </w:rPr>
         <w:t xml:space="preserve"> Selection </w:t>
@@ -60,11 +1787,23 @@
           <w:b/>
           <w:bCs/>
           <w:kern w:val="36"/>
-          <w:sz w:val="24"/>
-          <w:szCs w:val="24"/>
-          <w:lang w:eastAsia="en-IN"/>
-        </w:rPr>
-        <w:t>(EP06)</w:t>
+          <w:sz w:val="26"/>
+          <w:szCs w:val="26"/>
+          <w:lang w:eastAsia="en-IN"/>
+        </w:rPr>
+        <w:t>(EP07</w:t>
+      </w:r>
+      <w:r>
+        <w:rPr>
+          <w:rFonts w:ascii="Verdana" w:eastAsia="Times New Roman" w:hAnsi="Verdana" w:cs="Times New Roman"/>
+          <w:b/>
+          <w:bCs/>
+          <w:kern w:val="36"/>
+          <w:sz w:val="26"/>
+          <w:szCs w:val="26"/>
+          <w:lang w:eastAsia="en-IN"/>
+        </w:rPr>
+        <w:t>)</w:t>
       </w:r>
     </w:p>
     <w:p>
@@ -75,8 +1814,8 @@
           <w:rFonts w:ascii="Verdana" w:eastAsia="Times New Roman" w:hAnsi="Verdana" w:cs="Times New Roman"/>
           <w:b/>
           <w:bCs/>
-          <w:sz w:val="24"/>
-          <w:szCs w:val="24"/>
+          <w:sz w:val="26"/>
+          <w:szCs w:val="26"/>
           <w:u w:val="single"/>
           <w:lang w:eastAsia="en-IN"/>
         </w:rPr>
@@ -86,8 +1825,8 @@
           <w:rFonts w:ascii="Verdana" w:eastAsia="Times New Roman" w:hAnsi="Verdana" w:cs="Times New Roman"/>
           <w:b/>
           <w:bCs/>
-          <w:sz w:val="24"/>
-          <w:szCs w:val="24"/>
+          <w:sz w:val="26"/>
+          <w:szCs w:val="26"/>
           <w:u w:val="single"/>
           <w:lang w:eastAsia="en-IN"/>
         </w:rPr>
@@ -103,16 +1842,16 @@
           <w:rFonts w:ascii="Verdana" w:eastAsia="Times New Roman" w:hAnsi="Verdana" w:cs="Times New Roman"/>
           <w:b/>
           <w:bCs/>
-          <w:sz w:val="24"/>
-          <w:szCs w:val="24"/>
-          <w:lang w:eastAsia="en-IN"/>
-        </w:rPr>
-      </w:pPr>
-      <w:r>
-        <w:rPr>
-          <w:rFonts w:ascii="Verdana" w:hAnsi="Verdana"/>
-          <w:sz w:val="24"/>
-          <w:szCs w:val="24"/>
+          <w:sz w:val="26"/>
+          <w:szCs w:val="26"/>
+          <w:lang w:eastAsia="en-IN"/>
+        </w:rPr>
+      </w:pPr>
+      <w:r>
+        <w:rPr>
+          <w:rFonts w:ascii="Verdana" w:hAnsi="Verdana"/>
+          <w:sz w:val="26"/>
+          <w:szCs w:val="26"/>
         </w:rPr>
         <w:t>As a customer, I want to view the seat layout so that I can understand the seating arrangement in the theatre.</w:t>
       </w:r>
@@ -122,8 +1861,8 @@
         <w:spacing w:before="100" w:beforeAutospacing="1" w:after="100" w:afterAutospacing="1" w:line="240" w:lineRule="auto"/>
         <w:rPr>
           <w:rFonts w:ascii="Verdana" w:eastAsia="Times New Roman" w:hAnsi="Verdana" w:cs="Times New Roman"/>
-          <w:sz w:val="24"/>
-          <w:szCs w:val="24"/>
+          <w:sz w:val="26"/>
+          <w:szCs w:val="26"/>
           <w:u w:val="single"/>
           <w:lang w:eastAsia="en-IN"/>
         </w:rPr>
@@ -132,8 +1871,8 @@
         <w:rPr>
           <w:rFonts w:ascii="Verdana" w:eastAsia="Times New Roman" w:hAnsi="Verdana" w:cs="Times New Roman"/>
           <w:bCs/>
-          <w:sz w:val="24"/>
-          <w:szCs w:val="24"/>
+          <w:sz w:val="26"/>
+          <w:szCs w:val="26"/>
           <w:u w:val="single"/>
           <w:lang w:eastAsia="en-IN"/>
         </w:rPr>
@@ -149,16 +1888,16 @@
         <w:spacing w:before="100" w:beforeAutospacing="1" w:after="100" w:afterAutospacing="1" w:line="240" w:lineRule="auto"/>
         <w:rPr>
           <w:rFonts w:ascii="Verdana" w:eastAsia="Times New Roman" w:hAnsi="Verdana" w:cs="Times New Roman"/>
-          <w:sz w:val="24"/>
-          <w:szCs w:val="24"/>
-          <w:lang w:eastAsia="en-IN"/>
-        </w:rPr>
-      </w:pPr>
-      <w:r>
-        <w:rPr>
-          <w:rFonts w:ascii="Verdana" w:eastAsia="Times New Roman" w:hAnsi="Verdana" w:cs="Times New Roman"/>
-          <w:sz w:val="24"/>
-          <w:szCs w:val="24"/>
+          <w:sz w:val="26"/>
+          <w:szCs w:val="26"/>
+          <w:lang w:eastAsia="en-IN"/>
+        </w:rPr>
+      </w:pPr>
+      <w:r>
+        <w:rPr>
+          <w:rFonts w:ascii="Verdana" w:eastAsia="Times New Roman" w:hAnsi="Verdana" w:cs="Times New Roman"/>
+          <w:sz w:val="26"/>
+          <w:szCs w:val="26"/>
           <w:lang w:eastAsia="en-IN"/>
         </w:rPr>
         <w:t xml:space="preserve">The system should display the seat layout for the selected theatre and </w:t>
@@ -167,8 +1906,8 @@
       <w:r>
         <w:rPr>
           <w:rFonts w:ascii="Verdana" w:eastAsia="Times New Roman" w:hAnsi="Verdana" w:cs="Times New Roman"/>
-          <w:sz w:val="24"/>
-          <w:szCs w:val="24"/>
+          <w:sz w:val="26"/>
+          <w:szCs w:val="26"/>
           <w:lang w:eastAsia="en-IN"/>
         </w:rPr>
         <w:t>showtime</w:t>
@@ -177,8 +1916,8 @@
       <w:r>
         <w:rPr>
           <w:rFonts w:ascii="Verdana" w:eastAsia="Times New Roman" w:hAnsi="Verdana" w:cs="Times New Roman"/>
-          <w:sz w:val="24"/>
-          <w:szCs w:val="24"/>
+          <w:sz w:val="26"/>
+          <w:szCs w:val="26"/>
           <w:lang w:eastAsia="en-IN"/>
         </w:rPr>
         <w:t>.</w:t>
@@ -193,16 +1932,16 @@
         <w:spacing w:before="100" w:beforeAutospacing="1" w:after="100" w:afterAutospacing="1" w:line="240" w:lineRule="auto"/>
         <w:rPr>
           <w:rFonts w:ascii="Verdana" w:eastAsia="Times New Roman" w:hAnsi="Verdana" w:cs="Times New Roman"/>
-          <w:sz w:val="24"/>
-          <w:szCs w:val="24"/>
-          <w:lang w:eastAsia="en-IN"/>
-        </w:rPr>
-      </w:pPr>
-      <w:r>
-        <w:rPr>
-          <w:rFonts w:ascii="Verdana" w:eastAsia="Times New Roman" w:hAnsi="Verdana" w:cs="Times New Roman"/>
-          <w:sz w:val="24"/>
-          <w:szCs w:val="24"/>
+          <w:sz w:val="26"/>
+          <w:szCs w:val="26"/>
+          <w:lang w:eastAsia="en-IN"/>
+        </w:rPr>
+      </w:pPr>
+      <w:r>
+        <w:rPr>
+          <w:rFonts w:ascii="Verdana" w:eastAsia="Times New Roman" w:hAnsi="Verdana" w:cs="Times New Roman"/>
+          <w:sz w:val="26"/>
+          <w:szCs w:val="26"/>
           <w:lang w:eastAsia="en-IN"/>
         </w:rPr>
         <w:t>The layout should clearly show seat rows and seat numbers.</w:t>
@@ -217,16 +1956,16 @@
         <w:spacing w:before="100" w:beforeAutospacing="1" w:after="100" w:afterAutospacing="1" w:line="240" w:lineRule="auto"/>
         <w:rPr>
           <w:rFonts w:ascii="Verdana" w:eastAsia="Times New Roman" w:hAnsi="Verdana" w:cs="Times New Roman"/>
-          <w:sz w:val="24"/>
-          <w:szCs w:val="24"/>
-          <w:lang w:eastAsia="en-IN"/>
-        </w:rPr>
-      </w:pPr>
-      <w:r>
-        <w:rPr>
-          <w:rFonts w:ascii="Verdana" w:eastAsia="Times New Roman" w:hAnsi="Verdana" w:cs="Times New Roman"/>
-          <w:sz w:val="24"/>
-          <w:szCs w:val="24"/>
+          <w:sz w:val="26"/>
+          <w:szCs w:val="26"/>
+          <w:lang w:eastAsia="en-IN"/>
+        </w:rPr>
+      </w:pPr>
+      <w:r>
+        <w:rPr>
+          <w:rFonts w:ascii="Verdana" w:eastAsia="Times New Roman" w:hAnsi="Verdana" w:cs="Times New Roman"/>
+          <w:sz w:val="26"/>
+          <w:szCs w:val="26"/>
           <w:lang w:eastAsia="en-IN"/>
         </w:rPr>
         <w:t xml:space="preserve">The seat layout should load after the user selects the movie, theatre, and </w:t>
@@ -235,8 +1974,8 @@
       <w:r>
         <w:rPr>
           <w:rFonts w:ascii="Verdana" w:eastAsia="Times New Roman" w:hAnsi="Verdana" w:cs="Times New Roman"/>
-          <w:sz w:val="24"/>
-          <w:szCs w:val="24"/>
+          <w:sz w:val="26"/>
+          <w:szCs w:val="26"/>
           <w:lang w:eastAsia="en-IN"/>
         </w:rPr>
         <w:t>showtime</w:t>
@@ -245,8 +1984,8 @@
       <w:r>
         <w:rPr>
           <w:rFonts w:ascii="Verdana" w:eastAsia="Times New Roman" w:hAnsi="Verdana" w:cs="Times New Roman"/>
-          <w:sz w:val="24"/>
-          <w:szCs w:val="24"/>
+          <w:sz w:val="26"/>
+          <w:szCs w:val="26"/>
           <w:lang w:eastAsia="en-IN"/>
         </w:rPr>
         <w:t>.</w:t>
@@ -261,16 +2000,16 @@
         <w:spacing w:before="100" w:beforeAutospacing="1" w:after="100" w:afterAutospacing="1" w:line="240" w:lineRule="auto"/>
         <w:rPr>
           <w:rFonts w:ascii="Verdana" w:eastAsia="Times New Roman" w:hAnsi="Verdana" w:cs="Times New Roman"/>
-          <w:sz w:val="24"/>
-          <w:szCs w:val="24"/>
-          <w:lang w:eastAsia="en-IN"/>
-        </w:rPr>
-      </w:pPr>
-      <w:r>
-        <w:rPr>
-          <w:rFonts w:ascii="Verdana" w:eastAsia="Times New Roman" w:hAnsi="Verdana" w:cs="Times New Roman"/>
-          <w:sz w:val="24"/>
-          <w:szCs w:val="24"/>
+          <w:sz w:val="26"/>
+          <w:szCs w:val="26"/>
+          <w:lang w:eastAsia="en-IN"/>
+        </w:rPr>
+      </w:pPr>
+      <w:r>
+        <w:rPr>
+          <w:rFonts w:ascii="Verdana" w:eastAsia="Times New Roman" w:hAnsi="Verdana" w:cs="Times New Roman"/>
+          <w:sz w:val="26"/>
+          <w:szCs w:val="26"/>
           <w:lang w:eastAsia="en-IN"/>
         </w:rPr>
         <w:t>The seat layout should visually represent all seats in the theatre.</w:t>
@@ -285,16 +2024,16 @@
         <w:spacing w:before="100" w:beforeAutospacing="1" w:after="100" w:afterAutospacing="1" w:line="240" w:lineRule="auto"/>
         <w:rPr>
           <w:rFonts w:ascii="Verdana" w:eastAsia="Times New Roman" w:hAnsi="Verdana" w:cs="Times New Roman"/>
-          <w:sz w:val="24"/>
-          <w:szCs w:val="24"/>
-          <w:lang w:eastAsia="en-IN"/>
-        </w:rPr>
-      </w:pPr>
-      <w:r>
-        <w:rPr>
-          <w:rFonts w:ascii="Verdana" w:eastAsia="Times New Roman" w:hAnsi="Verdana" w:cs="Times New Roman"/>
-          <w:sz w:val="24"/>
-          <w:szCs w:val="24"/>
+          <w:sz w:val="26"/>
+          <w:szCs w:val="26"/>
+          <w:lang w:eastAsia="en-IN"/>
+        </w:rPr>
+      </w:pPr>
+      <w:r>
+        <w:rPr>
+          <w:rFonts w:ascii="Verdana" w:eastAsia="Times New Roman" w:hAnsi="Verdana" w:cs="Times New Roman"/>
+          <w:sz w:val="26"/>
+          <w:szCs w:val="26"/>
           <w:lang w:eastAsia="en-IN"/>
         </w:rPr>
         <w:t>The seat layout should be visible to the user before seat selection begins.</w:t>
@@ -309,8 +2048,8 @@
           <w:b/>
           <w:bCs/>
           <w:kern w:val="36"/>
-          <w:sz w:val="24"/>
-          <w:szCs w:val="24"/>
+          <w:sz w:val="26"/>
+          <w:szCs w:val="26"/>
           <w:u w:val="single"/>
           <w:lang w:eastAsia="en-IN"/>
         </w:rPr>
@@ -321,8 +2060,8 @@
           <w:b/>
           <w:bCs/>
           <w:kern w:val="36"/>
-          <w:sz w:val="24"/>
-          <w:szCs w:val="24"/>
+          <w:sz w:val="26"/>
+          <w:szCs w:val="26"/>
           <w:u w:val="single"/>
           <w:lang w:eastAsia="en-IN"/>
         </w:rPr>
@@ -339,16 +2078,16 @@
           <w:b/>
           <w:bCs/>
           <w:kern w:val="36"/>
-          <w:sz w:val="24"/>
-          <w:szCs w:val="24"/>
-          <w:lang w:eastAsia="en-IN"/>
-        </w:rPr>
-      </w:pPr>
-      <w:r>
-        <w:rPr>
-          <w:rFonts w:ascii="Verdana" w:hAnsi="Verdana"/>
-          <w:sz w:val="24"/>
-          <w:szCs w:val="24"/>
+          <w:sz w:val="26"/>
+          <w:szCs w:val="26"/>
+          <w:lang w:eastAsia="en-IN"/>
+        </w:rPr>
+      </w:pPr>
+      <w:r>
+        <w:rPr>
+          <w:rFonts w:ascii="Verdana" w:hAnsi="Verdana"/>
+          <w:sz w:val="26"/>
+          <w:szCs w:val="26"/>
         </w:rPr>
         <w:t>As a customer, I want to view available seats so that I can select seats for booking.</w:t>
       </w:r>
@@ -358,8 +2097,8 @@
         <w:spacing w:before="100" w:beforeAutospacing="1" w:after="100" w:afterAutospacing="1" w:line="240" w:lineRule="auto"/>
         <w:rPr>
           <w:rFonts w:ascii="Verdana" w:eastAsia="Times New Roman" w:hAnsi="Verdana" w:cs="Times New Roman"/>
-          <w:sz w:val="24"/>
-          <w:szCs w:val="24"/>
+          <w:sz w:val="26"/>
+          <w:szCs w:val="26"/>
           <w:u w:val="single"/>
           <w:lang w:eastAsia="en-IN"/>
         </w:rPr>
@@ -368,8 +2107,8 @@
         <w:rPr>
           <w:rFonts w:ascii="Verdana" w:eastAsia="Times New Roman" w:hAnsi="Verdana" w:cs="Times New Roman"/>
           <w:bCs/>
-          <w:sz w:val="24"/>
-          <w:szCs w:val="24"/>
+          <w:sz w:val="26"/>
+          <w:szCs w:val="26"/>
           <w:u w:val="single"/>
           <w:lang w:eastAsia="en-IN"/>
         </w:rPr>
@@ -385,16 +2124,16 @@
         <w:spacing w:before="100" w:beforeAutospacing="1" w:after="100" w:afterAutospacing="1" w:line="240" w:lineRule="auto"/>
         <w:rPr>
           <w:rFonts w:ascii="Verdana" w:eastAsia="Times New Roman" w:hAnsi="Verdana" w:cs="Times New Roman"/>
-          <w:sz w:val="24"/>
-          <w:szCs w:val="24"/>
-          <w:lang w:eastAsia="en-IN"/>
-        </w:rPr>
-      </w:pPr>
-      <w:r>
-        <w:rPr>
-          <w:rFonts w:ascii="Verdana" w:eastAsia="Times New Roman" w:hAnsi="Verdana" w:cs="Times New Roman"/>
-          <w:sz w:val="24"/>
-          <w:szCs w:val="24"/>
+          <w:sz w:val="26"/>
+          <w:szCs w:val="26"/>
+          <w:lang w:eastAsia="en-IN"/>
+        </w:rPr>
+      </w:pPr>
+      <w:r>
+        <w:rPr>
+          <w:rFonts w:ascii="Verdana" w:eastAsia="Times New Roman" w:hAnsi="Verdana" w:cs="Times New Roman"/>
+          <w:sz w:val="26"/>
+          <w:szCs w:val="26"/>
           <w:lang w:eastAsia="en-IN"/>
         </w:rPr>
         <w:t>The system should display all available seats in the seat layout.</w:t>
@@ -409,16 +2148,16 @@
         <w:spacing w:before="100" w:beforeAutospacing="1" w:after="100" w:afterAutospacing="1" w:line="240" w:lineRule="auto"/>
         <w:rPr>
           <w:rFonts w:ascii="Verdana" w:eastAsia="Times New Roman" w:hAnsi="Verdana" w:cs="Times New Roman"/>
-          <w:sz w:val="24"/>
-          <w:szCs w:val="24"/>
-          <w:lang w:eastAsia="en-IN"/>
-        </w:rPr>
-      </w:pPr>
-      <w:r>
-        <w:rPr>
-          <w:rFonts w:ascii="Verdana" w:eastAsia="Times New Roman" w:hAnsi="Verdana" w:cs="Times New Roman"/>
-          <w:sz w:val="24"/>
-          <w:szCs w:val="24"/>
+          <w:sz w:val="26"/>
+          <w:szCs w:val="26"/>
+          <w:lang w:eastAsia="en-IN"/>
+        </w:rPr>
+      </w:pPr>
+      <w:r>
+        <w:rPr>
+          <w:rFonts w:ascii="Verdana" w:eastAsia="Times New Roman" w:hAnsi="Verdana" w:cs="Times New Roman"/>
+          <w:sz w:val="26"/>
+          <w:szCs w:val="26"/>
           <w:lang w:eastAsia="en-IN"/>
         </w:rPr>
         <w:t>Available seats should be clearly distinguishable from booked seats.</w:t>
@@ -433,16 +2172,16 @@
         <w:spacing w:before="100" w:beforeAutospacing="1" w:after="100" w:afterAutospacing="1" w:line="240" w:lineRule="auto"/>
         <w:rPr>
           <w:rFonts w:ascii="Verdana" w:eastAsia="Times New Roman" w:hAnsi="Verdana" w:cs="Times New Roman"/>
-          <w:sz w:val="24"/>
-          <w:szCs w:val="24"/>
-          <w:lang w:eastAsia="en-IN"/>
-        </w:rPr>
-      </w:pPr>
-      <w:r>
-        <w:rPr>
-          <w:rFonts w:ascii="Verdana" w:eastAsia="Times New Roman" w:hAnsi="Verdana" w:cs="Times New Roman"/>
-          <w:sz w:val="24"/>
-          <w:szCs w:val="24"/>
+          <w:sz w:val="26"/>
+          <w:szCs w:val="26"/>
+          <w:lang w:eastAsia="en-IN"/>
+        </w:rPr>
+      </w:pPr>
+      <w:r>
+        <w:rPr>
+          <w:rFonts w:ascii="Verdana" w:eastAsia="Times New Roman" w:hAnsi="Verdana" w:cs="Times New Roman"/>
+          <w:sz w:val="26"/>
+          <w:szCs w:val="26"/>
           <w:lang w:eastAsia="en-IN"/>
         </w:rPr>
         <w:t xml:space="preserve">The system should allow the user to view available seats for the selected </w:t>
@@ -451,8 +2190,8 @@
       <w:r>
         <w:rPr>
           <w:rFonts w:ascii="Verdana" w:eastAsia="Times New Roman" w:hAnsi="Verdana" w:cs="Times New Roman"/>
-          <w:sz w:val="24"/>
-          <w:szCs w:val="24"/>
+          <w:sz w:val="26"/>
+          <w:szCs w:val="26"/>
           <w:lang w:eastAsia="en-IN"/>
         </w:rPr>
         <w:t>showtime</w:t>
@@ -461,8 +2200,8 @@
       <w:r>
         <w:rPr>
           <w:rFonts w:ascii="Verdana" w:eastAsia="Times New Roman" w:hAnsi="Verdana" w:cs="Times New Roman"/>
-          <w:sz w:val="24"/>
-          <w:szCs w:val="24"/>
+          <w:sz w:val="26"/>
+          <w:szCs w:val="26"/>
           <w:lang w:eastAsia="en-IN"/>
         </w:rPr>
         <w:t>.</w:t>
@@ -477,16 +2216,16 @@
         <w:spacing w:before="100" w:beforeAutospacing="1" w:after="100" w:afterAutospacing="1" w:line="240" w:lineRule="auto"/>
         <w:rPr>
           <w:rFonts w:ascii="Verdana" w:eastAsia="Times New Roman" w:hAnsi="Verdana" w:cs="Times New Roman"/>
-          <w:sz w:val="24"/>
-          <w:szCs w:val="24"/>
-          <w:lang w:eastAsia="en-IN"/>
-        </w:rPr>
-      </w:pPr>
-      <w:r>
-        <w:rPr>
-          <w:rFonts w:ascii="Verdana" w:eastAsia="Times New Roman" w:hAnsi="Verdana" w:cs="Times New Roman"/>
-          <w:sz w:val="24"/>
-          <w:szCs w:val="24"/>
+          <w:sz w:val="26"/>
+          <w:szCs w:val="26"/>
+          <w:lang w:eastAsia="en-IN"/>
+        </w:rPr>
+      </w:pPr>
+      <w:r>
+        <w:rPr>
+          <w:rFonts w:ascii="Verdana" w:eastAsia="Times New Roman" w:hAnsi="Verdana" w:cs="Times New Roman"/>
+          <w:sz w:val="26"/>
+          <w:szCs w:val="26"/>
           <w:lang w:eastAsia="en-IN"/>
         </w:rPr>
         <w:t>Available seats should be selectable by the user.</w:t>
@@ -501,16 +2240,16 @@
         <w:spacing w:before="100" w:beforeAutospacing="1" w:after="100" w:afterAutospacing="1" w:line="240" w:lineRule="auto"/>
         <w:rPr>
           <w:rFonts w:ascii="Verdana" w:eastAsia="Times New Roman" w:hAnsi="Verdana" w:cs="Times New Roman"/>
-          <w:sz w:val="24"/>
-          <w:szCs w:val="24"/>
-          <w:lang w:eastAsia="en-IN"/>
-        </w:rPr>
-      </w:pPr>
-      <w:r>
-        <w:rPr>
-          <w:rFonts w:ascii="Verdana" w:eastAsia="Times New Roman" w:hAnsi="Verdana" w:cs="Times New Roman"/>
-          <w:sz w:val="24"/>
-          <w:szCs w:val="24"/>
+          <w:sz w:val="26"/>
+          <w:szCs w:val="26"/>
+          <w:lang w:eastAsia="en-IN"/>
+        </w:rPr>
+      </w:pPr>
+      <w:r>
+        <w:rPr>
+          <w:rFonts w:ascii="Verdana" w:eastAsia="Times New Roman" w:hAnsi="Verdana" w:cs="Times New Roman"/>
+          <w:sz w:val="26"/>
+          <w:szCs w:val="26"/>
           <w:lang w:eastAsia="en-IN"/>
         </w:rPr>
         <w:t>The system should update available seats based on the current booking status.</w:t>
@@ -521,8 +2260,8 @@
         <w:spacing w:after="0" w:line="240" w:lineRule="auto"/>
         <w:rPr>
           <w:rFonts w:ascii="Verdana" w:eastAsia="Times New Roman" w:hAnsi="Verdana" w:cs="Times New Roman"/>
-          <w:sz w:val="24"/>
-          <w:szCs w:val="24"/>
+          <w:sz w:val="26"/>
+          <w:szCs w:val="26"/>
           <w:lang w:eastAsia="en-IN"/>
         </w:rPr>
       </w:pPr>
@@ -536,8 +2275,8 @@
           <w:b/>
           <w:bCs/>
           <w:kern w:val="36"/>
-          <w:sz w:val="24"/>
-          <w:szCs w:val="24"/>
+          <w:sz w:val="26"/>
+          <w:szCs w:val="26"/>
           <w:u w:val="single"/>
           <w:lang w:eastAsia="en-IN"/>
         </w:rPr>
@@ -548,8 +2287,8 @@
           <w:b/>
           <w:bCs/>
           <w:kern w:val="36"/>
-          <w:sz w:val="24"/>
-          <w:szCs w:val="24"/>
+          <w:sz w:val="26"/>
+          <w:szCs w:val="26"/>
           <w:u w:val="single"/>
           <w:lang w:eastAsia="en-IN"/>
         </w:rPr>
@@ -566,16 +2305,16 @@
           <w:b/>
           <w:bCs/>
           <w:kern w:val="36"/>
-          <w:sz w:val="24"/>
-          <w:szCs w:val="24"/>
-          <w:lang w:eastAsia="en-IN"/>
-        </w:rPr>
-      </w:pPr>
-      <w:r>
-        <w:rPr>
-          <w:rFonts w:ascii="Verdana" w:hAnsi="Verdana"/>
-          <w:sz w:val="24"/>
-          <w:szCs w:val="24"/>
+          <w:sz w:val="26"/>
+          <w:szCs w:val="26"/>
+          <w:lang w:eastAsia="en-IN"/>
+        </w:rPr>
+      </w:pPr>
+      <w:r>
+        <w:rPr>
+          <w:rFonts w:ascii="Verdana" w:hAnsi="Verdana"/>
+          <w:sz w:val="26"/>
+          <w:szCs w:val="26"/>
         </w:rPr>
         <w:t>As a customer, I want to view booked seats so that I do not select unavailable seats.</w:t>
       </w:r>
@@ -585,8 +2324,8 @@
         <w:spacing w:before="100" w:beforeAutospacing="1" w:after="100" w:afterAutospacing="1" w:line="240" w:lineRule="auto"/>
         <w:rPr>
           <w:rFonts w:ascii="Verdana" w:eastAsia="Times New Roman" w:hAnsi="Verdana" w:cs="Times New Roman"/>
-          <w:sz w:val="24"/>
-          <w:szCs w:val="24"/>
+          <w:sz w:val="26"/>
+          <w:szCs w:val="26"/>
           <w:u w:val="single"/>
           <w:lang w:eastAsia="en-IN"/>
         </w:rPr>
@@ -595,8 +2334,8 @@
         <w:rPr>
           <w:rFonts w:ascii="Verdana" w:eastAsia="Times New Roman" w:hAnsi="Verdana" w:cs="Times New Roman"/>
           <w:bCs/>
-          <w:sz w:val="24"/>
-          <w:szCs w:val="24"/>
+          <w:sz w:val="26"/>
+          <w:szCs w:val="26"/>
           <w:u w:val="single"/>
           <w:lang w:eastAsia="en-IN"/>
         </w:rPr>
@@ -612,16 +2351,16 @@
         <w:spacing w:before="100" w:beforeAutospacing="1" w:after="100" w:afterAutospacing="1" w:line="240" w:lineRule="auto"/>
         <w:rPr>
           <w:rFonts w:ascii="Verdana" w:eastAsia="Times New Roman" w:hAnsi="Verdana" w:cs="Times New Roman"/>
-          <w:sz w:val="24"/>
-          <w:szCs w:val="24"/>
-          <w:lang w:eastAsia="en-IN"/>
-        </w:rPr>
-      </w:pPr>
-      <w:r>
-        <w:rPr>
-          <w:rFonts w:ascii="Verdana" w:eastAsia="Times New Roman" w:hAnsi="Verdana" w:cs="Times New Roman"/>
-          <w:sz w:val="24"/>
-          <w:szCs w:val="24"/>
+          <w:sz w:val="26"/>
+          <w:szCs w:val="26"/>
+          <w:lang w:eastAsia="en-IN"/>
+        </w:rPr>
+      </w:pPr>
+      <w:r>
+        <w:rPr>
+          <w:rFonts w:ascii="Verdana" w:eastAsia="Times New Roman" w:hAnsi="Verdana" w:cs="Times New Roman"/>
+          <w:sz w:val="26"/>
+          <w:szCs w:val="26"/>
           <w:lang w:eastAsia="en-IN"/>
         </w:rPr>
         <w:t>The system should display seats that are already booked.</w:t>
@@ -636,16 +2375,16 @@
         <w:spacing w:before="100" w:beforeAutospacing="1" w:after="100" w:afterAutospacing="1" w:line="240" w:lineRule="auto"/>
         <w:rPr>
           <w:rFonts w:ascii="Verdana" w:eastAsia="Times New Roman" w:hAnsi="Verdana" w:cs="Times New Roman"/>
-          <w:sz w:val="24"/>
-          <w:szCs w:val="24"/>
-          <w:lang w:eastAsia="en-IN"/>
-        </w:rPr>
-      </w:pPr>
-      <w:r>
-        <w:rPr>
-          <w:rFonts w:ascii="Verdana" w:eastAsia="Times New Roman" w:hAnsi="Verdana" w:cs="Times New Roman"/>
-          <w:sz w:val="24"/>
-          <w:szCs w:val="24"/>
+          <w:sz w:val="26"/>
+          <w:szCs w:val="26"/>
+          <w:lang w:eastAsia="en-IN"/>
+        </w:rPr>
+      </w:pPr>
+      <w:r>
+        <w:rPr>
+          <w:rFonts w:ascii="Verdana" w:eastAsia="Times New Roman" w:hAnsi="Verdana" w:cs="Times New Roman"/>
+          <w:sz w:val="26"/>
+          <w:szCs w:val="26"/>
           <w:lang w:eastAsia="en-IN"/>
         </w:rPr>
         <w:t>Booked seats should be clearly marked in the seat layout.</w:t>
@@ -660,16 +2399,16 @@
         <w:spacing w:before="100" w:beforeAutospacing="1" w:after="100" w:afterAutospacing="1" w:line="240" w:lineRule="auto"/>
         <w:rPr>
           <w:rFonts w:ascii="Verdana" w:eastAsia="Times New Roman" w:hAnsi="Verdana" w:cs="Times New Roman"/>
-          <w:sz w:val="24"/>
-          <w:szCs w:val="24"/>
-          <w:lang w:eastAsia="en-IN"/>
-        </w:rPr>
-      </w:pPr>
-      <w:r>
-        <w:rPr>
-          <w:rFonts w:ascii="Verdana" w:eastAsia="Times New Roman" w:hAnsi="Verdana" w:cs="Times New Roman"/>
-          <w:sz w:val="24"/>
-          <w:szCs w:val="24"/>
+          <w:sz w:val="26"/>
+          <w:szCs w:val="26"/>
+          <w:lang w:eastAsia="en-IN"/>
+        </w:rPr>
+      </w:pPr>
+      <w:r>
+        <w:rPr>
+          <w:rFonts w:ascii="Verdana" w:eastAsia="Times New Roman" w:hAnsi="Verdana" w:cs="Times New Roman"/>
+          <w:sz w:val="26"/>
+          <w:szCs w:val="26"/>
           <w:lang w:eastAsia="en-IN"/>
         </w:rPr>
         <w:t>Booked seats should not be selectable by the user.</w:t>
@@ -684,16 +2423,16 @@
         <w:spacing w:before="100" w:beforeAutospacing="1" w:after="100" w:afterAutospacing="1" w:line="240" w:lineRule="auto"/>
         <w:rPr>
           <w:rFonts w:ascii="Verdana" w:eastAsia="Times New Roman" w:hAnsi="Verdana" w:cs="Times New Roman"/>
-          <w:sz w:val="24"/>
-          <w:szCs w:val="24"/>
-          <w:lang w:eastAsia="en-IN"/>
-        </w:rPr>
-      </w:pPr>
-      <w:r>
-        <w:rPr>
-          <w:rFonts w:ascii="Verdana" w:eastAsia="Times New Roman" w:hAnsi="Verdana" w:cs="Times New Roman"/>
-          <w:sz w:val="24"/>
-          <w:szCs w:val="24"/>
+          <w:sz w:val="26"/>
+          <w:szCs w:val="26"/>
+          <w:lang w:eastAsia="en-IN"/>
+        </w:rPr>
+      </w:pPr>
+      <w:r>
+        <w:rPr>
+          <w:rFonts w:ascii="Verdana" w:eastAsia="Times New Roman" w:hAnsi="Verdana" w:cs="Times New Roman"/>
+          <w:sz w:val="26"/>
+          <w:szCs w:val="26"/>
           <w:lang w:eastAsia="en-IN"/>
         </w:rPr>
         <w:t>The system should update booked seat status based on existing reservations.</w:t>
@@ -708,16 +2447,16 @@
         <w:spacing w:before="100" w:beforeAutospacing="1" w:after="100" w:afterAutospacing="1" w:line="240" w:lineRule="auto"/>
         <w:rPr>
           <w:rFonts w:ascii="Verdana" w:eastAsia="Times New Roman" w:hAnsi="Verdana" w:cs="Times New Roman"/>
-          <w:sz w:val="24"/>
-          <w:szCs w:val="24"/>
-          <w:lang w:eastAsia="en-IN"/>
-        </w:rPr>
-      </w:pPr>
-      <w:r>
-        <w:rPr>
-          <w:rFonts w:ascii="Verdana" w:eastAsia="Times New Roman" w:hAnsi="Verdana" w:cs="Times New Roman"/>
-          <w:sz w:val="24"/>
-          <w:szCs w:val="24"/>
+          <w:sz w:val="26"/>
+          <w:szCs w:val="26"/>
+          <w:lang w:eastAsia="en-IN"/>
+        </w:rPr>
+      </w:pPr>
+      <w:r>
+        <w:rPr>
+          <w:rFonts w:ascii="Verdana" w:eastAsia="Times New Roman" w:hAnsi="Verdana" w:cs="Times New Roman"/>
+          <w:sz w:val="26"/>
+          <w:szCs w:val="26"/>
           <w:lang w:eastAsia="en-IN"/>
         </w:rPr>
         <w:t>The system should display booked seats before the user selects seats.</w:t>
@@ -728,8 +2467,8 @@
         <w:spacing w:after="0" w:line="240" w:lineRule="auto"/>
         <w:rPr>
           <w:rFonts w:ascii="Verdana" w:eastAsia="Times New Roman" w:hAnsi="Verdana" w:cs="Times New Roman"/>
-          <w:sz w:val="24"/>
-          <w:szCs w:val="24"/>
+          <w:sz w:val="26"/>
+          <w:szCs w:val="26"/>
           <w:lang w:eastAsia="en-IN"/>
         </w:rPr>
       </w:pPr>
@@ -743,8 +2482,8 @@
           <w:b/>
           <w:bCs/>
           <w:kern w:val="36"/>
-          <w:sz w:val="24"/>
-          <w:szCs w:val="24"/>
+          <w:sz w:val="26"/>
+          <w:szCs w:val="26"/>
           <w:u w:val="single"/>
           <w:lang w:eastAsia="en-IN"/>
         </w:rPr>
@@ -755,11 +2494,12 @@
           <w:b/>
           <w:bCs/>
           <w:kern w:val="36"/>
-          <w:sz w:val="24"/>
-          <w:szCs w:val="24"/>
+          <w:sz w:val="26"/>
+          <w:szCs w:val="26"/>
           <w:u w:val="single"/>
           <w:lang w:eastAsia="en-IN"/>
         </w:rPr>
+        <w:lastRenderedPageBreak/>
         <w:t>SSUS004 – Select Seat</w:t>
       </w:r>
     </w:p>
@@ -773,16 +2513,16 @@
           <w:b/>
           <w:bCs/>
           <w:kern w:val="36"/>
-          <w:sz w:val="24"/>
-          <w:szCs w:val="24"/>
-          <w:lang w:eastAsia="en-IN"/>
-        </w:rPr>
-      </w:pPr>
-      <w:r>
-        <w:rPr>
-          <w:rFonts w:ascii="Verdana" w:hAnsi="Verdana"/>
-          <w:sz w:val="24"/>
-          <w:szCs w:val="24"/>
+          <w:sz w:val="26"/>
+          <w:szCs w:val="26"/>
+          <w:lang w:eastAsia="en-IN"/>
+        </w:rPr>
+      </w:pPr>
+      <w:r>
+        <w:rPr>
+          <w:rFonts w:ascii="Verdana" w:hAnsi="Verdana"/>
+          <w:sz w:val="26"/>
+          <w:szCs w:val="26"/>
         </w:rPr>
         <w:t>As a customer, I want to select a seat so that I can choose my preferred seat for the movie show.</w:t>
       </w:r>
@@ -792,8 +2532,8 @@
         <w:spacing w:before="100" w:beforeAutospacing="1" w:after="100" w:afterAutospacing="1" w:line="240" w:lineRule="auto"/>
         <w:rPr>
           <w:rFonts w:ascii="Verdana" w:eastAsia="Times New Roman" w:hAnsi="Verdana" w:cs="Times New Roman"/>
-          <w:sz w:val="24"/>
-          <w:szCs w:val="24"/>
+          <w:sz w:val="26"/>
+          <w:szCs w:val="26"/>
           <w:u w:val="single"/>
           <w:lang w:eastAsia="en-IN"/>
         </w:rPr>
@@ -802,12 +2542,11 @@
         <w:rPr>
           <w:rFonts w:ascii="Verdana" w:eastAsia="Times New Roman" w:hAnsi="Verdana" w:cs="Times New Roman"/>
           <w:bCs/>
-          <w:sz w:val="24"/>
-          <w:szCs w:val="24"/>
+          <w:sz w:val="26"/>
+          <w:szCs w:val="26"/>
           <w:u w:val="single"/>
           <w:lang w:eastAsia="en-IN"/>
         </w:rPr>
-        <w:lastRenderedPageBreak/>
         <w:t>Acceptance Criteria</w:t>
       </w:r>
     </w:p>
@@ -820,16 +2559,16 @@
         <w:spacing w:before="100" w:beforeAutospacing="1" w:after="100" w:afterAutospacing="1" w:line="240" w:lineRule="auto"/>
         <w:rPr>
           <w:rFonts w:ascii="Verdana" w:eastAsia="Times New Roman" w:hAnsi="Verdana" w:cs="Times New Roman"/>
-          <w:sz w:val="24"/>
-          <w:szCs w:val="24"/>
-          <w:lang w:eastAsia="en-IN"/>
-        </w:rPr>
-      </w:pPr>
-      <w:r>
-        <w:rPr>
-          <w:rFonts w:ascii="Verdana" w:eastAsia="Times New Roman" w:hAnsi="Verdana" w:cs="Times New Roman"/>
-          <w:sz w:val="24"/>
-          <w:szCs w:val="24"/>
+          <w:sz w:val="26"/>
+          <w:szCs w:val="26"/>
+          <w:lang w:eastAsia="en-IN"/>
+        </w:rPr>
+      </w:pPr>
+      <w:r>
+        <w:rPr>
+          <w:rFonts w:ascii="Verdana" w:eastAsia="Times New Roman" w:hAnsi="Verdana" w:cs="Times New Roman"/>
+          <w:sz w:val="26"/>
+          <w:szCs w:val="26"/>
           <w:lang w:eastAsia="en-IN"/>
         </w:rPr>
         <w:t>The user should be able to select a seat from the available seats.</w:t>
@@ -844,16 +2583,16 @@
         <w:spacing w:before="100" w:beforeAutospacing="1" w:after="100" w:afterAutospacing="1" w:line="240" w:lineRule="auto"/>
         <w:rPr>
           <w:rFonts w:ascii="Verdana" w:eastAsia="Times New Roman" w:hAnsi="Verdana" w:cs="Times New Roman"/>
-          <w:sz w:val="24"/>
-          <w:szCs w:val="24"/>
-          <w:lang w:eastAsia="en-IN"/>
-        </w:rPr>
-      </w:pPr>
-      <w:r>
-        <w:rPr>
-          <w:rFonts w:ascii="Verdana" w:eastAsia="Times New Roman" w:hAnsi="Verdana" w:cs="Times New Roman"/>
-          <w:sz w:val="24"/>
-          <w:szCs w:val="24"/>
+          <w:sz w:val="26"/>
+          <w:szCs w:val="26"/>
+          <w:lang w:eastAsia="en-IN"/>
+        </w:rPr>
+      </w:pPr>
+      <w:r>
+        <w:rPr>
+          <w:rFonts w:ascii="Verdana" w:eastAsia="Times New Roman" w:hAnsi="Verdana" w:cs="Times New Roman"/>
+          <w:sz w:val="26"/>
+          <w:szCs w:val="26"/>
           <w:lang w:eastAsia="en-IN"/>
         </w:rPr>
         <w:t>The selected seat should be highlighted in the seat layout.</w:t>
@@ -868,16 +2607,16 @@
         <w:spacing w:before="100" w:beforeAutospacing="1" w:after="100" w:afterAutospacing="1" w:line="240" w:lineRule="auto"/>
         <w:rPr>
           <w:rFonts w:ascii="Verdana" w:eastAsia="Times New Roman" w:hAnsi="Verdana" w:cs="Times New Roman"/>
-          <w:sz w:val="24"/>
-          <w:szCs w:val="24"/>
-          <w:lang w:eastAsia="en-IN"/>
-        </w:rPr>
-      </w:pPr>
-      <w:r>
-        <w:rPr>
-          <w:rFonts w:ascii="Verdana" w:eastAsia="Times New Roman" w:hAnsi="Verdana" w:cs="Times New Roman"/>
-          <w:sz w:val="24"/>
-          <w:szCs w:val="24"/>
+          <w:sz w:val="26"/>
+          <w:szCs w:val="26"/>
+          <w:lang w:eastAsia="en-IN"/>
+        </w:rPr>
+      </w:pPr>
+      <w:r>
+        <w:rPr>
+          <w:rFonts w:ascii="Verdana" w:eastAsia="Times New Roman" w:hAnsi="Verdana" w:cs="Times New Roman"/>
+          <w:sz w:val="26"/>
+          <w:szCs w:val="26"/>
           <w:lang w:eastAsia="en-IN"/>
         </w:rPr>
         <w:t>The system should temporarily store the selected seat for the booking process.</w:t>
@@ -892,16 +2631,16 @@
         <w:spacing w:before="100" w:beforeAutospacing="1" w:after="100" w:afterAutospacing="1" w:line="240" w:lineRule="auto"/>
         <w:rPr>
           <w:rFonts w:ascii="Verdana" w:eastAsia="Times New Roman" w:hAnsi="Verdana" w:cs="Times New Roman"/>
-          <w:sz w:val="24"/>
-          <w:szCs w:val="24"/>
-          <w:lang w:eastAsia="en-IN"/>
-        </w:rPr>
-      </w:pPr>
-      <w:r>
-        <w:rPr>
-          <w:rFonts w:ascii="Verdana" w:eastAsia="Times New Roman" w:hAnsi="Verdana" w:cs="Times New Roman"/>
-          <w:sz w:val="24"/>
-          <w:szCs w:val="24"/>
+          <w:sz w:val="26"/>
+          <w:szCs w:val="26"/>
+          <w:lang w:eastAsia="en-IN"/>
+        </w:rPr>
+      </w:pPr>
+      <w:r>
+        <w:rPr>
+          <w:rFonts w:ascii="Verdana" w:eastAsia="Times New Roman" w:hAnsi="Verdana" w:cs="Times New Roman"/>
+          <w:sz w:val="26"/>
+          <w:szCs w:val="26"/>
           <w:lang w:eastAsia="en-IN"/>
         </w:rPr>
         <w:t>The system should prevent users from selecting unavailable seats.</w:t>
@@ -916,16 +2655,16 @@
         <w:spacing w:before="100" w:beforeAutospacing="1" w:after="100" w:afterAutospacing="1" w:line="240" w:lineRule="auto"/>
         <w:rPr>
           <w:rFonts w:ascii="Verdana" w:eastAsia="Times New Roman" w:hAnsi="Verdana" w:cs="Times New Roman"/>
-          <w:sz w:val="24"/>
-          <w:szCs w:val="24"/>
-          <w:lang w:eastAsia="en-IN"/>
-        </w:rPr>
-      </w:pPr>
-      <w:r>
-        <w:rPr>
-          <w:rFonts w:ascii="Verdana" w:eastAsia="Times New Roman" w:hAnsi="Verdana" w:cs="Times New Roman"/>
-          <w:sz w:val="24"/>
-          <w:szCs w:val="24"/>
+          <w:sz w:val="26"/>
+          <w:szCs w:val="26"/>
+          <w:lang w:eastAsia="en-IN"/>
+        </w:rPr>
+      </w:pPr>
+      <w:r>
+        <w:rPr>
+          <w:rFonts w:ascii="Verdana" w:eastAsia="Times New Roman" w:hAnsi="Verdana" w:cs="Times New Roman"/>
+          <w:sz w:val="26"/>
+          <w:szCs w:val="26"/>
           <w:lang w:eastAsia="en-IN"/>
         </w:rPr>
         <w:t>The system should allow the user to proceed after selecting a seat.</w:t>
@@ -939,16 +2678,16 @@
         <w:spacing w:after="0" w:line="240" w:lineRule="auto"/>
         <w:rPr>
           <w:rFonts w:ascii="Verdana" w:eastAsia="Times New Roman" w:hAnsi="Verdana" w:cs="Times New Roman"/>
-          <w:sz w:val="24"/>
-          <w:szCs w:val="24"/>
-          <w:lang w:eastAsia="en-IN"/>
-        </w:rPr>
-      </w:pPr>
-      <w:r>
-        <w:rPr>
-          <w:rFonts w:ascii="Verdana" w:eastAsia="Times New Roman" w:hAnsi="Verdana" w:cs="Times New Roman"/>
-          <w:sz w:val="24"/>
-          <w:szCs w:val="24"/>
+          <w:sz w:val="26"/>
+          <w:szCs w:val="26"/>
+          <w:lang w:eastAsia="en-IN"/>
+        </w:rPr>
+      </w:pPr>
+      <w:r>
+        <w:rPr>
+          <w:rFonts w:ascii="Verdana" w:eastAsia="Times New Roman" w:hAnsi="Verdana" w:cs="Times New Roman"/>
+          <w:sz w:val="26"/>
+          <w:szCs w:val="26"/>
           <w:lang w:eastAsia="en-IN"/>
         </w:rPr>
         <w:tab/>
@@ -963,8 +2702,8 @@
           <w:b/>
           <w:bCs/>
           <w:kern w:val="36"/>
-          <w:sz w:val="24"/>
-          <w:szCs w:val="24"/>
+          <w:sz w:val="26"/>
+          <w:szCs w:val="26"/>
           <w:u w:val="single"/>
           <w:lang w:eastAsia="en-IN"/>
         </w:rPr>
@@ -975,8 +2714,8 @@
           <w:b/>
           <w:bCs/>
           <w:kern w:val="36"/>
-          <w:sz w:val="24"/>
-          <w:szCs w:val="24"/>
+          <w:sz w:val="26"/>
+          <w:szCs w:val="26"/>
           <w:u w:val="single"/>
           <w:lang w:eastAsia="en-IN"/>
         </w:rPr>
@@ -993,16 +2732,16 @@
           <w:b/>
           <w:bCs/>
           <w:kern w:val="36"/>
-          <w:sz w:val="24"/>
-          <w:szCs w:val="24"/>
-          <w:lang w:eastAsia="en-IN"/>
-        </w:rPr>
-      </w:pPr>
-      <w:r>
-        <w:rPr>
-          <w:rFonts w:ascii="Verdana" w:hAnsi="Verdana"/>
-          <w:sz w:val="24"/>
-          <w:szCs w:val="24"/>
+          <w:sz w:val="26"/>
+          <w:szCs w:val="26"/>
+          <w:lang w:eastAsia="en-IN"/>
+        </w:rPr>
+      </w:pPr>
+      <w:r>
+        <w:rPr>
+          <w:rFonts w:ascii="Verdana" w:hAnsi="Verdana"/>
+          <w:sz w:val="26"/>
+          <w:szCs w:val="26"/>
         </w:rPr>
         <w:t>As a customer, I want to select multiple seats so that I can book tickets for multiple people.</w:t>
       </w:r>
@@ -1012,8 +2751,8 @@
         <w:spacing w:before="100" w:beforeAutospacing="1" w:after="100" w:afterAutospacing="1" w:line="240" w:lineRule="auto"/>
         <w:rPr>
           <w:rFonts w:ascii="Verdana" w:eastAsia="Times New Roman" w:hAnsi="Verdana" w:cs="Times New Roman"/>
-          <w:sz w:val="24"/>
-          <w:szCs w:val="24"/>
+          <w:sz w:val="26"/>
+          <w:szCs w:val="26"/>
           <w:u w:val="single"/>
           <w:lang w:eastAsia="en-IN"/>
         </w:rPr>
@@ -1022,8 +2761,8 @@
         <w:rPr>
           <w:rFonts w:ascii="Verdana" w:eastAsia="Times New Roman" w:hAnsi="Verdana" w:cs="Times New Roman"/>
           <w:bCs/>
-          <w:sz w:val="24"/>
-          <w:szCs w:val="24"/>
+          <w:sz w:val="26"/>
+          <w:szCs w:val="26"/>
           <w:u w:val="single"/>
           <w:lang w:eastAsia="en-IN"/>
         </w:rPr>
@@ -1039,16 +2778,16 @@
         <w:spacing w:before="100" w:beforeAutospacing="1" w:after="100" w:afterAutospacing="1" w:line="240" w:lineRule="auto"/>
         <w:rPr>
           <w:rFonts w:ascii="Verdana" w:eastAsia="Times New Roman" w:hAnsi="Verdana" w:cs="Times New Roman"/>
-          <w:sz w:val="24"/>
-          <w:szCs w:val="24"/>
-          <w:lang w:eastAsia="en-IN"/>
-        </w:rPr>
-      </w:pPr>
-      <w:r>
-        <w:rPr>
-          <w:rFonts w:ascii="Verdana" w:eastAsia="Times New Roman" w:hAnsi="Verdana" w:cs="Times New Roman"/>
-          <w:sz w:val="24"/>
-          <w:szCs w:val="24"/>
+          <w:sz w:val="26"/>
+          <w:szCs w:val="26"/>
+          <w:lang w:eastAsia="en-IN"/>
+        </w:rPr>
+      </w:pPr>
+      <w:r>
+        <w:rPr>
+          <w:rFonts w:ascii="Verdana" w:eastAsia="Times New Roman" w:hAnsi="Verdana" w:cs="Times New Roman"/>
+          <w:sz w:val="26"/>
+          <w:szCs w:val="26"/>
           <w:lang w:eastAsia="en-IN"/>
         </w:rPr>
         <w:t>The user should be able to select more than one seat.</w:t>
@@ -1063,16 +2802,16 @@
         <w:spacing w:before="100" w:beforeAutospacing="1" w:after="100" w:afterAutospacing="1" w:line="240" w:lineRule="auto"/>
         <w:rPr>
           <w:rFonts w:ascii="Verdana" w:eastAsia="Times New Roman" w:hAnsi="Verdana" w:cs="Times New Roman"/>
-          <w:sz w:val="24"/>
-          <w:szCs w:val="24"/>
-          <w:lang w:eastAsia="en-IN"/>
-        </w:rPr>
-      </w:pPr>
-      <w:r>
-        <w:rPr>
-          <w:rFonts w:ascii="Verdana" w:eastAsia="Times New Roman" w:hAnsi="Verdana" w:cs="Times New Roman"/>
-          <w:sz w:val="24"/>
-          <w:szCs w:val="24"/>
+          <w:sz w:val="26"/>
+          <w:szCs w:val="26"/>
+          <w:lang w:eastAsia="en-IN"/>
+        </w:rPr>
+      </w:pPr>
+      <w:r>
+        <w:rPr>
+          <w:rFonts w:ascii="Verdana" w:eastAsia="Times New Roman" w:hAnsi="Verdana" w:cs="Times New Roman"/>
+          <w:sz w:val="26"/>
+          <w:szCs w:val="26"/>
           <w:lang w:eastAsia="en-IN"/>
         </w:rPr>
         <w:t>The system should display all selected seats clearly.</w:t>
@@ -1087,16 +2826,16 @@
         <w:spacing w:before="100" w:beforeAutospacing="1" w:after="100" w:afterAutospacing="1" w:line="240" w:lineRule="auto"/>
         <w:rPr>
           <w:rFonts w:ascii="Verdana" w:eastAsia="Times New Roman" w:hAnsi="Verdana" w:cs="Times New Roman"/>
-          <w:sz w:val="24"/>
-          <w:szCs w:val="24"/>
-          <w:lang w:eastAsia="en-IN"/>
-        </w:rPr>
-      </w:pPr>
-      <w:r>
-        <w:rPr>
-          <w:rFonts w:ascii="Verdana" w:eastAsia="Times New Roman" w:hAnsi="Verdana" w:cs="Times New Roman"/>
-          <w:sz w:val="24"/>
-          <w:szCs w:val="24"/>
+          <w:sz w:val="26"/>
+          <w:szCs w:val="26"/>
+          <w:lang w:eastAsia="en-IN"/>
+        </w:rPr>
+      </w:pPr>
+      <w:r>
+        <w:rPr>
+          <w:rFonts w:ascii="Verdana" w:eastAsia="Times New Roman" w:hAnsi="Verdana" w:cs="Times New Roman"/>
+          <w:sz w:val="26"/>
+          <w:szCs w:val="26"/>
           <w:lang w:eastAsia="en-IN"/>
         </w:rPr>
         <w:t>The system should allow the user to select seats up to the ticket limit.</w:t>
@@ -1111,16 +2850,16 @@
         <w:spacing w:before="100" w:beforeAutospacing="1" w:after="100" w:afterAutospacing="1" w:line="240" w:lineRule="auto"/>
         <w:rPr>
           <w:rFonts w:ascii="Verdana" w:eastAsia="Times New Roman" w:hAnsi="Verdana" w:cs="Times New Roman"/>
-          <w:sz w:val="24"/>
-          <w:szCs w:val="24"/>
-          <w:lang w:eastAsia="en-IN"/>
-        </w:rPr>
-      </w:pPr>
-      <w:r>
-        <w:rPr>
-          <w:rFonts w:ascii="Verdana" w:eastAsia="Times New Roman" w:hAnsi="Verdana" w:cs="Times New Roman"/>
-          <w:sz w:val="24"/>
-          <w:szCs w:val="24"/>
+          <w:sz w:val="26"/>
+          <w:szCs w:val="26"/>
+          <w:lang w:eastAsia="en-IN"/>
+        </w:rPr>
+      </w:pPr>
+      <w:r>
+        <w:rPr>
+          <w:rFonts w:ascii="Verdana" w:eastAsia="Times New Roman" w:hAnsi="Verdana" w:cs="Times New Roman"/>
+          <w:sz w:val="26"/>
+          <w:szCs w:val="26"/>
           <w:lang w:eastAsia="en-IN"/>
         </w:rPr>
         <w:t>The system should allow users to modify their seat selection before booking.</w:t>
@@ -1135,16 +2874,16 @@
         <w:spacing w:before="100" w:beforeAutospacing="1" w:after="100" w:afterAutospacing="1" w:line="240" w:lineRule="auto"/>
         <w:rPr>
           <w:rFonts w:ascii="Verdana" w:eastAsia="Times New Roman" w:hAnsi="Verdana" w:cs="Times New Roman"/>
-          <w:sz w:val="24"/>
-          <w:szCs w:val="24"/>
-          <w:lang w:eastAsia="en-IN"/>
-        </w:rPr>
-      </w:pPr>
-      <w:r>
-        <w:rPr>
-          <w:rFonts w:ascii="Verdana" w:eastAsia="Times New Roman" w:hAnsi="Verdana" w:cs="Times New Roman"/>
-          <w:sz w:val="24"/>
-          <w:szCs w:val="24"/>
+          <w:sz w:val="26"/>
+          <w:szCs w:val="26"/>
+          <w:lang w:eastAsia="en-IN"/>
+        </w:rPr>
+      </w:pPr>
+      <w:r>
+        <w:rPr>
+          <w:rFonts w:ascii="Verdana" w:eastAsia="Times New Roman" w:hAnsi="Verdana" w:cs="Times New Roman"/>
+          <w:sz w:val="26"/>
+          <w:szCs w:val="26"/>
           <w:lang w:eastAsia="en-IN"/>
         </w:rPr>
         <w:t>The system should allow users to proceed with booking using the selected seats.</w:t>
@@ -1152,11 +2891,12 @@
     </w:p>
     <w:p>
       <w:pPr>
-        <w:spacing w:after="0" w:line="240" w:lineRule="auto"/>
-        <w:rPr>
-          <w:rFonts w:ascii="Verdana" w:eastAsia="Times New Roman" w:hAnsi="Verdana" w:cs="Times New Roman"/>
-          <w:sz w:val="24"/>
-          <w:szCs w:val="24"/>
+        <w:spacing w:before="100" w:beforeAutospacing="1" w:after="100" w:afterAutospacing="1" w:line="240" w:lineRule="auto"/>
+        <w:ind w:left="720"/>
+        <w:rPr>
+          <w:rFonts w:ascii="Verdana" w:eastAsia="Times New Roman" w:hAnsi="Verdana" w:cs="Times New Roman"/>
+          <w:sz w:val="26"/>
+          <w:szCs w:val="26"/>
           <w:lang w:eastAsia="en-IN"/>
         </w:rPr>
       </w:pPr>
@@ -1170,8 +2910,8 @@
           <w:b/>
           <w:bCs/>
           <w:kern w:val="36"/>
-          <w:sz w:val="24"/>
-          <w:szCs w:val="24"/>
+          <w:sz w:val="26"/>
+          <w:szCs w:val="26"/>
           <w:u w:val="single"/>
           <w:lang w:eastAsia="en-IN"/>
         </w:rPr>
@@ -1182,8 +2922,8 @@
           <w:b/>
           <w:bCs/>
           <w:kern w:val="36"/>
-          <w:sz w:val="24"/>
-          <w:szCs w:val="24"/>
+          <w:sz w:val="26"/>
+          <w:szCs w:val="26"/>
           <w:u w:val="single"/>
           <w:lang w:eastAsia="en-IN"/>
         </w:rPr>
@@ -1200,16 +2940,16 @@
           <w:b/>
           <w:bCs/>
           <w:kern w:val="36"/>
-          <w:sz w:val="24"/>
-          <w:szCs w:val="24"/>
-          <w:lang w:eastAsia="en-IN"/>
-        </w:rPr>
-      </w:pPr>
-      <w:r>
-        <w:rPr>
-          <w:rFonts w:ascii="Verdana" w:hAnsi="Verdana"/>
-          <w:sz w:val="24"/>
-          <w:szCs w:val="24"/>
+          <w:sz w:val="26"/>
+          <w:szCs w:val="26"/>
+          <w:lang w:eastAsia="en-IN"/>
+        </w:rPr>
+      </w:pPr>
+      <w:r>
+        <w:rPr>
+          <w:rFonts w:ascii="Verdana" w:hAnsi="Verdana"/>
+          <w:sz w:val="26"/>
+          <w:szCs w:val="26"/>
         </w:rPr>
         <w:t>As a system, I want to send the selected seat details to the booking module so that the booking process can continue.</w:t>
       </w:r>
@@ -1219,8 +2959,8 @@
         <w:spacing w:before="100" w:beforeAutospacing="1" w:after="100" w:afterAutospacing="1" w:line="240" w:lineRule="auto"/>
         <w:rPr>
           <w:rFonts w:ascii="Verdana" w:eastAsia="Times New Roman" w:hAnsi="Verdana" w:cs="Times New Roman"/>
-          <w:sz w:val="24"/>
-          <w:szCs w:val="24"/>
+          <w:sz w:val="26"/>
+          <w:szCs w:val="26"/>
           <w:u w:val="single"/>
           <w:lang w:eastAsia="en-IN"/>
         </w:rPr>
@@ -1229,8 +2969,8 @@
         <w:rPr>
           <w:rFonts w:ascii="Verdana" w:eastAsia="Times New Roman" w:hAnsi="Verdana" w:cs="Times New Roman"/>
           <w:bCs/>
-          <w:sz w:val="24"/>
-          <w:szCs w:val="24"/>
+          <w:sz w:val="26"/>
+          <w:szCs w:val="26"/>
           <w:u w:val="single"/>
           <w:lang w:eastAsia="en-IN"/>
         </w:rPr>
@@ -1246,16 +2986,16 @@
         <w:spacing w:before="100" w:beforeAutospacing="1" w:after="100" w:afterAutospacing="1" w:line="240" w:lineRule="auto"/>
         <w:rPr>
           <w:rFonts w:ascii="Verdana" w:eastAsia="Times New Roman" w:hAnsi="Verdana" w:cs="Times New Roman"/>
-          <w:sz w:val="24"/>
-          <w:szCs w:val="24"/>
-          <w:lang w:eastAsia="en-IN"/>
-        </w:rPr>
-      </w:pPr>
-      <w:r>
-        <w:rPr>
-          <w:rFonts w:ascii="Verdana" w:eastAsia="Times New Roman" w:hAnsi="Verdana" w:cs="Times New Roman"/>
-          <w:sz w:val="24"/>
-          <w:szCs w:val="24"/>
+          <w:sz w:val="26"/>
+          <w:szCs w:val="26"/>
+          <w:lang w:eastAsia="en-IN"/>
+        </w:rPr>
+      </w:pPr>
+      <w:r>
+        <w:rPr>
+          <w:rFonts w:ascii="Verdana" w:eastAsia="Times New Roman" w:hAnsi="Verdana" w:cs="Times New Roman"/>
+          <w:sz w:val="26"/>
+          <w:szCs w:val="26"/>
           <w:lang w:eastAsia="en-IN"/>
         </w:rPr>
         <w:t>The system should capture the seat numbers selected by the user.</w:t>
@@ -1270,16 +3010,16 @@
         <w:spacing w:before="100" w:beforeAutospacing="1" w:after="100" w:afterAutospacing="1" w:line="240" w:lineRule="auto"/>
         <w:rPr>
           <w:rFonts w:ascii="Verdana" w:eastAsia="Times New Roman" w:hAnsi="Verdana" w:cs="Times New Roman"/>
-          <w:sz w:val="24"/>
-          <w:szCs w:val="24"/>
-          <w:lang w:eastAsia="en-IN"/>
-        </w:rPr>
-      </w:pPr>
-      <w:r>
-        <w:rPr>
-          <w:rFonts w:ascii="Verdana" w:eastAsia="Times New Roman" w:hAnsi="Verdana" w:cs="Times New Roman"/>
-          <w:sz w:val="24"/>
-          <w:szCs w:val="24"/>
+          <w:sz w:val="26"/>
+          <w:szCs w:val="26"/>
+          <w:lang w:eastAsia="en-IN"/>
+        </w:rPr>
+      </w:pPr>
+      <w:r>
+        <w:rPr>
+          <w:rFonts w:ascii="Verdana" w:eastAsia="Times New Roman" w:hAnsi="Verdana" w:cs="Times New Roman"/>
+          <w:sz w:val="26"/>
+          <w:szCs w:val="26"/>
           <w:lang w:eastAsia="en-IN"/>
         </w:rPr>
         <w:t>The system should store the selected seat details temporarily.</w:t>
@@ -1294,16 +3034,16 @@
         <w:spacing w:before="100" w:beforeAutospacing="1" w:after="100" w:afterAutospacing="1" w:line="240" w:lineRule="auto"/>
         <w:rPr>
           <w:rFonts w:ascii="Verdana" w:eastAsia="Times New Roman" w:hAnsi="Verdana" w:cs="Times New Roman"/>
-          <w:sz w:val="24"/>
-          <w:szCs w:val="24"/>
-          <w:lang w:eastAsia="en-IN"/>
-        </w:rPr>
-      </w:pPr>
-      <w:r>
-        <w:rPr>
-          <w:rFonts w:ascii="Verdana" w:eastAsia="Times New Roman" w:hAnsi="Verdana" w:cs="Times New Roman"/>
-          <w:sz w:val="24"/>
-          <w:szCs w:val="24"/>
+          <w:sz w:val="26"/>
+          <w:szCs w:val="26"/>
+          <w:lang w:eastAsia="en-IN"/>
+        </w:rPr>
+      </w:pPr>
+      <w:r>
+        <w:rPr>
+          <w:rFonts w:ascii="Verdana" w:eastAsia="Times New Roman" w:hAnsi="Verdana" w:cs="Times New Roman"/>
+          <w:sz w:val="26"/>
+          <w:szCs w:val="26"/>
           <w:lang w:eastAsia="en-IN"/>
         </w:rPr>
         <w:t>The system should send selected seat details to the booking module.</w:t>
@@ -1318,16 +3058,16 @@
         <w:spacing w:before="100" w:beforeAutospacing="1" w:after="100" w:afterAutospacing="1" w:line="240" w:lineRule="auto"/>
         <w:rPr>
           <w:rFonts w:ascii="Verdana" w:eastAsia="Times New Roman" w:hAnsi="Verdana" w:cs="Times New Roman"/>
-          <w:sz w:val="24"/>
-          <w:szCs w:val="24"/>
-          <w:lang w:eastAsia="en-IN"/>
-        </w:rPr>
-      </w:pPr>
-      <w:r>
-        <w:rPr>
-          <w:rFonts w:ascii="Verdana" w:eastAsia="Times New Roman" w:hAnsi="Verdana" w:cs="Times New Roman"/>
-          <w:sz w:val="24"/>
-          <w:szCs w:val="24"/>
+          <w:sz w:val="26"/>
+          <w:szCs w:val="26"/>
+          <w:lang w:eastAsia="en-IN"/>
+        </w:rPr>
+      </w:pPr>
+      <w:r>
+        <w:rPr>
+          <w:rFonts w:ascii="Verdana" w:eastAsia="Times New Roman" w:hAnsi="Verdana" w:cs="Times New Roman"/>
+          <w:sz w:val="26"/>
+          <w:szCs w:val="26"/>
           <w:lang w:eastAsia="en-IN"/>
         </w:rPr>
         <w:t>The booking module should receive the seat information before ticket confirmation.</w:t>
@@ -1342,16 +3082,16 @@
         <w:spacing w:before="100" w:beforeAutospacing="1" w:after="100" w:afterAutospacing="1" w:line="240" w:lineRule="auto"/>
         <w:rPr>
           <w:rFonts w:ascii="Verdana" w:eastAsia="Times New Roman" w:hAnsi="Verdana" w:cs="Times New Roman"/>
-          <w:sz w:val="24"/>
-          <w:szCs w:val="24"/>
-          <w:lang w:eastAsia="en-IN"/>
-        </w:rPr>
-      </w:pPr>
-      <w:r>
-        <w:rPr>
-          <w:rFonts w:ascii="Verdana" w:eastAsia="Times New Roman" w:hAnsi="Verdana" w:cs="Times New Roman"/>
-          <w:sz w:val="24"/>
-          <w:szCs w:val="24"/>
+          <w:sz w:val="26"/>
+          <w:szCs w:val="26"/>
+          <w:lang w:eastAsia="en-IN"/>
+        </w:rPr>
+      </w:pPr>
+      <w:r>
+        <w:rPr>
+          <w:rFonts w:ascii="Verdana" w:eastAsia="Times New Roman" w:hAnsi="Verdana" w:cs="Times New Roman"/>
+          <w:sz w:val="26"/>
+          <w:szCs w:val="26"/>
           <w:lang w:eastAsia="en-IN"/>
         </w:rPr>
         <w:t>The system should continue the booking process after transferring seat details.</w:t>
@@ -1365,16 +3105,16 @@
         <w:spacing w:before="100" w:beforeAutospacing="1" w:after="100" w:afterAutospacing="1" w:line="240" w:lineRule="auto"/>
         <w:rPr>
           <w:rFonts w:ascii="Verdana" w:eastAsia="Times New Roman" w:hAnsi="Verdana" w:cs="Times New Roman"/>
-          <w:sz w:val="24"/>
-          <w:szCs w:val="24"/>
-          <w:lang w:eastAsia="en-IN"/>
-        </w:rPr>
-      </w:pPr>
-      <w:r>
-        <w:rPr>
-          <w:rFonts w:ascii="Verdana" w:eastAsia="Times New Roman" w:hAnsi="Verdana" w:cs="Times New Roman"/>
-          <w:sz w:val="24"/>
-          <w:szCs w:val="24"/>
+          <w:sz w:val="26"/>
+          <w:szCs w:val="26"/>
+          <w:lang w:eastAsia="en-IN"/>
+        </w:rPr>
+      </w:pPr>
+      <w:r>
+        <w:rPr>
+          <w:rFonts w:ascii="Verdana" w:eastAsia="Times New Roman" w:hAnsi="Verdana" w:cs="Times New Roman"/>
+          <w:sz w:val="26"/>
+          <w:szCs w:val="26"/>
           <w:lang w:eastAsia="en-IN"/>
         </w:rPr>
         <w:tab/>
@@ -1385,1002 +3125,64 @@
         <w:spacing w:before="100" w:beforeAutospacing="1" w:after="100" w:afterAutospacing="1" w:line="240" w:lineRule="auto"/>
         <w:rPr>
           <w:rFonts w:ascii="Verdana" w:eastAsia="Times New Roman" w:hAnsi="Verdana" w:cs="Times New Roman"/>
-          <w:sz w:val="24"/>
-          <w:szCs w:val="24"/>
-          <w:lang w:eastAsia="en-IN"/>
-        </w:rPr>
-      </w:pPr>
-    </w:p>
-    <w:p>
-      <w:pPr>
-        <w:spacing w:before="100" w:beforeAutospacing="1" w:after="100" w:afterAutospacing="1" w:line="240" w:lineRule="auto"/>
-        <w:rPr>
-          <w:rFonts w:ascii="Verdana" w:eastAsia="Times New Roman" w:hAnsi="Verdana" w:cs="Times New Roman"/>
-          <w:sz w:val="24"/>
-          <w:szCs w:val="24"/>
-          <w:lang w:eastAsia="en-IN"/>
-        </w:rPr>
-      </w:pPr>
-    </w:p>
-    <w:p>
-      <w:pPr>
-        <w:spacing w:before="100" w:beforeAutospacing="1" w:after="100" w:afterAutospacing="1" w:line="240" w:lineRule="auto"/>
-        <w:rPr>
-          <w:rFonts w:ascii="Verdana" w:eastAsia="Times New Roman" w:hAnsi="Verdana" w:cs="Times New Roman"/>
-          <w:sz w:val="24"/>
-          <w:szCs w:val="24"/>
-          <w:lang w:eastAsia="en-IN"/>
-        </w:rPr>
-      </w:pPr>
-    </w:p>
-    <w:p>
-      <w:pPr>
-        <w:spacing w:before="100" w:beforeAutospacing="1" w:after="100" w:afterAutospacing="1" w:line="240" w:lineRule="auto"/>
-        <w:rPr>
-          <w:rFonts w:ascii="Verdana" w:eastAsia="Times New Roman" w:hAnsi="Verdana" w:cs="Times New Roman"/>
-          <w:sz w:val="24"/>
-          <w:szCs w:val="24"/>
-          <w:lang w:eastAsia="en-IN"/>
-        </w:rPr>
-      </w:pPr>
-    </w:p>
-    <w:p>
-      <w:pPr>
-        <w:spacing w:before="100" w:beforeAutospacing="1" w:after="100" w:afterAutospacing="1" w:line="240" w:lineRule="auto"/>
-        <w:rPr>
-          <w:rFonts w:ascii="Verdana" w:eastAsia="Times New Roman" w:hAnsi="Verdana" w:cs="Times New Roman"/>
-          <w:sz w:val="24"/>
-          <w:szCs w:val="24"/>
-          <w:lang w:eastAsia="en-IN"/>
-        </w:rPr>
-      </w:pPr>
-    </w:p>
-    <w:p>
-      <w:pPr>
-        <w:spacing w:before="100" w:beforeAutospacing="1" w:after="100" w:afterAutospacing="1" w:line="240" w:lineRule="auto"/>
-        <w:rPr>
-          <w:rFonts w:ascii="Verdana" w:eastAsia="Times New Roman" w:hAnsi="Verdana" w:cs="Times New Roman"/>
-          <w:sz w:val="24"/>
-          <w:szCs w:val="24"/>
-          <w:lang w:eastAsia="en-IN"/>
-        </w:rPr>
-      </w:pPr>
-    </w:p>
-    <w:p>
-      <w:pPr>
-        <w:spacing w:before="100" w:beforeAutospacing="1" w:after="100" w:afterAutospacing="1" w:line="240" w:lineRule="auto"/>
-        <w:outlineLvl w:val="0"/>
-        <w:rPr>
-          <w:rFonts w:ascii="Verdana" w:eastAsia="Times New Roman" w:hAnsi="Verdana" w:cs="Times New Roman"/>
-          <w:b/>
-          <w:bCs/>
-          <w:kern w:val="36"/>
-          <w:sz w:val="24"/>
-          <w:szCs w:val="24"/>
-          <w:lang w:eastAsia="en-IN"/>
-        </w:rPr>
-      </w:pPr>
-      <w:r>
-        <w:rPr>
-          <w:rFonts w:ascii="Verdana" w:eastAsia="Times New Roman" w:hAnsi="Verdana" w:cs="Times New Roman"/>
-          <w:b/>
-          <w:bCs/>
-          <w:kern w:val="36"/>
-          <w:sz w:val="24"/>
-          <w:szCs w:val="24"/>
-          <w:lang w:eastAsia="en-IN"/>
-        </w:rPr>
-        <w:lastRenderedPageBreak/>
-        <w:t xml:space="preserve">Epic - Ticket </w:t>
-      </w:r>
-      <w:proofErr w:type="gramStart"/>
-      <w:r>
-        <w:rPr>
-          <w:rFonts w:ascii="Verdana" w:eastAsia="Times New Roman" w:hAnsi="Verdana" w:cs="Times New Roman"/>
-          <w:b/>
-          <w:bCs/>
-          <w:kern w:val="36"/>
-          <w:sz w:val="24"/>
-          <w:szCs w:val="24"/>
-          <w:lang w:eastAsia="en-IN"/>
-        </w:rPr>
-        <w:t>Booking(</w:t>
-      </w:r>
-      <w:proofErr w:type="gramEnd"/>
-      <w:r>
-        <w:rPr>
-          <w:rFonts w:ascii="Verdana" w:eastAsia="Times New Roman" w:hAnsi="Verdana" w:cs="Times New Roman"/>
-          <w:b/>
-          <w:bCs/>
-          <w:kern w:val="36"/>
-          <w:sz w:val="24"/>
-          <w:szCs w:val="24"/>
-          <w:lang w:eastAsia="en-IN"/>
-        </w:rPr>
-        <w:t>EP07)</w:t>
-      </w:r>
-    </w:p>
-    <w:p>
-      <w:pPr>
-        <w:spacing w:before="100" w:beforeAutospacing="1" w:after="100" w:afterAutospacing="1" w:line="240" w:lineRule="auto"/>
-        <w:outlineLvl w:val="1"/>
-        <w:rPr>
-          <w:rFonts w:ascii="Verdana" w:eastAsia="Times New Roman" w:hAnsi="Verdana" w:cs="Times New Roman"/>
-          <w:b/>
-          <w:bCs/>
-          <w:sz w:val="24"/>
-          <w:szCs w:val="24"/>
-          <w:lang w:eastAsia="en-IN"/>
-        </w:rPr>
-      </w:pPr>
-      <w:r>
-        <w:rPr>
-          <w:rFonts w:ascii="Verdana" w:eastAsia="Times New Roman" w:hAnsi="Verdana" w:cs="Times New Roman"/>
-          <w:b/>
-          <w:bCs/>
-          <w:sz w:val="24"/>
-          <w:szCs w:val="24"/>
-          <w:u w:val="single"/>
-          <w:lang w:eastAsia="en-IN"/>
-        </w:rPr>
-        <w:t>TBUS001 – Enter Number of Tickets</w:t>
-      </w:r>
-      <w:r>
-        <w:rPr>
-          <w:rFonts w:ascii="Verdana" w:eastAsia="Times New Roman" w:hAnsi="Verdana" w:cs="Times New Roman"/>
-          <w:sz w:val="24"/>
-          <w:szCs w:val="24"/>
-          <w:u w:val="single"/>
-          <w:lang w:eastAsia="en-IN"/>
-        </w:rPr>
-        <w:br/>
-      </w:r>
-      <w:r>
-        <w:rPr>
-          <w:rFonts w:ascii="Verdana" w:eastAsia="Times New Roman" w:hAnsi="Verdana" w:cs="Times New Roman"/>
-          <w:sz w:val="24"/>
-          <w:szCs w:val="24"/>
-          <w:lang w:eastAsia="en-IN"/>
-        </w:rPr>
-        <w:t xml:space="preserve"> </w:t>
-      </w:r>
-      <w:r>
-        <w:rPr>
-          <w:rFonts w:ascii="Verdana" w:eastAsia="Times New Roman" w:hAnsi="Verdana" w:cs="Times New Roman"/>
-          <w:sz w:val="24"/>
-          <w:szCs w:val="24"/>
-          <w:lang w:eastAsia="en-IN"/>
-        </w:rPr>
-        <w:tab/>
-      </w:r>
-      <w:r>
-        <w:rPr>
-          <w:rFonts w:ascii="Verdana" w:eastAsia="Times New Roman" w:hAnsi="Verdana" w:cs="Times New Roman"/>
-          <w:sz w:val="24"/>
-          <w:szCs w:val="24"/>
-          <w:lang w:eastAsia="en-IN"/>
-        </w:rPr>
-        <w:t>As a customer, I want to enter the number of tickets so that I can book seats for the required number of people.</w:t>
-      </w:r>
-    </w:p>
-    <w:p>
-      <w:pPr>
-        <w:spacing w:before="100" w:beforeAutospacing="1" w:after="100" w:afterAutospacing="1" w:line="240" w:lineRule="auto"/>
-        <w:rPr>
-          <w:rFonts w:ascii="Verdana" w:eastAsia="Times New Roman" w:hAnsi="Verdana" w:cs="Times New Roman"/>
-          <w:sz w:val="24"/>
-          <w:szCs w:val="24"/>
-          <w:u w:val="single"/>
-          <w:lang w:eastAsia="en-IN"/>
-        </w:rPr>
-      </w:pPr>
-      <w:r>
-        <w:rPr>
-          <w:rFonts w:ascii="Verdana" w:eastAsia="Times New Roman" w:hAnsi="Verdana" w:cs="Times New Roman"/>
-          <w:bCs/>
-          <w:sz w:val="24"/>
-          <w:szCs w:val="24"/>
-          <w:u w:val="single"/>
-          <w:lang w:eastAsia="en-IN"/>
-        </w:rPr>
-        <w:t>Acceptance Criteria</w:t>
-      </w:r>
-    </w:p>
-    <w:p>
-      <w:pPr>
-        <w:numPr>
-          <w:ilvl w:val="0"/>
-          <w:numId w:val="7"/>
-        </w:numPr>
-        <w:spacing w:before="100" w:beforeAutospacing="1" w:after="100" w:afterAutospacing="1" w:line="240" w:lineRule="auto"/>
-        <w:rPr>
-          <w:rFonts w:ascii="Verdana" w:eastAsia="Times New Roman" w:hAnsi="Verdana" w:cs="Times New Roman"/>
-          <w:sz w:val="24"/>
-          <w:szCs w:val="24"/>
-          <w:lang w:eastAsia="en-IN"/>
-        </w:rPr>
-      </w:pPr>
-      <w:r>
-        <w:rPr>
-          <w:rFonts w:ascii="Verdana" w:eastAsia="Times New Roman" w:hAnsi="Verdana" w:cs="Times New Roman"/>
-          <w:sz w:val="24"/>
-          <w:szCs w:val="24"/>
-          <w:lang w:eastAsia="en-IN"/>
-        </w:rPr>
-        <w:t>The system should allow the user to enter the number of tickets.</w:t>
-      </w:r>
-    </w:p>
-    <w:p>
-      <w:pPr>
-        <w:numPr>
-          <w:ilvl w:val="0"/>
-          <w:numId w:val="7"/>
-        </w:numPr>
-        <w:spacing w:before="100" w:beforeAutospacing="1" w:after="100" w:afterAutospacing="1" w:line="240" w:lineRule="auto"/>
-        <w:rPr>
-          <w:rFonts w:ascii="Verdana" w:eastAsia="Times New Roman" w:hAnsi="Verdana" w:cs="Times New Roman"/>
-          <w:sz w:val="24"/>
-          <w:szCs w:val="24"/>
-          <w:lang w:eastAsia="en-IN"/>
-        </w:rPr>
-      </w:pPr>
-      <w:r>
-        <w:rPr>
-          <w:rFonts w:ascii="Verdana" w:eastAsia="Times New Roman" w:hAnsi="Verdana" w:cs="Times New Roman"/>
-          <w:sz w:val="24"/>
-          <w:szCs w:val="24"/>
-          <w:lang w:eastAsia="en-IN"/>
-        </w:rPr>
-        <w:t>The system should display the ticket quantity input option during booking.</w:t>
-      </w:r>
-    </w:p>
-    <w:p>
-      <w:pPr>
-        <w:numPr>
-          <w:ilvl w:val="0"/>
-          <w:numId w:val="7"/>
-        </w:numPr>
-        <w:spacing w:before="100" w:beforeAutospacing="1" w:after="100" w:afterAutospacing="1" w:line="240" w:lineRule="auto"/>
-        <w:rPr>
-          <w:rFonts w:ascii="Verdana" w:eastAsia="Times New Roman" w:hAnsi="Verdana" w:cs="Times New Roman"/>
-          <w:sz w:val="24"/>
-          <w:szCs w:val="24"/>
-          <w:lang w:eastAsia="en-IN"/>
-        </w:rPr>
-      </w:pPr>
-      <w:r>
-        <w:rPr>
-          <w:rFonts w:ascii="Verdana" w:eastAsia="Times New Roman" w:hAnsi="Verdana" w:cs="Times New Roman"/>
-          <w:sz w:val="24"/>
-          <w:szCs w:val="24"/>
-          <w:lang w:eastAsia="en-IN"/>
-        </w:rPr>
-        <w:t>The system should store the ticket quantity temporarily during the session.</w:t>
-      </w:r>
-    </w:p>
-    <w:p>
-      <w:pPr>
-        <w:numPr>
-          <w:ilvl w:val="0"/>
-          <w:numId w:val="7"/>
-        </w:numPr>
-        <w:spacing w:before="100" w:beforeAutospacing="1" w:after="100" w:afterAutospacing="1" w:line="240" w:lineRule="auto"/>
-        <w:rPr>
-          <w:rFonts w:ascii="Verdana" w:eastAsia="Times New Roman" w:hAnsi="Verdana" w:cs="Times New Roman"/>
-          <w:sz w:val="24"/>
-          <w:szCs w:val="24"/>
-          <w:lang w:eastAsia="en-IN"/>
-        </w:rPr>
-      </w:pPr>
-      <w:r>
-        <w:rPr>
-          <w:rFonts w:ascii="Verdana" w:eastAsia="Times New Roman" w:hAnsi="Verdana" w:cs="Times New Roman"/>
-          <w:sz w:val="24"/>
-          <w:szCs w:val="24"/>
-          <w:lang w:eastAsia="en-IN"/>
-        </w:rPr>
-        <w:t>The system should allow the user to proceed to seat selection after entering ticket quantity.</w:t>
-      </w:r>
-    </w:p>
-    <w:p>
-      <w:pPr>
-        <w:numPr>
-          <w:ilvl w:val="0"/>
-          <w:numId w:val="7"/>
-        </w:numPr>
-        <w:spacing w:before="100" w:beforeAutospacing="1" w:after="100" w:afterAutospacing="1" w:line="240" w:lineRule="auto"/>
-        <w:rPr>
-          <w:rFonts w:ascii="Verdana" w:eastAsia="Times New Roman" w:hAnsi="Verdana" w:cs="Times New Roman"/>
-          <w:sz w:val="24"/>
-          <w:szCs w:val="24"/>
-          <w:lang w:eastAsia="en-IN"/>
-        </w:rPr>
-      </w:pPr>
-      <w:r>
-        <w:rPr>
-          <w:rFonts w:ascii="Verdana" w:eastAsia="Times New Roman" w:hAnsi="Verdana" w:cs="Times New Roman"/>
-          <w:sz w:val="24"/>
-          <w:szCs w:val="24"/>
-          <w:lang w:eastAsia="en-IN"/>
-        </w:rPr>
-        <w:t>The system should display the entered ticket count during the booking process.</w:t>
-      </w:r>
-    </w:p>
-    <w:p>
-      <w:pPr>
-        <w:spacing w:after="0" w:line="240" w:lineRule="auto"/>
-        <w:rPr>
-          <w:rFonts w:ascii="Verdana" w:eastAsia="Times New Roman" w:hAnsi="Verdana" w:cs="Times New Roman"/>
-          <w:sz w:val="24"/>
-          <w:szCs w:val="24"/>
-          <w:lang w:eastAsia="en-IN"/>
-        </w:rPr>
-      </w:pPr>
-    </w:p>
-    <w:p>
-      <w:pPr>
-        <w:spacing w:before="100" w:beforeAutospacing="1" w:after="100" w:afterAutospacing="1" w:line="240" w:lineRule="auto"/>
-        <w:outlineLvl w:val="0"/>
-        <w:rPr>
-          <w:rFonts w:ascii="Verdana" w:eastAsia="Times New Roman" w:hAnsi="Verdana" w:cs="Times New Roman"/>
-          <w:b/>
-          <w:bCs/>
-          <w:kern w:val="36"/>
-          <w:sz w:val="24"/>
-          <w:szCs w:val="24"/>
-          <w:u w:val="single"/>
-          <w:lang w:eastAsia="en-IN"/>
-        </w:rPr>
-      </w:pPr>
-      <w:r>
-        <w:rPr>
-          <w:rFonts w:ascii="Verdana" w:eastAsia="Times New Roman" w:hAnsi="Verdana" w:cs="Times New Roman"/>
-          <w:b/>
-          <w:bCs/>
-          <w:kern w:val="36"/>
-          <w:sz w:val="24"/>
-          <w:szCs w:val="24"/>
-          <w:u w:val="single"/>
-          <w:lang w:eastAsia="en-IN"/>
-        </w:rPr>
-        <w:t>TBUS002 – Validate Ticket Quantity</w:t>
-      </w:r>
-      <w:r>
-        <w:rPr>
-          <w:rFonts w:ascii="Verdana" w:eastAsia="Times New Roman" w:hAnsi="Verdana" w:cs="Times New Roman"/>
-          <w:sz w:val="24"/>
-          <w:szCs w:val="24"/>
-          <w:lang w:eastAsia="en-IN"/>
-        </w:rPr>
-        <w:br/>
-      </w:r>
-      <w:r>
-        <w:rPr>
-          <w:rFonts w:ascii="Verdana" w:eastAsia="Times New Roman" w:hAnsi="Verdana" w:cs="Times New Roman"/>
-          <w:sz w:val="24"/>
-          <w:szCs w:val="24"/>
-          <w:lang w:eastAsia="en-IN"/>
-        </w:rPr>
-        <w:t xml:space="preserve"> </w:t>
-      </w:r>
-      <w:r>
-        <w:rPr>
-          <w:rFonts w:ascii="Verdana" w:eastAsia="Times New Roman" w:hAnsi="Verdana" w:cs="Times New Roman"/>
-          <w:sz w:val="24"/>
-          <w:szCs w:val="24"/>
-          <w:lang w:eastAsia="en-IN"/>
-        </w:rPr>
-        <w:tab/>
-      </w:r>
-      <w:r>
-        <w:rPr>
-          <w:rFonts w:ascii="Verdana" w:eastAsia="Times New Roman" w:hAnsi="Verdana" w:cs="Times New Roman"/>
-          <w:sz w:val="24"/>
-          <w:szCs w:val="24"/>
-          <w:lang w:eastAsia="en-IN"/>
-        </w:rPr>
-        <w:t>As a system, I want to validate the ticket quantity entered so that invalid ticket bookings are prevented.</w:t>
-      </w:r>
-    </w:p>
-    <w:p>
-      <w:pPr>
-        <w:spacing w:before="100" w:beforeAutospacing="1" w:after="100" w:afterAutospacing="1" w:line="240" w:lineRule="auto"/>
-        <w:rPr>
-          <w:rFonts w:ascii="Verdana" w:eastAsia="Times New Roman" w:hAnsi="Verdana" w:cs="Times New Roman"/>
-          <w:sz w:val="24"/>
-          <w:szCs w:val="24"/>
-          <w:u w:val="single"/>
-          <w:lang w:eastAsia="en-IN"/>
-        </w:rPr>
-      </w:pPr>
-      <w:r>
-        <w:rPr>
-          <w:rFonts w:ascii="Verdana" w:eastAsia="Times New Roman" w:hAnsi="Verdana" w:cs="Times New Roman"/>
-          <w:bCs/>
-          <w:sz w:val="24"/>
-          <w:szCs w:val="24"/>
-          <w:u w:val="single"/>
-          <w:lang w:eastAsia="en-IN"/>
-        </w:rPr>
-        <w:t>Acceptance Criteria</w:t>
-      </w:r>
-    </w:p>
-    <w:p>
-      <w:pPr>
-        <w:numPr>
-          <w:ilvl w:val="0"/>
-          <w:numId w:val="8"/>
-        </w:numPr>
-        <w:spacing w:before="100" w:beforeAutospacing="1" w:after="100" w:afterAutospacing="1" w:line="240" w:lineRule="auto"/>
-        <w:rPr>
-          <w:rFonts w:ascii="Verdana" w:eastAsia="Times New Roman" w:hAnsi="Verdana" w:cs="Times New Roman"/>
-          <w:sz w:val="24"/>
-          <w:szCs w:val="24"/>
-          <w:lang w:eastAsia="en-IN"/>
-        </w:rPr>
-      </w:pPr>
-      <w:r>
-        <w:rPr>
-          <w:rFonts w:ascii="Verdana" w:eastAsia="Times New Roman" w:hAnsi="Verdana" w:cs="Times New Roman"/>
-          <w:sz w:val="24"/>
-          <w:szCs w:val="24"/>
-          <w:lang w:eastAsia="en-IN"/>
-        </w:rPr>
-        <w:t>The system should validate the ticket quantity entered by the user.</w:t>
-      </w:r>
-    </w:p>
-    <w:p>
-      <w:pPr>
-        <w:numPr>
-          <w:ilvl w:val="0"/>
-          <w:numId w:val="8"/>
-        </w:numPr>
-        <w:spacing w:before="100" w:beforeAutospacing="1" w:after="100" w:afterAutospacing="1" w:line="240" w:lineRule="auto"/>
-        <w:rPr>
-          <w:rFonts w:ascii="Verdana" w:eastAsia="Times New Roman" w:hAnsi="Verdana" w:cs="Times New Roman"/>
-          <w:sz w:val="24"/>
-          <w:szCs w:val="24"/>
-          <w:lang w:eastAsia="en-IN"/>
-        </w:rPr>
-      </w:pPr>
-      <w:r>
-        <w:rPr>
-          <w:rFonts w:ascii="Verdana" w:eastAsia="Times New Roman" w:hAnsi="Verdana" w:cs="Times New Roman"/>
-          <w:sz w:val="24"/>
-          <w:szCs w:val="24"/>
-          <w:lang w:eastAsia="en-IN"/>
-        </w:rPr>
-        <w:t>The system should ensure the ticket quantity is greater than zero.</w:t>
-      </w:r>
-    </w:p>
-    <w:p>
-      <w:pPr>
-        <w:numPr>
-          <w:ilvl w:val="0"/>
-          <w:numId w:val="8"/>
-        </w:numPr>
-        <w:spacing w:before="100" w:beforeAutospacing="1" w:after="100" w:afterAutospacing="1" w:line="240" w:lineRule="auto"/>
-        <w:rPr>
-          <w:rFonts w:ascii="Verdana" w:eastAsia="Times New Roman" w:hAnsi="Verdana" w:cs="Times New Roman"/>
-          <w:sz w:val="24"/>
-          <w:szCs w:val="24"/>
-          <w:lang w:eastAsia="en-IN"/>
-        </w:rPr>
-      </w:pPr>
-      <w:r>
-        <w:rPr>
-          <w:rFonts w:ascii="Verdana" w:eastAsia="Times New Roman" w:hAnsi="Verdana" w:cs="Times New Roman"/>
-          <w:sz w:val="24"/>
-          <w:szCs w:val="24"/>
-          <w:lang w:eastAsia="en-IN"/>
-        </w:rPr>
-        <w:t>The system should restrict ticket quantity beyond the allowed booking limit.</w:t>
-      </w:r>
-    </w:p>
-    <w:p>
-      <w:pPr>
-        <w:numPr>
-          <w:ilvl w:val="0"/>
-          <w:numId w:val="8"/>
-        </w:numPr>
-        <w:spacing w:before="100" w:beforeAutospacing="1" w:after="100" w:afterAutospacing="1" w:line="240" w:lineRule="auto"/>
-        <w:rPr>
-          <w:rFonts w:ascii="Verdana" w:eastAsia="Times New Roman" w:hAnsi="Verdana" w:cs="Times New Roman"/>
-          <w:sz w:val="24"/>
-          <w:szCs w:val="24"/>
-          <w:lang w:eastAsia="en-IN"/>
-        </w:rPr>
-      </w:pPr>
-      <w:r>
-        <w:rPr>
-          <w:rFonts w:ascii="Verdana" w:eastAsia="Times New Roman" w:hAnsi="Verdana" w:cs="Times New Roman"/>
-          <w:sz w:val="24"/>
-          <w:szCs w:val="24"/>
-          <w:lang w:eastAsia="en-IN"/>
-        </w:rPr>
-        <w:t>The system should display an error message if invalid ticket quantity is entered.</w:t>
-      </w:r>
-    </w:p>
-    <w:p>
-      <w:pPr>
-        <w:numPr>
-          <w:ilvl w:val="0"/>
-          <w:numId w:val="8"/>
-        </w:numPr>
-        <w:spacing w:before="100" w:beforeAutospacing="1" w:after="100" w:afterAutospacing="1" w:line="240" w:lineRule="auto"/>
-        <w:rPr>
-          <w:rFonts w:ascii="Verdana" w:eastAsia="Times New Roman" w:hAnsi="Verdana" w:cs="Times New Roman"/>
-          <w:sz w:val="24"/>
-          <w:szCs w:val="24"/>
-          <w:lang w:eastAsia="en-IN"/>
-        </w:rPr>
-      </w:pPr>
-      <w:r>
-        <w:rPr>
-          <w:rFonts w:ascii="Verdana" w:eastAsia="Times New Roman" w:hAnsi="Verdana" w:cs="Times New Roman"/>
-          <w:sz w:val="24"/>
-          <w:szCs w:val="24"/>
-          <w:lang w:eastAsia="en-IN"/>
-        </w:rPr>
-        <w:t>The system should allow the user to proceed only after valid ticket quantity is entered.</w:t>
-      </w:r>
-    </w:p>
-    <w:p>
-      <w:pPr>
-        <w:spacing w:before="100" w:beforeAutospacing="1" w:after="100" w:afterAutospacing="1" w:line="240" w:lineRule="auto"/>
-        <w:outlineLvl w:val="0"/>
-        <w:rPr>
-          <w:rFonts w:ascii="Verdana" w:eastAsia="Times New Roman" w:hAnsi="Verdana" w:cs="Times New Roman"/>
-          <w:b/>
-          <w:bCs/>
-          <w:kern w:val="36"/>
-          <w:sz w:val="24"/>
-          <w:szCs w:val="24"/>
-          <w:u w:val="single"/>
-          <w:lang w:eastAsia="en-IN"/>
-        </w:rPr>
-      </w:pPr>
-      <w:r>
-        <w:rPr>
-          <w:rFonts w:ascii="Verdana" w:eastAsia="Times New Roman" w:hAnsi="Verdana" w:cs="Times New Roman"/>
-          <w:b/>
-          <w:bCs/>
-          <w:kern w:val="36"/>
-          <w:sz w:val="24"/>
-          <w:szCs w:val="24"/>
-          <w:u w:val="single"/>
-          <w:lang w:eastAsia="en-IN"/>
-        </w:rPr>
-        <w:t>TBUS003 – Validate Seat Selection</w:t>
-      </w:r>
-      <w:r>
-        <w:rPr>
-          <w:rFonts w:ascii="Verdana" w:eastAsia="Times New Roman" w:hAnsi="Verdana" w:cs="Times New Roman"/>
-          <w:sz w:val="24"/>
-          <w:szCs w:val="24"/>
-          <w:lang w:eastAsia="en-IN"/>
-        </w:rPr>
-        <w:br/>
-      </w:r>
-      <w:r>
-        <w:rPr>
-          <w:rFonts w:ascii="Verdana" w:eastAsia="Times New Roman" w:hAnsi="Verdana" w:cs="Times New Roman"/>
-          <w:sz w:val="24"/>
-          <w:szCs w:val="24"/>
-          <w:lang w:eastAsia="en-IN"/>
-        </w:rPr>
-        <w:t xml:space="preserve"> </w:t>
-      </w:r>
-      <w:r>
-        <w:rPr>
-          <w:rFonts w:ascii="Verdana" w:eastAsia="Times New Roman" w:hAnsi="Verdana" w:cs="Times New Roman"/>
-          <w:sz w:val="24"/>
-          <w:szCs w:val="24"/>
-          <w:lang w:eastAsia="en-IN"/>
-        </w:rPr>
-        <w:tab/>
-      </w:r>
-      <w:r>
-        <w:rPr>
-          <w:rFonts w:ascii="Verdana" w:eastAsia="Times New Roman" w:hAnsi="Verdana" w:cs="Times New Roman"/>
-          <w:sz w:val="24"/>
-          <w:szCs w:val="24"/>
-          <w:lang w:eastAsia="en-IN"/>
-        </w:rPr>
-        <w:t>As a system, I want to validate the selected seats so that the number of seats matches the ticket quantity.</w:t>
-      </w:r>
-    </w:p>
-    <w:p>
-      <w:pPr>
-        <w:spacing w:before="100" w:beforeAutospacing="1" w:after="100" w:afterAutospacing="1" w:line="240" w:lineRule="auto"/>
-        <w:rPr>
-          <w:rFonts w:ascii="Verdana" w:eastAsia="Times New Roman" w:hAnsi="Verdana" w:cs="Times New Roman"/>
-          <w:sz w:val="24"/>
-          <w:szCs w:val="24"/>
-          <w:u w:val="single"/>
-          <w:lang w:eastAsia="en-IN"/>
-        </w:rPr>
-      </w:pPr>
-      <w:r>
-        <w:rPr>
-          <w:rFonts w:ascii="Verdana" w:eastAsia="Times New Roman" w:hAnsi="Verdana" w:cs="Times New Roman"/>
-          <w:bCs/>
-          <w:sz w:val="24"/>
-          <w:szCs w:val="24"/>
-          <w:u w:val="single"/>
-          <w:lang w:eastAsia="en-IN"/>
-        </w:rPr>
-        <w:t>Acceptance Criteria</w:t>
-      </w:r>
-    </w:p>
-    <w:p>
-      <w:pPr>
-        <w:numPr>
-          <w:ilvl w:val="0"/>
-          <w:numId w:val="9"/>
-        </w:numPr>
-        <w:spacing w:before="100" w:beforeAutospacing="1" w:after="100" w:afterAutospacing="1" w:line="240" w:lineRule="auto"/>
-        <w:rPr>
-          <w:rFonts w:ascii="Verdana" w:eastAsia="Times New Roman" w:hAnsi="Verdana" w:cs="Times New Roman"/>
-          <w:sz w:val="24"/>
-          <w:szCs w:val="24"/>
-          <w:lang w:eastAsia="en-IN"/>
-        </w:rPr>
-      </w:pPr>
-      <w:r>
-        <w:rPr>
-          <w:rFonts w:ascii="Verdana" w:eastAsia="Times New Roman" w:hAnsi="Verdana" w:cs="Times New Roman"/>
-          <w:sz w:val="24"/>
-          <w:szCs w:val="24"/>
-          <w:lang w:eastAsia="en-IN"/>
-        </w:rPr>
-        <w:t>The system should verify that the number of selected seats matches the ticket quantity.</w:t>
-      </w:r>
-    </w:p>
-    <w:p>
-      <w:pPr>
-        <w:numPr>
-          <w:ilvl w:val="0"/>
-          <w:numId w:val="9"/>
-        </w:numPr>
-        <w:spacing w:before="100" w:beforeAutospacing="1" w:after="100" w:afterAutospacing="1" w:line="240" w:lineRule="auto"/>
-        <w:rPr>
-          <w:rFonts w:ascii="Verdana" w:eastAsia="Times New Roman" w:hAnsi="Verdana" w:cs="Times New Roman"/>
-          <w:sz w:val="24"/>
-          <w:szCs w:val="24"/>
-          <w:lang w:eastAsia="en-IN"/>
-        </w:rPr>
-      </w:pPr>
-      <w:r>
-        <w:rPr>
-          <w:rFonts w:ascii="Verdana" w:eastAsia="Times New Roman" w:hAnsi="Verdana" w:cs="Times New Roman"/>
-          <w:sz w:val="24"/>
-          <w:szCs w:val="24"/>
-          <w:lang w:eastAsia="en-IN"/>
-        </w:rPr>
-        <w:t>The system should ensure that only available seats are selected.</w:t>
-      </w:r>
-    </w:p>
-    <w:p>
-      <w:pPr>
-        <w:numPr>
-          <w:ilvl w:val="0"/>
-          <w:numId w:val="9"/>
-        </w:numPr>
-        <w:spacing w:before="100" w:beforeAutospacing="1" w:after="100" w:afterAutospacing="1" w:line="240" w:lineRule="auto"/>
-        <w:rPr>
-          <w:rFonts w:ascii="Verdana" w:eastAsia="Times New Roman" w:hAnsi="Verdana" w:cs="Times New Roman"/>
-          <w:sz w:val="24"/>
-          <w:szCs w:val="24"/>
-          <w:lang w:eastAsia="en-IN"/>
-        </w:rPr>
-      </w:pPr>
-      <w:r>
-        <w:rPr>
-          <w:rFonts w:ascii="Verdana" w:eastAsia="Times New Roman" w:hAnsi="Verdana" w:cs="Times New Roman"/>
-          <w:sz w:val="24"/>
-          <w:szCs w:val="24"/>
-          <w:lang w:eastAsia="en-IN"/>
-        </w:rPr>
-        <w:t>The system should prevent users from proceeding if seat selection is incomplete.</w:t>
-      </w:r>
-    </w:p>
-    <w:p>
-      <w:pPr>
-        <w:numPr>
-          <w:ilvl w:val="0"/>
-          <w:numId w:val="9"/>
-        </w:numPr>
-        <w:spacing w:before="100" w:beforeAutospacing="1" w:after="100" w:afterAutospacing="1" w:line="240" w:lineRule="auto"/>
-        <w:rPr>
-          <w:rFonts w:ascii="Verdana" w:eastAsia="Times New Roman" w:hAnsi="Verdana" w:cs="Times New Roman"/>
-          <w:sz w:val="24"/>
-          <w:szCs w:val="24"/>
-          <w:lang w:eastAsia="en-IN"/>
-        </w:rPr>
-      </w:pPr>
-      <w:r>
-        <w:rPr>
-          <w:rFonts w:ascii="Verdana" w:eastAsia="Times New Roman" w:hAnsi="Verdana" w:cs="Times New Roman"/>
-          <w:sz w:val="24"/>
-          <w:szCs w:val="24"/>
-          <w:lang w:eastAsia="en-IN"/>
-        </w:rPr>
-        <w:t>The system should display an error message if seat count does not match ticket quantity.</w:t>
-      </w:r>
-    </w:p>
-    <w:p>
-      <w:pPr>
-        <w:numPr>
-          <w:ilvl w:val="0"/>
-          <w:numId w:val="9"/>
-        </w:numPr>
-        <w:spacing w:before="100" w:beforeAutospacing="1" w:after="100" w:afterAutospacing="1" w:line="240" w:lineRule="auto"/>
-        <w:rPr>
-          <w:rFonts w:ascii="Verdana" w:eastAsia="Times New Roman" w:hAnsi="Verdana" w:cs="Times New Roman"/>
-          <w:sz w:val="24"/>
-          <w:szCs w:val="24"/>
-          <w:lang w:eastAsia="en-IN"/>
-        </w:rPr>
-      </w:pPr>
-      <w:r>
-        <w:rPr>
-          <w:rFonts w:ascii="Verdana" w:eastAsia="Times New Roman" w:hAnsi="Verdana" w:cs="Times New Roman"/>
-          <w:sz w:val="24"/>
-          <w:szCs w:val="24"/>
-          <w:lang w:eastAsia="en-IN"/>
-        </w:rPr>
-        <w:t>The system should allow booking to proceed only after valid seat selection.</w:t>
-      </w:r>
-    </w:p>
-    <w:p>
-      <w:pPr>
-        <w:spacing w:before="100" w:beforeAutospacing="1" w:after="100" w:afterAutospacing="1" w:line="240" w:lineRule="auto"/>
-        <w:outlineLvl w:val="0"/>
-        <w:rPr>
-          <w:rFonts w:ascii="Verdana" w:eastAsia="Times New Roman" w:hAnsi="Verdana" w:cs="Times New Roman"/>
-          <w:b/>
-          <w:bCs/>
-          <w:kern w:val="36"/>
-          <w:sz w:val="24"/>
-          <w:szCs w:val="24"/>
-          <w:u w:val="single"/>
-          <w:lang w:eastAsia="en-IN"/>
-        </w:rPr>
-      </w:pPr>
-      <w:r>
-        <w:rPr>
-          <w:rFonts w:ascii="Verdana" w:eastAsia="Times New Roman" w:hAnsi="Verdana" w:cs="Times New Roman"/>
-          <w:b/>
-          <w:bCs/>
-          <w:kern w:val="36"/>
-          <w:sz w:val="24"/>
-          <w:szCs w:val="24"/>
-          <w:u w:val="single"/>
-          <w:lang w:eastAsia="en-IN"/>
-        </w:rPr>
-        <w:t>TBUS004 – View Booking Details</w:t>
-      </w:r>
-      <w:r>
-        <w:rPr>
-          <w:rFonts w:ascii="Verdana" w:eastAsia="Times New Roman" w:hAnsi="Verdana" w:cs="Times New Roman"/>
-          <w:sz w:val="24"/>
-          <w:szCs w:val="24"/>
-          <w:lang w:eastAsia="en-IN"/>
-        </w:rPr>
-        <w:br/>
-      </w:r>
-      <w:r>
-        <w:rPr>
-          <w:rFonts w:ascii="Verdana" w:eastAsia="Times New Roman" w:hAnsi="Verdana" w:cs="Times New Roman"/>
-          <w:sz w:val="24"/>
-          <w:szCs w:val="24"/>
-          <w:lang w:eastAsia="en-IN"/>
-        </w:rPr>
-        <w:t xml:space="preserve"> </w:t>
-      </w:r>
-      <w:r>
-        <w:rPr>
-          <w:rFonts w:ascii="Verdana" w:eastAsia="Times New Roman" w:hAnsi="Verdana" w:cs="Times New Roman"/>
-          <w:sz w:val="24"/>
-          <w:szCs w:val="24"/>
-          <w:lang w:eastAsia="en-IN"/>
-        </w:rPr>
-        <w:tab/>
-      </w:r>
-      <w:bookmarkStart w:id="0" w:name="_GoBack"/>
-      <w:r>
-        <w:rPr>
-          <w:rFonts w:ascii="Verdana" w:eastAsia="Times New Roman" w:hAnsi="Verdana" w:cs="Times New Roman"/>
-          <w:sz w:val="24"/>
-          <w:szCs w:val="24"/>
-          <w:lang w:eastAsia="en-IN"/>
-        </w:rPr>
-        <w:t>As a customer, I want to view the booking details so that I can review the ticket information before payment.</w:t>
-      </w:r>
-    </w:p>
-    <w:p>
-      <w:pPr>
-        <w:spacing w:before="100" w:beforeAutospacing="1" w:after="100" w:afterAutospacing="1" w:line="240" w:lineRule="auto"/>
-        <w:rPr>
-          <w:rFonts w:ascii="Verdana" w:eastAsia="Times New Roman" w:hAnsi="Verdana" w:cs="Times New Roman"/>
-          <w:sz w:val="24"/>
-          <w:szCs w:val="24"/>
-          <w:u w:val="single"/>
-          <w:lang w:eastAsia="en-IN"/>
-        </w:rPr>
-      </w:pPr>
-      <w:r>
-        <w:rPr>
-          <w:rFonts w:ascii="Verdana" w:eastAsia="Times New Roman" w:hAnsi="Verdana" w:cs="Times New Roman"/>
-          <w:bCs/>
-          <w:sz w:val="24"/>
-          <w:szCs w:val="24"/>
-          <w:u w:val="single"/>
-          <w:lang w:eastAsia="en-IN"/>
-        </w:rPr>
-        <w:t>Acceptance Criteria</w:t>
-      </w:r>
-    </w:p>
-    <w:p>
-      <w:pPr>
-        <w:numPr>
-          <w:ilvl w:val="0"/>
-          <w:numId w:val="10"/>
-        </w:numPr>
-        <w:spacing w:before="100" w:beforeAutospacing="1" w:after="100" w:afterAutospacing="1" w:line="240" w:lineRule="auto"/>
-        <w:rPr>
-          <w:rFonts w:ascii="Verdana" w:eastAsia="Times New Roman" w:hAnsi="Verdana" w:cs="Times New Roman"/>
-          <w:sz w:val="24"/>
-          <w:szCs w:val="24"/>
-          <w:lang w:eastAsia="en-IN"/>
-        </w:rPr>
-      </w:pPr>
-      <w:r>
-        <w:rPr>
-          <w:rFonts w:ascii="Verdana" w:eastAsia="Times New Roman" w:hAnsi="Verdana" w:cs="Times New Roman"/>
-          <w:sz w:val="24"/>
-          <w:szCs w:val="24"/>
-          <w:lang w:eastAsia="en-IN"/>
-        </w:rPr>
-        <w:t>The system should display booking details before payment.</w:t>
-      </w:r>
-    </w:p>
-    <w:p>
-      <w:pPr>
-        <w:numPr>
-          <w:ilvl w:val="0"/>
-          <w:numId w:val="10"/>
-        </w:numPr>
-        <w:spacing w:before="100" w:beforeAutospacing="1" w:after="100" w:afterAutospacing="1" w:line="240" w:lineRule="auto"/>
-        <w:rPr>
-          <w:rFonts w:ascii="Verdana" w:eastAsia="Times New Roman" w:hAnsi="Verdana" w:cs="Times New Roman"/>
-          <w:sz w:val="24"/>
-          <w:szCs w:val="24"/>
-          <w:lang w:eastAsia="en-IN"/>
-        </w:rPr>
-      </w:pPr>
-      <w:r>
-        <w:rPr>
-          <w:rFonts w:ascii="Verdana" w:eastAsia="Times New Roman" w:hAnsi="Verdana" w:cs="Times New Roman"/>
-          <w:sz w:val="24"/>
-          <w:szCs w:val="24"/>
-          <w:lang w:eastAsia="en-IN"/>
-        </w:rPr>
-        <w:t xml:space="preserve">The system should display movie name, theatre, and </w:t>
-      </w:r>
-      <w:proofErr w:type="spellStart"/>
-      <w:r>
-        <w:rPr>
-          <w:rFonts w:ascii="Verdana" w:eastAsia="Times New Roman" w:hAnsi="Verdana" w:cs="Times New Roman"/>
-          <w:sz w:val="24"/>
-          <w:szCs w:val="24"/>
-          <w:lang w:eastAsia="en-IN"/>
-        </w:rPr>
-        <w:t>showtime</w:t>
-      </w:r>
-      <w:proofErr w:type="spellEnd"/>
-      <w:r>
-        <w:rPr>
-          <w:rFonts w:ascii="Verdana" w:eastAsia="Times New Roman" w:hAnsi="Verdana" w:cs="Times New Roman"/>
-          <w:sz w:val="24"/>
-          <w:szCs w:val="24"/>
-          <w:lang w:eastAsia="en-IN"/>
-        </w:rPr>
-        <w:t>.</w:t>
-      </w:r>
-    </w:p>
-    <w:p>
-      <w:pPr>
-        <w:numPr>
-          <w:ilvl w:val="0"/>
-          <w:numId w:val="10"/>
-        </w:numPr>
-        <w:spacing w:before="100" w:beforeAutospacing="1" w:after="100" w:afterAutospacing="1" w:line="240" w:lineRule="auto"/>
-        <w:rPr>
-          <w:rFonts w:ascii="Verdana" w:eastAsia="Times New Roman" w:hAnsi="Verdana" w:cs="Times New Roman"/>
-          <w:sz w:val="24"/>
-          <w:szCs w:val="24"/>
-          <w:lang w:eastAsia="en-IN"/>
-        </w:rPr>
-      </w:pPr>
-      <w:r>
-        <w:rPr>
-          <w:rFonts w:ascii="Verdana" w:eastAsia="Times New Roman" w:hAnsi="Verdana" w:cs="Times New Roman"/>
-          <w:sz w:val="24"/>
-          <w:szCs w:val="24"/>
-          <w:lang w:eastAsia="en-IN"/>
-        </w:rPr>
-        <w:lastRenderedPageBreak/>
-        <w:t>The system should display the selected seat numbers.</w:t>
-      </w:r>
-    </w:p>
-    <w:p>
-      <w:pPr>
-        <w:numPr>
-          <w:ilvl w:val="0"/>
-          <w:numId w:val="10"/>
-        </w:numPr>
-        <w:spacing w:before="100" w:beforeAutospacing="1" w:after="100" w:afterAutospacing="1" w:line="240" w:lineRule="auto"/>
-        <w:rPr>
-          <w:rFonts w:ascii="Verdana" w:eastAsia="Times New Roman" w:hAnsi="Verdana" w:cs="Times New Roman"/>
-          <w:sz w:val="24"/>
-          <w:szCs w:val="24"/>
-          <w:lang w:eastAsia="en-IN"/>
-        </w:rPr>
-      </w:pPr>
-      <w:r>
-        <w:rPr>
-          <w:rFonts w:ascii="Verdana" w:eastAsia="Times New Roman" w:hAnsi="Verdana" w:cs="Times New Roman"/>
-          <w:sz w:val="24"/>
-          <w:szCs w:val="24"/>
-          <w:lang w:eastAsia="en-IN"/>
-        </w:rPr>
-        <w:t>The system should display the number of tickets booked.</w:t>
-      </w:r>
-    </w:p>
-    <w:p>
-      <w:pPr>
-        <w:numPr>
-          <w:ilvl w:val="0"/>
-          <w:numId w:val="10"/>
-        </w:numPr>
-        <w:spacing w:before="100" w:beforeAutospacing="1" w:after="100" w:afterAutospacing="1" w:line="240" w:lineRule="auto"/>
-        <w:rPr>
-          <w:rFonts w:ascii="Verdana" w:eastAsia="Times New Roman" w:hAnsi="Verdana" w:cs="Times New Roman"/>
-          <w:sz w:val="24"/>
-          <w:szCs w:val="24"/>
-          <w:lang w:eastAsia="en-IN"/>
-        </w:rPr>
-      </w:pPr>
-      <w:r>
-        <w:rPr>
-          <w:rFonts w:ascii="Verdana" w:eastAsia="Times New Roman" w:hAnsi="Verdana" w:cs="Times New Roman"/>
-          <w:sz w:val="24"/>
-          <w:szCs w:val="24"/>
-          <w:lang w:eastAsia="en-IN"/>
-        </w:rPr>
-        <w:t>The system should display the total ticket cost.</w:t>
-      </w:r>
-    </w:p>
-    <w:p>
-      <w:pPr>
-        <w:spacing w:before="100" w:beforeAutospacing="1" w:after="100" w:afterAutospacing="1" w:line="240" w:lineRule="auto"/>
-        <w:rPr>
-          <w:rFonts w:ascii="Verdana" w:eastAsia="Times New Roman" w:hAnsi="Verdana" w:cs="Times New Roman"/>
-          <w:sz w:val="24"/>
-          <w:szCs w:val="24"/>
-          <w:lang w:eastAsia="en-IN"/>
-        </w:rPr>
-      </w:pPr>
-    </w:p>
-    <w:bookmarkEnd w:id="0"/>
-    <w:p>
-      <w:pPr>
-        <w:rPr>
-          <w:rFonts w:ascii="Verdana" w:hAnsi="Verdana"/>
-          <w:sz w:val="24"/>
-          <w:szCs w:val="24"/>
+          <w:sz w:val="26"/>
+          <w:szCs w:val="26"/>
+          <w:lang w:eastAsia="en-IN"/>
+        </w:rPr>
+      </w:pPr>
+    </w:p>
+    <w:p>
+      <w:pPr>
+        <w:spacing w:before="100" w:beforeAutospacing="1" w:after="100" w:afterAutospacing="1" w:line="240" w:lineRule="auto"/>
+        <w:rPr>
+          <w:rFonts w:ascii="Verdana" w:eastAsia="Times New Roman" w:hAnsi="Verdana" w:cs="Times New Roman"/>
+          <w:sz w:val="26"/>
+          <w:szCs w:val="26"/>
+          <w:lang w:eastAsia="en-IN"/>
+        </w:rPr>
+      </w:pPr>
+    </w:p>
+    <w:p>
+      <w:pPr>
+        <w:spacing w:before="100" w:beforeAutospacing="1" w:after="100" w:afterAutospacing="1" w:line="240" w:lineRule="auto"/>
+        <w:rPr>
+          <w:rFonts w:ascii="Verdana" w:eastAsia="Times New Roman" w:hAnsi="Verdana" w:cs="Times New Roman"/>
+          <w:sz w:val="26"/>
+          <w:szCs w:val="26"/>
+          <w:lang w:eastAsia="en-IN"/>
+        </w:rPr>
+      </w:pPr>
+    </w:p>
+    <w:p>
+      <w:pPr>
+        <w:spacing w:before="100" w:beforeAutospacing="1" w:after="100" w:afterAutospacing="1" w:line="240" w:lineRule="auto"/>
+        <w:rPr>
+          <w:rFonts w:ascii="Verdana" w:eastAsia="Times New Roman" w:hAnsi="Verdana" w:cs="Times New Roman"/>
+          <w:sz w:val="26"/>
+          <w:szCs w:val="26"/>
+          <w:lang w:eastAsia="en-IN"/>
+        </w:rPr>
+      </w:pPr>
+    </w:p>
+    <w:p>
+      <w:pPr>
+        <w:spacing w:before="100" w:beforeAutospacing="1" w:after="100" w:afterAutospacing="1" w:line="240" w:lineRule="auto"/>
+        <w:rPr>
+          <w:rFonts w:ascii="Verdana" w:eastAsia="Times New Roman" w:hAnsi="Verdana" w:cs="Times New Roman"/>
+          <w:sz w:val="26"/>
+          <w:szCs w:val="26"/>
+          <w:lang w:eastAsia="en-IN"/>
+        </w:rPr>
+      </w:pPr>
+    </w:p>
+    <w:p>
+      <w:pPr>
+        <w:spacing w:before="100" w:beforeAutospacing="1" w:after="100" w:afterAutospacing="1" w:line="240" w:lineRule="auto"/>
+        <w:rPr>
+          <w:rFonts w:ascii="Verdana" w:eastAsia="Times New Roman" w:hAnsi="Verdana" w:cs="Times New Roman"/>
+          <w:sz w:val="26"/>
+          <w:szCs w:val="26"/>
+          <w:lang w:eastAsia="en-IN"/>
         </w:rPr>
       </w:pPr>
     </w:p>
@@ -2510,6 +3312,118 @@
     </w:lvl>
   </w:abstractNum>
   <w:abstractNum w:abstractNumId="1">
+    <w:nsid w:val="0731008C"/>
+    <w:multiLevelType w:val="hybridMultilevel"/>
+    <w:tmpl w:val="74F8E2BE"/>
+    <w:lvl w:ilvl="0" w:tplc="40090001">
+      <w:numFmt w:val="bullet"/>
+      <w:lvlText w:val=""/>
+      <w:lvlJc w:val="left"/>
+      <w:pPr>
+        <w:ind w:left="720" w:hanging="360"/>
+      </w:pPr>
+      <w:rPr>
+        <w:rFonts w:ascii="Symbol" w:eastAsia="Times New Roman" w:hAnsi="Symbol" w:cs="Times New Roman" w:hint="default"/>
+      </w:rPr>
+    </w:lvl>
+    <w:lvl w:ilvl="1" w:tplc="40090003" w:tentative="1">
+      <w:start w:val="1"/>
+      <w:numFmt w:val="bullet"/>
+      <w:lvlText w:val="o"/>
+      <w:lvlJc w:val="left"/>
+      <w:pPr>
+        <w:ind w:left="1440" w:hanging="360"/>
+      </w:pPr>
+      <w:rPr>
+        <w:rFonts w:ascii="Courier New" w:hAnsi="Courier New" w:cs="Courier New" w:hint="default"/>
+      </w:rPr>
+    </w:lvl>
+    <w:lvl w:ilvl="2" w:tplc="40090005" w:tentative="1">
+      <w:start w:val="1"/>
+      <w:numFmt w:val="bullet"/>
+      <w:lvlText w:val=""/>
+      <w:lvlJc w:val="left"/>
+      <w:pPr>
+        <w:ind w:left="2160" w:hanging="360"/>
+      </w:pPr>
+      <w:rPr>
+        <w:rFonts w:ascii="Wingdings" w:hAnsi="Wingdings" w:hint="default"/>
+      </w:rPr>
+    </w:lvl>
+    <w:lvl w:ilvl="3" w:tplc="40090001" w:tentative="1">
+      <w:start w:val="1"/>
+      <w:numFmt w:val="bullet"/>
+      <w:lvlText w:val=""/>
+      <w:lvlJc w:val="left"/>
+      <w:pPr>
+        <w:ind w:left="2880" w:hanging="360"/>
+      </w:pPr>
+      <w:rPr>
+        <w:rFonts w:ascii="Symbol" w:hAnsi="Symbol" w:hint="default"/>
+      </w:rPr>
+    </w:lvl>
+    <w:lvl w:ilvl="4" w:tplc="40090003" w:tentative="1">
+      <w:start w:val="1"/>
+      <w:numFmt w:val="bullet"/>
+      <w:lvlText w:val="o"/>
+      <w:lvlJc w:val="left"/>
+      <w:pPr>
+        <w:ind w:left="3600" w:hanging="360"/>
+      </w:pPr>
+      <w:rPr>
+        <w:rFonts w:ascii="Courier New" w:hAnsi="Courier New" w:cs="Courier New" w:hint="default"/>
+      </w:rPr>
+    </w:lvl>
+    <w:lvl w:ilvl="5" w:tplc="40090005" w:tentative="1">
+      <w:start w:val="1"/>
+      <w:numFmt w:val="bullet"/>
+      <w:lvlText w:val=""/>
+      <w:lvlJc w:val="left"/>
+      <w:pPr>
+        <w:ind w:left="4320" w:hanging="360"/>
+      </w:pPr>
+      <w:rPr>
+        <w:rFonts w:ascii="Wingdings" w:hAnsi="Wingdings" w:hint="default"/>
+      </w:rPr>
+    </w:lvl>
+    <w:lvl w:ilvl="6" w:tplc="40090001" w:tentative="1">
+      <w:start w:val="1"/>
+      <w:numFmt w:val="bullet"/>
+      <w:lvlText w:val=""/>
+      <w:lvlJc w:val="left"/>
+      <w:pPr>
+        <w:ind w:left="5040" w:hanging="360"/>
+      </w:pPr>
+      <w:rPr>
+        <w:rFonts w:ascii="Symbol" w:hAnsi="Symbol" w:hint="default"/>
+      </w:rPr>
+    </w:lvl>
+    <w:lvl w:ilvl="7" w:tplc="40090003" w:tentative="1">
+      <w:start w:val="1"/>
+      <w:numFmt w:val="bullet"/>
+      <w:lvlText w:val="o"/>
+      <w:lvlJc w:val="left"/>
+      <w:pPr>
+        <w:ind w:left="5760" w:hanging="360"/>
+      </w:pPr>
+      <w:rPr>
+        <w:rFonts w:ascii="Courier New" w:hAnsi="Courier New" w:cs="Courier New" w:hint="default"/>
+      </w:rPr>
+    </w:lvl>
+    <w:lvl w:ilvl="8" w:tplc="40090005" w:tentative="1">
+      <w:start w:val="1"/>
+      <w:numFmt w:val="bullet"/>
+      <w:lvlText w:val=""/>
+      <w:lvlJc w:val="left"/>
+      <w:pPr>
+        <w:ind w:left="6480" w:hanging="360"/>
+      </w:pPr>
+      <w:rPr>
+        <w:rFonts w:ascii="Wingdings" w:hAnsi="Wingdings" w:hint="default"/>
+      </w:rPr>
+    </w:lvl>
+  </w:abstractNum>
+  <w:abstractNum w:abstractNumId="2">
     <w:nsid w:val="1EBC54AC"/>
     <w:multiLevelType w:val="multilevel"/>
     <w:tmpl w:val="43A224F4"/>
@@ -2622,7 +3536,7 @@
       </w:pPr>
     </w:lvl>
   </w:abstractNum>
-  <w:abstractNum w:abstractNumId="2">
+  <w:abstractNum w:abstractNumId="3">
     <w:nsid w:val="1F2223AE"/>
     <w:multiLevelType w:val="multilevel"/>
     <w:tmpl w:val="E7204960"/>
@@ -2735,7 +3649,7 @@
       </w:pPr>
     </w:lvl>
   </w:abstractNum>
-  <w:abstractNum w:abstractNumId="3">
+  <w:abstractNum w:abstractNumId="4">
     <w:nsid w:val="20F2114B"/>
     <w:multiLevelType w:val="multilevel"/>
     <w:tmpl w:val="284667A6"/>
@@ -2848,7 +3762,7 @@
       </w:pPr>
     </w:lvl>
   </w:abstractNum>
-  <w:abstractNum w:abstractNumId="4">
+  <w:abstractNum w:abstractNumId="5">
     <w:nsid w:val="20F5141A"/>
     <w:multiLevelType w:val="multilevel"/>
     <w:tmpl w:val="C5CCB6C8"/>
@@ -2961,7 +3875,119 @@
       </w:pPr>
     </w:lvl>
   </w:abstractNum>
-  <w:abstractNum w:abstractNumId="5">
+  <w:abstractNum w:abstractNumId="6">
+    <w:nsid w:val="22BD7452"/>
+    <w:multiLevelType w:val="hybridMultilevel"/>
+    <w:tmpl w:val="DC346542"/>
+    <w:lvl w:ilvl="0" w:tplc="40090001">
+      <w:numFmt w:val="bullet"/>
+      <w:lvlText w:val=""/>
+      <w:lvlJc w:val="left"/>
+      <w:pPr>
+        <w:ind w:left="720" w:hanging="360"/>
+      </w:pPr>
+      <w:rPr>
+        <w:rFonts w:ascii="Symbol" w:eastAsia="Times New Roman" w:hAnsi="Symbol" w:cs="Times New Roman" w:hint="default"/>
+      </w:rPr>
+    </w:lvl>
+    <w:lvl w:ilvl="1" w:tplc="40090003" w:tentative="1">
+      <w:start w:val="1"/>
+      <w:numFmt w:val="bullet"/>
+      <w:lvlText w:val="o"/>
+      <w:lvlJc w:val="left"/>
+      <w:pPr>
+        <w:ind w:left="1440" w:hanging="360"/>
+      </w:pPr>
+      <w:rPr>
+        <w:rFonts w:ascii="Courier New" w:hAnsi="Courier New" w:cs="Courier New" w:hint="default"/>
+      </w:rPr>
+    </w:lvl>
+    <w:lvl w:ilvl="2" w:tplc="40090005" w:tentative="1">
+      <w:start w:val="1"/>
+      <w:numFmt w:val="bullet"/>
+      <w:lvlText w:val=""/>
+      <w:lvlJc w:val="left"/>
+      <w:pPr>
+        <w:ind w:left="2160" w:hanging="360"/>
+      </w:pPr>
+      <w:rPr>
+        <w:rFonts w:ascii="Wingdings" w:hAnsi="Wingdings" w:hint="default"/>
+      </w:rPr>
+    </w:lvl>
+    <w:lvl w:ilvl="3" w:tplc="40090001" w:tentative="1">
+      <w:start w:val="1"/>
+      <w:numFmt w:val="bullet"/>
+      <w:lvlText w:val=""/>
+      <w:lvlJc w:val="left"/>
+      <w:pPr>
+        <w:ind w:left="2880" w:hanging="360"/>
+      </w:pPr>
+      <w:rPr>
+        <w:rFonts w:ascii="Symbol" w:hAnsi="Symbol" w:hint="default"/>
+      </w:rPr>
+    </w:lvl>
+    <w:lvl w:ilvl="4" w:tplc="40090003" w:tentative="1">
+      <w:start w:val="1"/>
+      <w:numFmt w:val="bullet"/>
+      <w:lvlText w:val="o"/>
+      <w:lvlJc w:val="left"/>
+      <w:pPr>
+        <w:ind w:left="3600" w:hanging="360"/>
+      </w:pPr>
+      <w:rPr>
+        <w:rFonts w:ascii="Courier New" w:hAnsi="Courier New" w:cs="Courier New" w:hint="default"/>
+      </w:rPr>
+    </w:lvl>
+    <w:lvl w:ilvl="5" w:tplc="40090005" w:tentative="1">
+      <w:start w:val="1"/>
+      <w:numFmt w:val="bullet"/>
+      <w:lvlText w:val=""/>
+      <w:lvlJc w:val="left"/>
+      <w:pPr>
+        <w:ind w:left="4320" w:hanging="360"/>
+      </w:pPr>
+      <w:rPr>
+        <w:rFonts w:ascii="Wingdings" w:hAnsi="Wingdings" w:hint="default"/>
+      </w:rPr>
+    </w:lvl>
+    <w:lvl w:ilvl="6" w:tplc="40090001" w:tentative="1">
+      <w:start w:val="1"/>
+      <w:numFmt w:val="bullet"/>
+      <w:lvlText w:val=""/>
+      <w:lvlJc w:val="left"/>
+      <w:pPr>
+        <w:ind w:left="5040" w:hanging="360"/>
+      </w:pPr>
+      <w:rPr>
+        <w:rFonts w:ascii="Symbol" w:hAnsi="Symbol" w:hint="default"/>
+      </w:rPr>
+    </w:lvl>
+    <w:lvl w:ilvl="7" w:tplc="40090003" w:tentative="1">
+      <w:start w:val="1"/>
+      <w:numFmt w:val="bullet"/>
+      <w:lvlText w:val="o"/>
+      <w:lvlJc w:val="left"/>
+      <w:pPr>
+        <w:ind w:left="5760" w:hanging="360"/>
+      </w:pPr>
+      <w:rPr>
+        <w:rFonts w:ascii="Courier New" w:hAnsi="Courier New" w:cs="Courier New" w:hint="default"/>
+      </w:rPr>
+    </w:lvl>
+    <w:lvl w:ilvl="8" w:tplc="40090005" w:tentative="1">
+      <w:start w:val="1"/>
+      <w:numFmt w:val="bullet"/>
+      <w:lvlText w:val=""/>
+      <w:lvlJc w:val="left"/>
+      <w:pPr>
+        <w:ind w:left="6480" w:hanging="360"/>
+      </w:pPr>
+      <w:rPr>
+        <w:rFonts w:ascii="Wingdings" w:hAnsi="Wingdings" w:hint="default"/>
+      </w:rPr>
+    </w:lvl>
+  </w:abstractNum>
+  <w:abstractNum w:abstractNumId="7">
     <w:nsid w:val="288D73A3"/>
     <w:multiLevelType w:val="multilevel"/>
     <w:tmpl w:val="E9DAEDE0"/>
@@ -3074,7 +4100,232 @@
       </w:pPr>
     </w:lvl>
   </w:abstractNum>
-  <w:abstractNum w:abstractNumId="6">
+  <w:abstractNum w:abstractNumId="8">
+    <w:nsid w:val="2E11737A"/>
+    <w:multiLevelType w:val="hybridMultilevel"/>
+    <w:tmpl w:val="45C6369C"/>
+    <w:lvl w:ilvl="0" w:tplc="40090001">
+      <w:numFmt w:val="bullet"/>
+      <w:lvlText w:val=""/>
+      <w:lvlJc w:val="left"/>
+      <w:pPr>
+        <w:ind w:left="720" w:hanging="360"/>
+      </w:pPr>
+      <w:rPr>
+        <w:rFonts w:ascii="Symbol" w:eastAsia="Times New Roman" w:hAnsi="Symbol" w:cs="Times New Roman" w:hint="default"/>
+      </w:rPr>
+    </w:lvl>
+    <w:lvl w:ilvl="1" w:tplc="40090003" w:tentative="1">
+      <w:start w:val="1"/>
+      <w:numFmt w:val="bullet"/>
+      <w:lvlText w:val="o"/>
+      <w:lvlJc w:val="left"/>
+      <w:pPr>
+        <w:ind w:left="1440" w:hanging="360"/>
+      </w:pPr>
+      <w:rPr>
+        <w:rFonts w:ascii="Courier New" w:hAnsi="Courier New" w:cs="Courier New" w:hint="default"/>
+      </w:rPr>
+    </w:lvl>
+    <w:lvl w:ilvl="2" w:tplc="40090005" w:tentative="1">
+      <w:start w:val="1"/>
+      <w:numFmt w:val="bullet"/>
+      <w:lvlText w:val=""/>
+      <w:lvlJc w:val="left"/>
+      <w:pPr>
+        <w:ind w:left="2160" w:hanging="360"/>
+      </w:pPr>
+      <w:rPr>
+        <w:rFonts w:ascii="Wingdings" w:hAnsi="Wingdings" w:hint="default"/>
+      </w:rPr>
+    </w:lvl>
+    <w:lvl w:ilvl="3" w:tplc="40090001" w:tentative="1">
+      <w:start w:val="1"/>
+      <w:numFmt w:val="bullet"/>
+      <w:lvlText w:val=""/>
+      <w:lvlJc w:val="left"/>
+      <w:pPr>
+        <w:ind w:left="2880" w:hanging="360"/>
+      </w:pPr>
+      <w:rPr>
+        <w:rFonts w:ascii="Symbol" w:hAnsi="Symbol" w:hint="default"/>
+      </w:rPr>
+    </w:lvl>
+    <w:lvl w:ilvl="4" w:tplc="40090003" w:tentative="1">
+      <w:start w:val="1"/>
+      <w:numFmt w:val="bullet"/>
+      <w:lvlText w:val="o"/>
+      <w:lvlJc w:val="left"/>
+      <w:pPr>
+        <w:ind w:left="3600" w:hanging="360"/>
+      </w:pPr>
+      <w:rPr>
+        <w:rFonts w:ascii="Courier New" w:hAnsi="Courier New" w:cs="Courier New" w:hint="default"/>
+      </w:rPr>
+    </w:lvl>
+    <w:lvl w:ilvl="5" w:tplc="40090005" w:tentative="1">
+      <w:start w:val="1"/>
+      <w:numFmt w:val="bullet"/>
+      <w:lvlText w:val=""/>
+      <w:lvlJc w:val="left"/>
+      <w:pPr>
+        <w:ind w:left="4320" w:hanging="360"/>
+      </w:pPr>
+      <w:rPr>
+        <w:rFonts w:ascii="Wingdings" w:hAnsi="Wingdings" w:hint="default"/>
+      </w:rPr>
+    </w:lvl>
+    <w:lvl w:ilvl="6" w:tplc="40090001" w:tentative="1">
+      <w:start w:val="1"/>
+      <w:numFmt w:val="bullet"/>
+      <w:lvlText w:val=""/>
+      <w:lvlJc w:val="left"/>
+      <w:pPr>
+        <w:ind w:left="5040" w:hanging="360"/>
+      </w:pPr>
+      <w:rPr>
+        <w:rFonts w:ascii="Symbol" w:hAnsi="Symbol" w:hint="default"/>
+      </w:rPr>
+    </w:lvl>
+    <w:lvl w:ilvl="7" w:tplc="40090003" w:tentative="1">
+      <w:start w:val="1"/>
+      <w:numFmt w:val="bullet"/>
+      <w:lvlText w:val="o"/>
+      <w:lvlJc w:val="left"/>
+      <w:pPr>
+        <w:ind w:left="5760" w:hanging="360"/>
+      </w:pPr>
+      <w:rPr>
+        <w:rFonts w:ascii="Courier New" w:hAnsi="Courier New" w:cs="Courier New" w:hint="default"/>
+      </w:rPr>
+    </w:lvl>
+    <w:lvl w:ilvl="8" w:tplc="40090005" w:tentative="1">
+      <w:start w:val="1"/>
+      <w:numFmt w:val="bullet"/>
+      <w:lvlText w:val=""/>
+      <w:lvlJc w:val="left"/>
+      <w:pPr>
+        <w:ind w:left="6480" w:hanging="360"/>
+      </w:pPr>
+      <w:rPr>
+        <w:rFonts w:ascii="Wingdings" w:hAnsi="Wingdings" w:hint="default"/>
+      </w:rPr>
+    </w:lvl>
+  </w:abstractNum>
+  <w:abstractNum w:abstractNumId="9">
+    <w:nsid w:val="3E8111C3"/>
+    <w:multiLevelType w:val="multilevel"/>
+    <w:tmpl w:val="2A66DA5A"/>
+    <w:lvl w:ilvl="0">
+      <w:start w:val="1"/>
+      <w:numFmt w:val="decimal"/>
+      <w:lvlText w:val="%1."/>
+      <w:lvlJc w:val="left"/>
+      <w:pPr>
+        <w:tabs>
+          <w:tab w:val="num" w:pos="720"/>
+        </w:tabs>
+        <w:ind w:left="720" w:hanging="360"/>
+      </w:pPr>
+    </w:lvl>
+    <w:lvl w:ilvl="1" w:tentative="1">
+      <w:start w:val="1"/>
+      <w:numFmt w:val="decimal"/>
+      <w:lvlText w:val="%2."/>
+      <w:lvlJc w:val="left"/>
+      <w:pPr>
+        <w:tabs>
+          <w:tab w:val="num" w:pos="1440"/>
+        </w:tabs>
+        <w:ind w:left="1440" w:hanging="360"/>
+      </w:pPr>
+    </w:lvl>
+    <w:lvl w:ilvl="2" w:tentative="1">
+      <w:start w:val="1"/>
+      <w:numFmt w:val="decimal"/>
+      <w:lvlText w:val="%3."/>
+      <w:lvlJc w:val="left"/>
+      <w:pPr>
+        <w:tabs>
+          <w:tab w:val="num" w:pos="2160"/>
+        </w:tabs>
+        <w:ind w:left="2160" w:hanging="360"/>
+      </w:pPr>
+    </w:lvl>
+    <w:lvl w:ilvl="3" w:tentative="1">
+      <w:start w:val="1"/>
+      <w:numFmt w:val="decimal"/>
+      <w:lvlText w:val="%4."/>
+      <w:lvlJc w:val="left"/>
+      <w:pPr>
+        <w:tabs>
+          <w:tab w:val="num" w:pos="2880"/>
+        </w:tabs>
+        <w:ind w:left="2880" w:hanging="360"/>
+      </w:pPr>
+    </w:lvl>
+    <w:lvl w:ilvl="4" w:tentative="1">
+      <w:start w:val="1"/>
+      <w:numFmt w:val="decimal"/>
+      <w:lvlText w:val="%5."/>
+      <w:lvlJc w:val="left"/>
+      <w:pPr>
+        <w:tabs>
+          <w:tab w:val="num" w:pos="3600"/>
+        </w:tabs>
+        <w:ind w:left="3600" w:hanging="360"/>
+      </w:pPr>
+    </w:lvl>
+    <w:lvl w:ilvl="5" w:tentative="1">
+      <w:start w:val="1"/>
+      <w:numFmt w:val="decimal"/>
+      <w:lvlText w:val="%6."/>
+      <w:lvlJc w:val="left"/>
+      <w:pPr>
+        <w:tabs>
+          <w:tab w:val="num" w:pos="4320"/>
+        </w:tabs>
+        <w:ind w:left="4320" w:hanging="360"/>
+      </w:pPr>
+    </w:lvl>
+    <w:lvl w:ilvl="6" w:tentative="1">
+      <w:start w:val="1"/>
+      <w:numFmt w:val="decimal"/>
+      <w:lvlText w:val="%7."/>
+      <w:lvlJc w:val="left"/>
+      <w:pPr>
+        <w:tabs>
+          <w:tab w:val="num" w:pos="5040"/>
+        </w:tabs>
+        <w:ind w:left="5040" w:hanging="360"/>
+      </w:pPr>
+    </w:lvl>
+    <w:lvl w:ilvl="7" w:tentative="1">
+      <w:start w:val="1"/>
+      <w:numFmt w:val="decimal"/>
+      <w:lvlText w:val="%8."/>
+      <w:lvlJc w:val="left"/>
+      <w:pPr>
+        <w:tabs>
+          <w:tab w:val="num" w:pos="5760"/>
+        </w:tabs>
+        <w:ind w:left="5760" w:hanging="360"/>
+      </w:pPr>
+    </w:lvl>
+    <w:lvl w:ilvl="8" w:tentative="1">
+      <w:start w:val="1"/>
+      <w:numFmt w:val="decimal"/>
+      <w:lvlText w:val="%9."/>
+      <w:lvlJc w:val="left"/>
+      <w:pPr>
+        <w:tabs>
+          <w:tab w:val="num" w:pos="6480"/>
+        </w:tabs>
+        <w:ind w:left="6480" w:hanging="360"/>
+      </w:pPr>
+    </w:lvl>
+  </w:abstractNum>
+  <w:abstractNum w:abstractNumId="10">
     <w:nsid w:val="3F4F7103"/>
     <w:multiLevelType w:val="multilevel"/>
     <w:tmpl w:val="8D58DE9A"/>
@@ -3187,7 +4438,93 @@
       </w:pPr>
     </w:lvl>
   </w:abstractNum>
-  <w:abstractNum w:abstractNumId="7">
+  <w:abstractNum w:abstractNumId="11">
+    <w:nsid w:val="3FF83FD9"/>
+    <w:multiLevelType w:val="hybridMultilevel"/>
+    <w:tmpl w:val="5CD82BDE"/>
+    <w:lvl w:ilvl="0" w:tplc="4009000F">
+      <w:start w:val="1"/>
+      <w:numFmt w:val="decimal"/>
+      <w:lvlText w:val="%1."/>
+      <w:lvlJc w:val="left"/>
+      <w:pPr>
+        <w:ind w:left="720" w:hanging="360"/>
+      </w:pPr>
+    </w:lvl>
+    <w:lvl w:ilvl="1" w:tplc="40090019" w:tentative="1">
+      <w:start w:val="1"/>
+      <w:numFmt w:val="lowerLetter"/>
+      <w:lvlText w:val="%2."/>
+      <w:lvlJc w:val="left"/>
+      <w:pPr>
+        <w:ind w:left="1440" w:hanging="360"/>
+      </w:pPr>
+    </w:lvl>
+    <w:lvl w:ilvl="2" w:tplc="4009001B" w:tentative="1">
+      <w:start w:val="1"/>
+      <w:numFmt w:val="lowerRoman"/>
+      <w:lvlText w:val="%3."/>
+      <w:lvlJc w:val="right"/>
+      <w:pPr>
+        <w:ind w:left="2160" w:hanging="180"/>
+      </w:pPr>
+    </w:lvl>
+    <w:lvl w:ilvl="3" w:tplc="4009000F" w:tentative="1">
+      <w:start w:val="1"/>
+      <w:numFmt w:val="decimal"/>
+      <w:lvlText w:val="%4."/>
+      <w:lvlJc w:val="left"/>
+      <w:pPr>
+        <w:ind w:left="2880" w:hanging="360"/>
+      </w:pPr>
+    </w:lvl>
+    <w:lvl w:ilvl="4" w:tplc="40090019" w:tentative="1">
+      <w:start w:val="1"/>
+      <w:numFmt w:val="lowerLetter"/>
+      <w:lvlText w:val="%5."/>
+      <w:lvlJc w:val="left"/>
+      <w:pPr>
+        <w:ind w:left="3600" w:hanging="360"/>
+      </w:pPr>
+    </w:lvl>
+    <w:lvl w:ilvl="5" w:tplc="4009001B" w:tentative="1">
+      <w:start w:val="1"/>
+      <w:numFmt w:val="lowerRoman"/>
+      <w:lvlText w:val="%6."/>
+      <w:lvlJc w:val="right"/>
+      <w:pPr>
+        <w:ind w:left="4320" w:hanging="180"/>
+      </w:pPr>
+    </w:lvl>
+    <w:lvl w:ilvl="6" w:tplc="4009000F" w:tentative="1">
+      <w:start w:val="1"/>
+      <w:numFmt w:val="decimal"/>
+      <w:lvlText w:val="%7."/>
+      <w:lvlJc w:val="left"/>
+      <w:pPr>
+        <w:ind w:left="5040" w:hanging="360"/>
+      </w:pPr>
+    </w:lvl>
+    <w:lvl w:ilvl="7" w:tplc="40090019" w:tentative="1">
+      <w:start w:val="1"/>
+      <w:numFmt w:val="lowerLetter"/>
+      <w:lvlText w:val="%8."/>
+      <w:lvlJc w:val="left"/>
+      <w:pPr>
+        <w:ind w:left="5760" w:hanging="360"/>
+      </w:pPr>
+    </w:lvl>
+    <w:lvl w:ilvl="8" w:tplc="4009001B" w:tentative="1">
+      <w:start w:val="1"/>
+      <w:numFmt w:val="lowerRoman"/>
+      <w:lvlText w:val="%9."/>
+      <w:lvlJc w:val="right"/>
+      <w:pPr>
+        <w:ind w:left="6480" w:hanging="180"/>
+      </w:pPr>
+    </w:lvl>
+  </w:abstractNum>
+  <w:abstractNum w:abstractNumId="12">
     <w:nsid w:val="4EF95F8A"/>
     <w:multiLevelType w:val="multilevel"/>
     <w:tmpl w:val="D4DC9F56"/>
@@ -3300,7 +4637,206 @@
       </w:pPr>
     </w:lvl>
   </w:abstractNum>
-  <w:abstractNum w:abstractNumId="8">
+  <w:abstractNum w:abstractNumId="13">
+    <w:nsid w:val="51A6047D"/>
+    <w:multiLevelType w:val="hybridMultilevel"/>
+    <w:tmpl w:val="B68224CA"/>
+    <w:lvl w:ilvl="0" w:tplc="4009000F">
+      <w:start w:val="1"/>
+      <w:numFmt w:val="decimal"/>
+      <w:lvlText w:val="%1."/>
+      <w:lvlJc w:val="left"/>
+      <w:pPr>
+        <w:ind w:left="720" w:hanging="360"/>
+      </w:pPr>
+    </w:lvl>
+    <w:lvl w:ilvl="1" w:tplc="40090019" w:tentative="1">
+      <w:start w:val="1"/>
+      <w:numFmt w:val="lowerLetter"/>
+      <w:lvlText w:val="%2."/>
+      <w:lvlJc w:val="left"/>
+      <w:pPr>
+        <w:ind w:left="1440" w:hanging="360"/>
+      </w:pPr>
+    </w:lvl>
+    <w:lvl w:ilvl="2" w:tplc="4009001B" w:tentative="1">
+      <w:start w:val="1"/>
+      <w:numFmt w:val="lowerRoman"/>
+      <w:lvlText w:val="%3."/>
+      <w:lvlJc w:val="right"/>
+      <w:pPr>
+        <w:ind w:left="2160" w:hanging="180"/>
+      </w:pPr>
+    </w:lvl>
+    <w:lvl w:ilvl="3" w:tplc="4009000F" w:tentative="1">
+      <w:start w:val="1"/>
+      <w:numFmt w:val="decimal"/>
+      <w:lvlText w:val="%4."/>
+      <w:lvlJc w:val="left"/>
+      <w:pPr>
+        <w:ind w:left="2880" w:hanging="360"/>
+      </w:pPr>
+    </w:lvl>
+    <w:lvl w:ilvl="4" w:tplc="40090019" w:tentative="1">
+      <w:start w:val="1"/>
+      <w:numFmt w:val="lowerLetter"/>
+      <w:lvlText w:val="%5."/>
+      <w:lvlJc w:val="left"/>
+      <w:pPr>
+        <w:ind w:left="3600" w:hanging="360"/>
+      </w:pPr>
+    </w:lvl>
+    <w:lvl w:ilvl="5" w:tplc="4009001B" w:tentative="1">
+      <w:start w:val="1"/>
+      <w:numFmt w:val="lowerRoman"/>
+      <w:lvlText w:val="%6."/>
+      <w:lvlJc w:val="right"/>
+      <w:pPr>
+        <w:ind w:left="4320" w:hanging="180"/>
+      </w:pPr>
+    </w:lvl>
+    <w:lvl w:ilvl="6" w:tplc="4009000F" w:tentative="1">
+      <w:start w:val="1"/>
+      <w:numFmt w:val="decimal"/>
+      <w:lvlText w:val="%7."/>
+      <w:lvlJc w:val="left"/>
+      <w:pPr>
+        <w:ind w:left="5040" w:hanging="360"/>
+      </w:pPr>
+    </w:lvl>
+    <w:lvl w:ilvl="7" w:tplc="40090019" w:tentative="1">
+      <w:start w:val="1"/>
+      <w:numFmt w:val="lowerLetter"/>
+      <w:lvlText w:val="%8."/>
+      <w:lvlJc w:val="left"/>
+      <w:pPr>
+        <w:ind w:left="5760" w:hanging="360"/>
+      </w:pPr>
+    </w:lvl>
+    <w:lvl w:ilvl="8" w:tplc="4009001B" w:tentative="1">
+      <w:start w:val="1"/>
+      <w:numFmt w:val="lowerRoman"/>
+      <w:lvlText w:val="%9."/>
+      <w:lvlJc w:val="right"/>
+      <w:pPr>
+        <w:ind w:left="6480" w:hanging="180"/>
+      </w:pPr>
+    </w:lvl>
+  </w:abstractNum>
+  <w:abstractNum w:abstractNumId="14">
+    <w:nsid w:val="57354C59"/>
+    <w:multiLevelType w:val="multilevel"/>
+    <w:tmpl w:val="64E667CE"/>
+    <w:lvl w:ilvl="0">
+      <w:start w:val="1"/>
+      <w:numFmt w:val="decimal"/>
+      <w:lvlText w:val="%1."/>
+      <w:lvlJc w:val="left"/>
+      <w:pPr>
+        <w:tabs>
+          <w:tab w:val="num" w:pos="720"/>
+        </w:tabs>
+        <w:ind w:left="720" w:hanging="360"/>
+      </w:pPr>
+    </w:lvl>
+    <w:lvl w:ilvl="1" w:tentative="1">
+      <w:start w:val="1"/>
+      <w:numFmt w:val="decimal"/>
+      <w:lvlText w:val="%2."/>
+      <w:lvlJc w:val="left"/>
+      <w:pPr>
+        <w:tabs>
+          <w:tab w:val="num" w:pos="1440"/>
+        </w:tabs>
+        <w:ind w:left="1440" w:hanging="360"/>
+      </w:pPr>
+    </w:lvl>
+    <w:lvl w:ilvl="2" w:tentative="1">
+      <w:start w:val="1"/>
+      <w:numFmt w:val="decimal"/>
+      <w:lvlText w:val="%3."/>
+      <w:lvlJc w:val="left"/>
+      <w:pPr>
+        <w:tabs>
+          <w:tab w:val="num" w:pos="2160"/>
+        </w:tabs>
+        <w:ind w:left="2160" w:hanging="360"/>
+      </w:pPr>
+    </w:lvl>
+    <w:lvl w:ilvl="3" w:tentative="1">
+      <w:start w:val="1"/>
+      <w:numFmt w:val="decimal"/>
+      <w:lvlText w:val="%4."/>
+      <w:lvlJc w:val="left"/>
+      <w:pPr>
+        <w:tabs>
+          <w:tab w:val="num" w:pos="2880"/>
+        </w:tabs>
+        <w:ind w:left="2880" w:hanging="360"/>
+      </w:pPr>
+    </w:lvl>
+    <w:lvl w:ilvl="4" w:tentative="1">
+      <w:start w:val="1"/>
+      <w:numFmt w:val="decimal"/>
+      <w:lvlText w:val="%5."/>
+      <w:lvlJc w:val="left"/>
+      <w:pPr>
+        <w:tabs>
+          <w:tab w:val="num" w:pos="3600"/>
+        </w:tabs>
+        <w:ind w:left="3600" w:hanging="360"/>
+      </w:pPr>
+    </w:lvl>
+    <w:lvl w:ilvl="5" w:tentative="1">
+      <w:start w:val="1"/>
+      <w:numFmt w:val="decimal"/>
+      <w:lvlText w:val="%6."/>
+      <w:lvlJc w:val="left"/>
+      <w:pPr>
+        <w:tabs>
+          <w:tab w:val="num" w:pos="4320"/>
+        </w:tabs>
+        <w:ind w:left="4320" w:hanging="360"/>
+      </w:pPr>
+    </w:lvl>
+    <w:lvl w:ilvl="6" w:tentative="1">
+      <w:start w:val="1"/>
+      <w:numFmt w:val="decimal"/>
+      <w:lvlText w:val="%7."/>
+      <w:lvlJc w:val="left"/>
+      <w:pPr>
+        <w:tabs>
+          <w:tab w:val="num" w:pos="5040"/>
+        </w:tabs>
+        <w:ind w:left="5040" w:hanging="360"/>
+      </w:pPr>
+    </w:lvl>
+    <w:lvl w:ilvl="7" w:tentative="1">
+      <w:start w:val="1"/>
+      <w:numFmt w:val="decimal"/>
+      <w:lvlText w:val="%8."/>
+      <w:lvlJc w:val="left"/>
+      <w:pPr>
+        <w:tabs>
+          <w:tab w:val="num" w:pos="5760"/>
+        </w:tabs>
+        <w:ind w:left="5760" w:hanging="360"/>
+      </w:pPr>
+    </w:lvl>
+    <w:lvl w:ilvl="8" w:tentative="1">
+      <w:start w:val="1"/>
+      <w:numFmt w:val="decimal"/>
+      <w:lvlText w:val="%9."/>
+      <w:lvlJc w:val="left"/>
+      <w:pPr>
+        <w:tabs>
+          <w:tab w:val="num" w:pos="6480"/>
+        </w:tabs>
+        <w:ind w:left="6480" w:hanging="360"/>
+      </w:pPr>
+    </w:lvl>
+  </w:abstractNum>
+  <w:abstractNum w:abstractNumId="15">
     <w:nsid w:val="5E6E709B"/>
     <w:multiLevelType w:val="multilevel"/>
     <w:tmpl w:val="5FDAB120"/>
@@ -3413,7 +4949,119 @@
       </w:pPr>
     </w:lvl>
   </w:abstractNum>
-  <w:abstractNum w:abstractNumId="9">
+  <w:abstractNum w:abstractNumId="16">
+    <w:nsid w:val="60270BDD"/>
+    <w:multiLevelType w:val="hybridMultilevel"/>
+    <w:tmpl w:val="37A2A23A"/>
+    <w:lvl w:ilvl="0" w:tplc="40090001">
+      <w:numFmt w:val="bullet"/>
+      <w:lvlText w:val=""/>
+      <w:lvlJc w:val="left"/>
+      <w:pPr>
+        <w:ind w:left="720" w:hanging="360"/>
+      </w:pPr>
+      <w:rPr>
+        <w:rFonts w:ascii="Symbol" w:eastAsia="Times New Roman" w:hAnsi="Symbol" w:cs="Times New Roman" w:hint="default"/>
+      </w:rPr>
+    </w:lvl>
+    <w:lvl w:ilvl="1" w:tplc="40090003" w:tentative="1">
+      <w:start w:val="1"/>
+      <w:numFmt w:val="bullet"/>
+      <w:lvlText w:val="o"/>
+      <w:lvlJc w:val="left"/>
+      <w:pPr>
+        <w:ind w:left="1440" w:hanging="360"/>
+      </w:pPr>
+      <w:rPr>
+        <w:rFonts w:ascii="Courier New" w:hAnsi="Courier New" w:cs="Courier New" w:hint="default"/>
+      </w:rPr>
+    </w:lvl>
+    <w:lvl w:ilvl="2" w:tplc="40090005" w:tentative="1">
+      <w:start w:val="1"/>
+      <w:numFmt w:val="bullet"/>
+      <w:lvlText w:val=""/>
+      <w:lvlJc w:val="left"/>
+      <w:pPr>
+        <w:ind w:left="2160" w:hanging="360"/>
+      </w:pPr>
+      <w:rPr>
+        <w:rFonts w:ascii="Wingdings" w:hAnsi="Wingdings" w:hint="default"/>
+      </w:rPr>
+    </w:lvl>
+    <w:lvl w:ilvl="3" w:tplc="40090001" w:tentative="1">
+      <w:start w:val="1"/>
+      <w:numFmt w:val="bullet"/>
+      <w:lvlText w:val=""/>
+      <w:lvlJc w:val="left"/>
+      <w:pPr>
+        <w:ind w:left="2880" w:hanging="360"/>
+      </w:pPr>
+      <w:rPr>
+        <w:rFonts w:ascii="Symbol" w:hAnsi="Symbol" w:hint="default"/>
+      </w:rPr>
+    </w:lvl>
+    <w:lvl w:ilvl="4" w:tplc="40090003" w:tentative="1">
+      <w:start w:val="1"/>
+      <w:numFmt w:val="bullet"/>
+      <w:lvlText w:val="o"/>
+      <w:lvlJc w:val="left"/>
+      <w:pPr>
+        <w:ind w:left="3600" w:hanging="360"/>
+      </w:pPr>
+      <w:rPr>
+        <w:rFonts w:ascii="Courier New" w:hAnsi="Courier New" w:cs="Courier New" w:hint="default"/>
+      </w:rPr>
+    </w:lvl>
+    <w:lvl w:ilvl="5" w:tplc="40090005" w:tentative="1">
+      <w:start w:val="1"/>
+      <w:numFmt w:val="bullet"/>
+      <w:lvlText w:val=""/>
+      <w:lvlJc w:val="left"/>
+      <w:pPr>
+        <w:ind w:left="4320" w:hanging="360"/>
+      </w:pPr>
+      <w:rPr>
+        <w:rFonts w:ascii="Wingdings" w:hAnsi="Wingdings" w:hint="default"/>
+      </w:rPr>
+    </w:lvl>
+    <w:lvl w:ilvl="6" w:tplc="40090001" w:tentative="1">
+      <w:start w:val="1"/>
+      <w:numFmt w:val="bullet"/>
+      <w:lvlText w:val=""/>
+      <w:lvlJc w:val="left"/>
+      <w:pPr>
+        <w:ind w:left="5040" w:hanging="360"/>
+      </w:pPr>
+      <w:rPr>
+        <w:rFonts w:ascii="Symbol" w:hAnsi="Symbol" w:hint="default"/>
+      </w:rPr>
+    </w:lvl>
+    <w:lvl w:ilvl="7" w:tplc="40090003" w:tentative="1">
+      <w:start w:val="1"/>
+      <w:numFmt w:val="bullet"/>
+      <w:lvlText w:val="o"/>
+      <w:lvlJc w:val="left"/>
+      <w:pPr>
+        <w:ind w:left="5760" w:hanging="360"/>
+      </w:pPr>
+      <w:rPr>
+        <w:rFonts w:ascii="Courier New" w:hAnsi="Courier New" w:cs="Courier New" w:hint="default"/>
+      </w:rPr>
+    </w:lvl>
+    <w:lvl w:ilvl="8" w:tplc="40090005" w:tentative="1">
+      <w:start w:val="1"/>
+      <w:numFmt w:val="bullet"/>
+      <w:lvlText w:val=""/>
+      <w:lvlJc w:val="left"/>
+      <w:pPr>
+        <w:ind w:left="6480" w:hanging="360"/>
+      </w:pPr>
+      <w:rPr>
+        <w:rFonts w:ascii="Wingdings" w:hAnsi="Wingdings" w:hint="default"/>
+      </w:rPr>
+    </w:lvl>
+  </w:abstractNum>
+  <w:abstractNum w:abstractNumId="17">
     <w:nsid w:val="644B6348"/>
     <w:multiLevelType w:val="multilevel"/>
     <w:tmpl w:val="39FE154A"/>
@@ -3526,35 +5174,353 @@
       </w:pPr>
     </w:lvl>
   </w:abstractNum>
+  <w:abstractNum w:abstractNumId="18">
+    <w:nsid w:val="6EBF5332"/>
+    <w:multiLevelType w:val="hybridMultilevel"/>
+    <w:tmpl w:val="BDD066C4"/>
+    <w:lvl w:ilvl="0" w:tplc="4009000F">
+      <w:start w:val="1"/>
+      <w:numFmt w:val="decimal"/>
+      <w:lvlText w:val="%1."/>
+      <w:lvlJc w:val="left"/>
+      <w:pPr>
+        <w:ind w:left="720" w:hanging="360"/>
+      </w:pPr>
+    </w:lvl>
+    <w:lvl w:ilvl="1" w:tplc="40090019" w:tentative="1">
+      <w:start w:val="1"/>
+      <w:numFmt w:val="lowerLetter"/>
+      <w:lvlText w:val="%2."/>
+      <w:lvlJc w:val="left"/>
+      <w:pPr>
+        <w:ind w:left="1440" w:hanging="360"/>
+      </w:pPr>
+    </w:lvl>
+    <w:lvl w:ilvl="2" w:tplc="4009001B" w:tentative="1">
+      <w:start w:val="1"/>
+      <w:numFmt w:val="lowerRoman"/>
+      <w:lvlText w:val="%3."/>
+      <w:lvlJc w:val="right"/>
+      <w:pPr>
+        <w:ind w:left="2160" w:hanging="180"/>
+      </w:pPr>
+    </w:lvl>
+    <w:lvl w:ilvl="3" w:tplc="4009000F" w:tentative="1">
+      <w:start w:val="1"/>
+      <w:numFmt w:val="decimal"/>
+      <w:lvlText w:val="%4."/>
+      <w:lvlJc w:val="left"/>
+      <w:pPr>
+        <w:ind w:left="2880" w:hanging="360"/>
+      </w:pPr>
+    </w:lvl>
+    <w:lvl w:ilvl="4" w:tplc="40090019" w:tentative="1">
+      <w:start w:val="1"/>
+      <w:numFmt w:val="lowerLetter"/>
+      <w:lvlText w:val="%5."/>
+      <w:lvlJc w:val="left"/>
+      <w:pPr>
+        <w:ind w:left="3600" w:hanging="360"/>
+      </w:pPr>
+    </w:lvl>
+    <w:lvl w:ilvl="5" w:tplc="4009001B" w:tentative="1">
+      <w:start w:val="1"/>
+      <w:numFmt w:val="lowerRoman"/>
+      <w:lvlText w:val="%6."/>
+      <w:lvlJc w:val="right"/>
+      <w:pPr>
+        <w:ind w:left="4320" w:hanging="180"/>
+      </w:pPr>
+    </w:lvl>
+    <w:lvl w:ilvl="6" w:tplc="4009000F" w:tentative="1">
+      <w:start w:val="1"/>
+      <w:numFmt w:val="decimal"/>
+      <w:lvlText w:val="%7."/>
+      <w:lvlJc w:val="left"/>
+      <w:pPr>
+        <w:ind w:left="5040" w:hanging="360"/>
+      </w:pPr>
+    </w:lvl>
+    <w:lvl w:ilvl="7" w:tplc="40090019" w:tentative="1">
+      <w:start w:val="1"/>
+      <w:numFmt w:val="lowerLetter"/>
+      <w:lvlText w:val="%8."/>
+      <w:lvlJc w:val="left"/>
+      <w:pPr>
+        <w:ind w:left="5760" w:hanging="360"/>
+      </w:pPr>
+    </w:lvl>
+    <w:lvl w:ilvl="8" w:tplc="4009001B" w:tentative="1">
+      <w:start w:val="1"/>
+      <w:numFmt w:val="lowerRoman"/>
+      <w:lvlText w:val="%9."/>
+      <w:lvlJc w:val="right"/>
+      <w:pPr>
+        <w:ind w:left="6480" w:hanging="180"/>
+      </w:pPr>
+    </w:lvl>
+  </w:abstractNum>
+  <w:abstractNum w:abstractNumId="19">
+    <w:nsid w:val="7062261F"/>
+    <w:multiLevelType w:val="multilevel"/>
+    <w:tmpl w:val="45DA1D3E"/>
+    <w:lvl w:ilvl="0">
+      <w:start w:val="1"/>
+      <w:numFmt w:val="decimal"/>
+      <w:lvlText w:val="%1."/>
+      <w:lvlJc w:val="left"/>
+      <w:pPr>
+        <w:tabs>
+          <w:tab w:val="num" w:pos="720"/>
+        </w:tabs>
+        <w:ind w:left="720" w:hanging="360"/>
+      </w:pPr>
+    </w:lvl>
+    <w:lvl w:ilvl="1" w:tentative="1">
+      <w:start w:val="1"/>
+      <w:numFmt w:val="decimal"/>
+      <w:lvlText w:val="%2."/>
+      <w:lvlJc w:val="left"/>
+      <w:pPr>
+        <w:tabs>
+          <w:tab w:val="num" w:pos="1440"/>
+        </w:tabs>
+        <w:ind w:left="1440" w:hanging="360"/>
+      </w:pPr>
+    </w:lvl>
+    <w:lvl w:ilvl="2" w:tentative="1">
+      <w:start w:val="1"/>
+      <w:numFmt w:val="decimal"/>
+      <w:lvlText w:val="%3."/>
+      <w:lvlJc w:val="left"/>
+      <w:pPr>
+        <w:tabs>
+          <w:tab w:val="num" w:pos="2160"/>
+        </w:tabs>
+        <w:ind w:left="2160" w:hanging="360"/>
+      </w:pPr>
+    </w:lvl>
+    <w:lvl w:ilvl="3" w:tentative="1">
+      <w:start w:val="1"/>
+      <w:numFmt w:val="decimal"/>
+      <w:lvlText w:val="%4."/>
+      <w:lvlJc w:val="left"/>
+      <w:pPr>
+        <w:tabs>
+          <w:tab w:val="num" w:pos="2880"/>
+        </w:tabs>
+        <w:ind w:left="2880" w:hanging="360"/>
+      </w:pPr>
+    </w:lvl>
+    <w:lvl w:ilvl="4" w:tentative="1">
+      <w:start w:val="1"/>
+      <w:numFmt w:val="decimal"/>
+      <w:lvlText w:val="%5."/>
+      <w:lvlJc w:val="left"/>
+      <w:pPr>
+        <w:tabs>
+          <w:tab w:val="num" w:pos="3600"/>
+        </w:tabs>
+        <w:ind w:left="3600" w:hanging="360"/>
+      </w:pPr>
+    </w:lvl>
+    <w:lvl w:ilvl="5" w:tentative="1">
+      <w:start w:val="1"/>
+      <w:numFmt w:val="decimal"/>
+      <w:lvlText w:val="%6."/>
+      <w:lvlJc w:val="left"/>
+      <w:pPr>
+        <w:tabs>
+          <w:tab w:val="num" w:pos="4320"/>
+        </w:tabs>
+        <w:ind w:left="4320" w:hanging="360"/>
+      </w:pPr>
+    </w:lvl>
+    <w:lvl w:ilvl="6" w:tentative="1">
+      <w:start w:val="1"/>
+      <w:numFmt w:val="decimal"/>
+      <w:lvlText w:val="%7."/>
+      <w:lvlJc w:val="left"/>
+      <w:pPr>
+        <w:tabs>
+          <w:tab w:val="num" w:pos="5040"/>
+        </w:tabs>
+        <w:ind w:left="5040" w:hanging="360"/>
+      </w:pPr>
+    </w:lvl>
+    <w:lvl w:ilvl="7" w:tentative="1">
+      <w:start w:val="1"/>
+      <w:numFmt w:val="decimal"/>
+      <w:lvlText w:val="%8."/>
+      <w:lvlJc w:val="left"/>
+      <w:pPr>
+        <w:tabs>
+          <w:tab w:val="num" w:pos="5760"/>
+        </w:tabs>
+        <w:ind w:left="5760" w:hanging="360"/>
+      </w:pPr>
+    </w:lvl>
+    <w:lvl w:ilvl="8" w:tentative="1">
+      <w:start w:val="1"/>
+      <w:numFmt w:val="decimal"/>
+      <w:lvlText w:val="%9."/>
+      <w:lvlJc w:val="left"/>
+      <w:pPr>
+        <w:tabs>
+          <w:tab w:val="num" w:pos="6480"/>
+        </w:tabs>
+        <w:ind w:left="6480" w:hanging="360"/>
+      </w:pPr>
+    </w:lvl>
+  </w:abstractNum>
+  <w:abstractNum w:abstractNumId="20">
+    <w:nsid w:val="727D7335"/>
+    <w:multiLevelType w:val="hybridMultilevel"/>
+    <w:tmpl w:val="08F4FB1E"/>
+    <w:lvl w:ilvl="0" w:tplc="4009000F">
+      <w:start w:val="1"/>
+      <w:numFmt w:val="decimal"/>
+      <w:lvlText w:val="%1."/>
+      <w:lvlJc w:val="left"/>
+      <w:pPr>
+        <w:ind w:left="720" w:hanging="360"/>
+      </w:pPr>
+    </w:lvl>
+    <w:lvl w:ilvl="1" w:tplc="40090019" w:tentative="1">
+      <w:start w:val="1"/>
+      <w:numFmt w:val="lowerLetter"/>
+      <w:lvlText w:val="%2."/>
+      <w:lvlJc w:val="left"/>
+      <w:pPr>
+        <w:ind w:left="1440" w:hanging="360"/>
+      </w:pPr>
+    </w:lvl>
+    <w:lvl w:ilvl="2" w:tplc="4009001B" w:tentative="1">
+      <w:start w:val="1"/>
+      <w:numFmt w:val="lowerRoman"/>
+      <w:lvlText w:val="%3."/>
+      <w:lvlJc w:val="right"/>
+      <w:pPr>
+        <w:ind w:left="2160" w:hanging="180"/>
+      </w:pPr>
+    </w:lvl>
+    <w:lvl w:ilvl="3" w:tplc="4009000F" w:tentative="1">
+      <w:start w:val="1"/>
+      <w:numFmt w:val="decimal"/>
+      <w:lvlText w:val="%4."/>
+      <w:lvlJc w:val="left"/>
+      <w:pPr>
+        <w:ind w:left="2880" w:hanging="360"/>
+      </w:pPr>
+    </w:lvl>
+    <w:lvl w:ilvl="4" w:tplc="40090019" w:tentative="1">
+      <w:start w:val="1"/>
+      <w:numFmt w:val="lowerLetter"/>
+      <w:lvlText w:val="%5."/>
+      <w:lvlJc w:val="left"/>
+      <w:pPr>
+        <w:ind w:left="3600" w:hanging="360"/>
+      </w:pPr>
+    </w:lvl>
+    <w:lvl w:ilvl="5" w:tplc="4009001B" w:tentative="1">
+      <w:start w:val="1"/>
+      <w:numFmt w:val="lowerRoman"/>
+      <w:lvlText w:val="%6."/>
+      <w:lvlJc w:val="right"/>
+      <w:pPr>
+        <w:ind w:left="4320" w:hanging="180"/>
+      </w:pPr>
+    </w:lvl>
+    <w:lvl w:ilvl="6" w:tplc="4009000F" w:tentative="1">
+      <w:start w:val="1"/>
+      <w:numFmt w:val="decimal"/>
+      <w:lvlText w:val="%7."/>
+      <w:lvlJc w:val="left"/>
+      <w:pPr>
+        <w:ind w:left="5040" w:hanging="360"/>
+      </w:pPr>
+    </w:lvl>
+    <w:lvl w:ilvl="7" w:tplc="40090019" w:tentative="1">
+      <w:start w:val="1"/>
+      <w:numFmt w:val="lowerLetter"/>
+      <w:lvlText w:val="%8."/>
+      <w:lvlJc w:val="left"/>
+      <w:pPr>
+        <w:ind w:left="5760" w:hanging="360"/>
+      </w:pPr>
+    </w:lvl>
+    <w:lvl w:ilvl="8" w:tplc="4009001B" w:tentative="1">
+      <w:start w:val="1"/>
+      <w:numFmt w:val="lowerRoman"/>
+      <w:lvlText w:val="%9."/>
+      <w:lvlJc w:val="right"/>
+      <w:pPr>
+        <w:ind w:left="6480" w:hanging="180"/>
+      </w:pPr>
+    </w:lvl>
+  </w:abstractNum>
   <w:num w:numId="1">
+    <w:abstractNumId w:val="12"/>
+  </w:num>
+  <w:num w:numId="2">
     <w:abstractNumId w:val="7"/>
   </w:num>
-  <w:num w:numId="2">
-    <w:abstractNumId w:val="5"/>
-  </w:num>
   <w:num w:numId="3">
-    <w:abstractNumId w:val="1"/>
+    <w:abstractNumId w:val="2"/>
   </w:num>
   <w:num w:numId="4">
     <w:abstractNumId w:val="0"/>
   </w:num>
   <w:num w:numId="5">
+    <w:abstractNumId w:val="10"/>
+  </w:num>
+  <w:num w:numId="6">
+    <w:abstractNumId w:val="4"/>
+  </w:num>
+  <w:num w:numId="7">
+    <w:abstractNumId w:val="5"/>
+  </w:num>
+  <w:num w:numId="8">
+    <w:abstractNumId w:val="15"/>
+  </w:num>
+  <w:num w:numId="9">
+    <w:abstractNumId w:val="17"/>
+  </w:num>
+  <w:num w:numId="10">
+    <w:abstractNumId w:val="3"/>
+  </w:num>
+  <w:num w:numId="11">
+    <w:abstractNumId w:val="18"/>
+  </w:num>
+  <w:num w:numId="12">
+    <w:abstractNumId w:val="1"/>
+  </w:num>
+  <w:num w:numId="13">
+    <w:abstractNumId w:val="13"/>
+  </w:num>
+  <w:num w:numId="14">
+    <w:abstractNumId w:val="16"/>
+  </w:num>
+  <w:num w:numId="15">
+    <w:abstractNumId w:val="11"/>
+  </w:num>
+  <w:num w:numId="16">
     <w:abstractNumId w:val="6"/>
   </w:num>
-  <w:num w:numId="6">
-    <w:abstractNumId w:val="3"/>
+  <w:num w:numId="17">
+    <w:abstractNumId w:val="20"/>
   </w:num>
-  <w:num w:numId="7">
-    <w:abstractNumId w:val="4"/>
-  </w:num>
-  <w:num w:numId="8">
+  <w:num w:numId="18">
     <w:abstractNumId w:val="8"/>
   </w:num>
-  <w:num w:numId="9">
+  <w:num w:numId="19">
+    <w:abstractNumId w:val="14"/>
+  </w:num>
+  <w:num w:numId="20">
     <w:abstractNumId w:val="9"/>
   </w:num>
-  <w:num w:numId="10">
-    <w:abstractNumId w:val="2"/>
+  <w:num w:numId="21">
+    <w:abstractNumId w:val="19"/>
   </w:num>
 </w:numbering>
 </file>
@@ -4080,6 +6046,17 @@
       <w:bCs/>
     </w:rPr>
   </w:style>
+  <w:style w:type="paragraph" w:styleId="ListParagraph">
+    <w:name w:val="List Paragraph"/>
+    <w:basedOn w:val="Normal"/>
+    <w:uiPriority w:val="34"/>
+    <w:qFormat/>
+    <w:rsid w:val="00BC25EC"/>
+    <w:pPr>
+      <w:ind w:left="720"/>
+      <w:contextualSpacing/>
+    </w:pPr>
+  </w:style>
 </w:styles>
 </file>
 
